--- a/analyse/timeseries_for_priser/forste_utkast.docx
+++ b/analyse/timeseries_for_priser/forste_utkast.docx
@@ -1,13 +1,13 @@
 
 <file path=word/document.xml><?xml version="1.0" encoding="utf-8"?>
-<w:document xmlns:w="http://schemas.openxmlformats.org/wordprocessingml/2006/main" xmlns:m="http://schemas.openxmlformats.org/officeDocument/2006/math" xmlns:r="http://schemas.openxmlformats.org/officeDocument/2006/relationships" xmlns:o="urn:schemas-microsoft-com:office:office" xmlns:v="urn:schemas-microsoft-com:vml" xmlns:w10="urn:schemas-microsoft-com:office:word" xmlns:a="http://schemas.openxmlformats.org/drawingml/2006/main" xmlns:pic="http://schemas.openxmlformats.org/drawingml/2006/picture" xmlns:wp="http://schemas.openxmlformats.org/drawingml/2006/wordprocessingDrawing">
+<w:document xmlns:wpc="http://schemas.microsoft.com/office/word/2010/wordprocessingCanvas" xmlns:cx="http://schemas.microsoft.com/office/drawing/2014/chartex" xmlns:cx1="http://schemas.microsoft.com/office/drawing/2015/9/8/chartex" xmlns:cx2="http://schemas.microsoft.com/office/drawing/2015/10/21/chartex" xmlns:cx3="http://schemas.microsoft.com/office/drawing/2016/5/9/chartex" xmlns:cx4="http://schemas.microsoft.com/office/drawing/2016/5/10/chartex" xmlns:cx5="http://schemas.microsoft.com/office/drawing/2016/5/11/chartex" xmlns:cx6="http://schemas.microsoft.com/office/drawing/2016/5/12/chartex" xmlns:cx7="http://schemas.microsoft.com/office/drawing/2016/5/13/chartex" xmlns:cx8="http://schemas.microsoft.com/office/drawing/2016/5/14/chartex" xmlns:mc="http://schemas.openxmlformats.org/markup-compatibility/2006" xmlns:aink="http://schemas.microsoft.com/office/drawing/2016/ink" xmlns:am3d="http://schemas.microsoft.com/office/drawing/2017/model3d" xmlns:o="urn:schemas-microsoft-com:office:office" xmlns:oel="http://schemas.microsoft.com/office/2019/extlst" xmlns:r="http://schemas.openxmlformats.org/officeDocument/2006/relationships" xmlns:m="http://schemas.openxmlformats.org/officeDocument/2006/math" xmlns:v="urn:schemas-microsoft-com:vml" xmlns:wp14="http://schemas.microsoft.com/office/word/2010/wordprocessingDrawing" xmlns:wp="http://schemas.openxmlformats.org/drawingml/2006/wordprocessingDrawing" xmlns:w10="urn:schemas-microsoft-com:office:word" xmlns:w="http://schemas.openxmlformats.org/wordprocessingml/2006/main" xmlns:w14="http://schemas.microsoft.com/office/word/2010/wordml" xmlns:w15="http://schemas.microsoft.com/office/word/2012/wordml" xmlns:w16cex="http://schemas.microsoft.com/office/word/2018/wordml/cex" xmlns:w16cid="http://schemas.microsoft.com/office/word/2016/wordml/cid" xmlns:w16="http://schemas.microsoft.com/office/word/2018/wordml" xmlns:w16du="http://schemas.microsoft.com/office/word/2023/wordml/word16du" xmlns:w16sdtdh="http://schemas.microsoft.com/office/word/2020/wordml/sdtdatahash" xmlns:w16sdtfl="http://schemas.microsoft.com/office/word/2024/wordml/sdtformatlock" xmlns:w16se="http://schemas.microsoft.com/office/word/2015/wordml/symex" xmlns:wpg="http://schemas.microsoft.com/office/word/2010/wordprocessingGroup" xmlns:wpi="http://schemas.microsoft.com/office/word/2010/wordprocessingInk" xmlns:wne="http://schemas.microsoft.com/office/word/2006/wordml" xmlns:wps="http://schemas.microsoft.com/office/word/2010/wordprocessingShape" mc:Ignorable="w14 w15 w16se w16cid w16 w16cex w16sdtdh w16sdtfl w16du wp14">
   <w:body>
     <w:p>
       <w:pPr>
-        <w:pStyle w:val="Title"/>
+        <w:pStyle w:val="Tittel"/>
       </w:pPr>
       <w:r>
-        <w:t xml:space="preserve">Første utkast for timeseries</w:t>
+        <w:t>Første utkast for timeseries</w:t>
       </w:r>
     </w:p>
     <w:p>
@@ -15,63 +15,76 @@
         <w:pStyle w:val="Author"/>
       </w:pPr>
       <w:r>
-        <w:t xml:space="preserve">kandidatnummer</w:t>
+        <w:t>kandidatnummer</w:t>
       </w:r>
     </w:p>
     <w:p>
       <w:pPr>
-        <w:pStyle w:val="Date"/>
+        <w:pStyle w:val="Dato"/>
       </w:pPr>
       <w:r>
-        <w:t xml:space="preserve">30 september 2026</w:t>
-      </w:r>
-    </w:p>
-    <w:bookmarkStart w:id="23" w:name="X3787f765dcc1b4d25d586149cf613f8bf1fd3f6"/>
-    <w:p>
-      <w:pPr>
-        <w:pStyle w:val="Heading2"/>
-      </w:pPr>
-      <w:r>
-        <w:t xml:space="preserve">1 Tidsserieplott for å undersøke langsiktige trender</w:t>
+        <w:t>30 september 2026</w:t>
       </w:r>
     </w:p>
     <w:p>
       <w:pPr>
-        <w:pStyle w:val="FirstParagraph"/>
-      </w:pPr>
+        <w:pStyle w:val="Overskrift1"/>
+      </w:pPr>
+      <w:bookmarkStart w:id="0" w:name="de-store-trendene-siden-2020"/>
       <w:r>
-        <w:t xml:space="preserve">Det første vi undersøker, er den langsiktige utviklingen i markedsprisene på strøm siden 2020. ENTSO-E-dataene har en tidsoppløsning på 15 - 60 minutter, og inneholder derfor mange observasjoner med både kortvarige negative priser og enkelte observasjoner med unormalt store prisutslag. For å få frem de overordnede prisutviklingene fremfor de kortsiktige svingningene gjennom dagen, aggregeres prisene til dagsnivå. De daglige prisene visualiseres deretter i et tidsserieplott, der hvert prisområde representeres av en egen linje.</w:t>
+        <w:t>1. De store trendene siden 2020</w:t>
       </w:r>
     </w:p>
     <w:p>
       <w:pPr>
-        <w:pStyle w:val="BodyText"/>
-      </w:pPr>
+        <w:pStyle w:val="Overskrift2"/>
+      </w:pPr>
+      <w:bookmarkStart w:id="1" w:name="X3787f765dcc1b4d25d586149cf613f8bf1fd3f6"/>
       <w:r>
-        <w:t xml:space="preserve">Det opprinnelige datasettet består av ** observasjoner. Ved å aggregere fra 15-minutters- til dagsnivå reduseres antallet observasjoner betydelig. Dette gjør datasettet mer oversiktlig og gjør samtidig den videre behandlingen og visualiseringen mer effektiv. I dette plottet tar jeg ikke hensyn til at strømprisen varierer gjennom døgnet.</w:t>
+        <w:t>1.1 Tidsserieplott for å undersøke langsiktige trender</w:t>
       </w:r>
     </w:p>
     <w:p>
       <w:pPr>
-        <w:pStyle w:val="BodyText"/>
+        <w:pStyle w:val="FirstParagraph"/>
       </w:pPr>
       <w:r>
+        <w:t>Det første vi undersøker, er den langsiktige utviklingen i markedsprisene på strøm siden 2020. ENTSO-E-dataene har en tidsoppløsning på 15 - 60 minutter, og inneholder derfor mange observasjoner med både kortvarige negative priser og enkelte observasjoner med unormalt store prisutslag. For å få frem de overordnede prisutviklingene fremfor de kortsiktige svingningene gjennom dagen, aggregeres prisene til dagsnivå. De daglige prisene visualiseres deretter i et tidsserieplott, der hvert prisområde representeres av en egen linje.</w:t>
+      </w:r>
+    </w:p>
+    <w:p>
+      <w:pPr>
+        <w:pStyle w:val="Brdtekst"/>
+      </w:pPr>
+      <w:r>
+        <w:t>Det opprinnelige datasettet består av ** observasjoner. Ved å aggregere fra 15-minutters- til dagsnivå reduseres antallet observasjoner betydelig. Dette gjør datasettet mer oversiktlig og gjør samtidig den videre behandlingen og visualiseringen mer effektiv. I dette plottet tar jeg ikke hensyn til at strømprisen varierer gjennom døgnet.</w:t>
+      </w:r>
+    </w:p>
+    <w:p>
+      <w:pPr>
+        <w:pStyle w:val="Brdtekst"/>
+      </w:pPr>
+      <w:r>
+        <w:rPr>
+          <w:noProof/>
+        </w:rPr>
         <w:drawing>
-          <wp:inline>
+          <wp:inline distT="0" distB="0" distL="0" distR="0" wp14:anchorId="2D9DF197" wp14:editId="2D9DF198">
             <wp:extent cx="4620126" cy="3696101"/>
-            <wp:effectExtent b="0" l="0" r="0" t="0"/>
-            <wp:docPr descr="" title="" id="21" name="Picture"/>
-            <a:graphic>
+            <wp:effectExtent l="0" t="0" r="0" b="0"/>
+            <wp:docPr id="21" name="Picture"/>
+            <wp:cNvGraphicFramePr/>
+            <a:graphic xmlns:a="http://schemas.openxmlformats.org/drawingml/2006/main">
               <a:graphicData uri="http://schemas.openxmlformats.org/drawingml/2006/picture">
-                <pic:pic>
+                <pic:pic xmlns:pic="http://schemas.openxmlformats.org/drawingml/2006/picture">
                   <pic:nvPicPr>
-                    <pic:cNvPr descr="forste_utkast_files/figure-docx/unnamed-chunk-3-1.png" id="22" name="Picture"/>
+                    <pic:cNvPr id="22" name="Picture" descr="forste_utkast_files/figure-docx/unnamed-chunk-3-1.png"/>
                     <pic:cNvPicPr>
-                      <a:picLocks noChangeArrowheads="1" noChangeAspect="1"/>
+                      <a:picLocks noChangeAspect="1" noChangeArrowheads="1"/>
                     </pic:cNvPicPr>
                   </pic:nvPicPr>
                   <pic:blipFill>
-                    <a:blip r:embed="rId20"/>
+                    <a:blip r:embed="rId5"/>
                     <a:stretch>
                       <a:fillRect/>
                     </a:stretch>
@@ -100,50 +113,110 @@
     </w:p>
     <w:p>
       <w:pPr>
-        <w:pStyle w:val="BodyText"/>
+        <w:pStyle w:val="Brdtekst"/>
       </w:pPr>
       <w:r>
-        <w:t xml:space="preserve">Av plottet ser vi at strømprisene var relativt lave og stabile frem til 2021. Fra 2022 økte prisene kraftig i NO1, NO2 og NO5, noe som sammenfaller med Russlands invasjon av Ukraina og den påfølgende reduksjonen i Europas energitilgang (tilførsel av gass) fra Russland. NO3 og NO4 hadde derimot betydelig lavere priser gjennom perioden. Dette kan annet ses i sammenheng med at kraftflyten mellom Nord- og Sør-Norge er begrenset, slik at prisutviklingen i nord i mindre grad påvirkes av prisene og knappheten på kraft i Sør-Norge og Europa. Prisene i sør dempet seg mot 2024, før det oppstod enkelte svært høye prisutslag i NO2 i 2025.</w:t>
+        <w:lastRenderedPageBreak/>
+        <w:t>Av plottet ser vi at strømprisene var relativt lave og stabile frem til 2021. Fra 2022 økte prisene kraftig i NO1, NO2 og NO5, noe som sammenfaller med Russlands invasjon av Ukraina og den påfølgende reduksjonen i Europas energitilgang (tilførsel av gass) fra Russland. NO3 og NO4 hadde derimot betydelig lavere priser gjennom perioden. Dette kan annet ses i sammenheng med at kraftflyten mellom Nord- og Sør-Norge er begrenset, slik at prisutviklingen i nord i mindre grad påvirkes av prisene og knappheten på kraft i Europa. Prisene i sør dempet seg mot 2024, før det oppstod enkelte svært høye prisutslag i NO2 i 2025.</w:t>
       </w:r>
     </w:p>
-    <w:bookmarkEnd w:id="23"/>
+    <w:p>
+      <w:pPr>
+        <w:pStyle w:val="Overskrift2"/>
+      </w:pPr>
+      <w:bookmarkStart w:id="2" w:name="pris-gjennom-døgnet"/>
+      <w:bookmarkEnd w:id="1"/>
+      <w:r>
+        <w:t>1.2 Pris gjennom døgnet</w:t>
+      </w:r>
+    </w:p>
+    <w:p>
+      <w:pPr>
+        <w:pStyle w:val="FirstParagraph"/>
+      </w:pPr>
+      <w:r>
+        <w:t>Et annet aspekt er hvordan strømprisen varierer gjennom døgnet. Ettersom prisnivået varierer betydelig mellom prisområdene, differensierer vi også her mellom de ulike prisområdene. For hvert prisområde beregner vi gjennomsnittlig strømpris for hvert klokkeslett basert på de seks årene med data, og plotter deretter den gjennomsnittlige døgnprofilen.</w:t>
+      </w:r>
+    </w:p>
+    <w:p>
+      <w:pPr>
+        <w:pStyle w:val="Brdtekst"/>
+      </w:pPr>
+      <w:r>
+        <w:t>Av plottet ser vi at prisområdene med høyere prisnivå også har større variasjoner gjennom døgnet. Her øker prisen om morgenen når strømforbruket øker, før den faller noe midt på dagen og igjen øker rundt middagstid. I prisområdene med lavere prisnivå er døgnvariasjonen mindre, og prisene holder seg i større grad stabile gjennom dagen. Også her ser vi imidlertid en nedgang i prisene om natten, når strømforbruket er lavere.</w:t>
+      </w:r>
+    </w:p>
+    <w:p>
+      <w:pPr>
+        <w:pStyle w:val="Brdtekst"/>
+      </w:pPr>
+      <w:r>
+        <w:rPr>
+          <w:noProof/>
+        </w:rPr>
+        <w:drawing>
+          <wp:inline distT="0" distB="0" distL="0" distR="0" wp14:anchorId="2D9DF199" wp14:editId="2D9DF19A">
+            <wp:extent cx="4620126" cy="3696101"/>
+            <wp:effectExtent l="0" t="0" r="0" b="0"/>
+            <wp:docPr id="25" name="Picture"/>
+            <wp:cNvGraphicFramePr/>
+            <a:graphic xmlns:a="http://schemas.openxmlformats.org/drawingml/2006/main">
+              <a:graphicData uri="http://schemas.openxmlformats.org/drawingml/2006/picture">
+                <pic:pic xmlns:pic="http://schemas.openxmlformats.org/drawingml/2006/picture">
+                  <pic:nvPicPr>
+                    <pic:cNvPr id="26" name="Picture" descr="forste_utkast_files/figure-docx/unnamed-chunk-4-1.png"/>
+                    <pic:cNvPicPr>
+                      <a:picLocks noChangeAspect="1" noChangeArrowheads="1"/>
+                    </pic:cNvPicPr>
+                  </pic:nvPicPr>
+                  <pic:blipFill>
+                    <a:blip r:embed="rId6"/>
+                    <a:stretch>
+                      <a:fillRect/>
+                    </a:stretch>
+                  </pic:blipFill>
+                  <pic:spPr bwMode="auto">
+                    <a:xfrm>
+                      <a:off x="0" y="0"/>
+                      <a:ext cx="4620126" cy="3696101"/>
+                    </a:xfrm>
+                    <a:prstGeom prst="rect">
+                      <a:avLst/>
+                    </a:prstGeom>
+                    <a:noFill/>
+                    <a:ln w="9525">
+                      <a:noFill/>
+                      <a:headEnd/>
+                      <a:tailEnd/>
+                    </a:ln>
+                  </pic:spPr>
+                </pic:pic>
+              </a:graphicData>
+            </a:graphic>
+          </wp:inline>
+        </w:drawing>
+      </w:r>
+      <w:bookmarkEnd w:id="0"/>
+      <w:bookmarkEnd w:id="2"/>
+    </w:p>
     <w:sectPr>
       <w:footnotePr>
         <w:numRestart w:val="eachSect"/>
       </w:footnotePr>
+      <w:pgSz w:w="12240" w:h="15840"/>
+      <w:pgMar w:top="1417" w:right="1417" w:bottom="1417" w:left="1417" w:header="708" w:footer="708" w:gutter="0"/>
+      <w:cols w:space="708"/>
     </w:sectPr>
   </w:body>
 </w:document>
 </file>
 
-<file path=word/comments.xml><?xml version="1.0" encoding="utf-8"?>
-<w:comments xmlns:w="http://schemas.openxmlformats.org/wordprocessingml/2006/main" xmlns:m="http://schemas.openxmlformats.org/officeDocument/2006/math" xmlns:r="http://schemas.openxmlformats.org/officeDocument/2006/relationships" xmlns:o="urn:schemas-microsoft-com:office:office" xmlns:v="urn:schemas-microsoft-com:vml" xmlns:w10="urn:schemas-microsoft-com:office:word" xmlns:a="http://schemas.openxmlformats.org/drawingml/2006/main" xmlns:pic="http://schemas.openxmlformats.org/drawingml/2006/picture" xmlns:wp="http://schemas.openxmlformats.org/drawingml/2006/wordprocessingDrawing"/>
-</file>
-
-<file path=word/footnotes.xml><?xml version="1.0" encoding="utf-8"?>
-<w:footnotes xmlns:w="http://schemas.openxmlformats.org/wordprocessingml/2006/main" xmlns:m="http://schemas.openxmlformats.org/officeDocument/2006/math" xmlns:r="http://schemas.openxmlformats.org/officeDocument/2006/relationships" xmlns:o="urn:schemas-microsoft-com:office:office" xmlns:v="urn:schemas-microsoft-com:vml" xmlns:w10="urn:schemas-microsoft-com:office:word" xmlns:a="http://schemas.openxmlformats.org/drawingml/2006/main" xmlns:pic="http://schemas.openxmlformats.org/drawingml/2006/picture" xmlns:wp="http://schemas.openxmlformats.org/drawingml/2006/wordprocessingDrawing">
-  <w:footnote w:type="continuationSeparator" w:id="0">
-    <w:p>
-      <w:r>
-        <w:continuationSeparator/>
-      </w:r>
-    </w:p>
-  </w:footnote>
-  <w:footnote w:type="separator" w:id="-1">
-    <w:p>
-      <w:r>
-        <w:separator/>
-      </w:r>
-    </w:p>
-  </w:footnote>
-</w:footnotes>
-</file>
-
 <file path=word/numbering.xml><?xml version="1.0" encoding="utf-8"?>
-<w:numbering xmlns:w="http://schemas.openxmlformats.org/wordprocessingml/2006/main">
-  <w:abstractNum w:abstractNumId="990">
+<w:numbering xmlns:wpc="http://schemas.microsoft.com/office/word/2010/wordprocessingCanvas" xmlns:cx="http://schemas.microsoft.com/office/drawing/2014/chartex" xmlns:cx1="http://schemas.microsoft.com/office/drawing/2015/9/8/chartex" xmlns:cx2="http://schemas.microsoft.com/office/drawing/2015/10/21/chartex" xmlns:cx3="http://schemas.microsoft.com/office/drawing/2016/5/9/chartex" xmlns:cx4="http://schemas.microsoft.com/office/drawing/2016/5/10/chartex" xmlns:cx5="http://schemas.microsoft.com/office/drawing/2016/5/11/chartex" xmlns:cx6="http://schemas.microsoft.com/office/drawing/2016/5/12/chartex" xmlns:cx7="http://schemas.microsoft.com/office/drawing/2016/5/13/chartex" xmlns:cx8="http://schemas.microsoft.com/office/drawing/2016/5/14/chartex" xmlns:mc="http://schemas.openxmlformats.org/markup-compatibility/2006" xmlns:aink="http://schemas.microsoft.com/office/drawing/2016/ink" xmlns:am3d="http://schemas.microsoft.com/office/drawing/2017/model3d" xmlns:o="urn:schemas-microsoft-com:office:office" xmlns:oel="http://schemas.microsoft.com/office/2019/extlst" xmlns:r="http://schemas.openxmlformats.org/officeDocument/2006/relationships" xmlns:m="http://schemas.openxmlformats.org/officeDocument/2006/math" xmlns:v="urn:schemas-microsoft-com:vml" xmlns:wp14="http://schemas.microsoft.com/office/word/2010/wordprocessingDrawing" xmlns:wp="http://schemas.openxmlformats.org/drawingml/2006/wordprocessingDrawing" xmlns:w10="urn:schemas-microsoft-com:office:word" xmlns:w="http://schemas.openxmlformats.org/wordprocessingml/2006/main" xmlns:w14="http://schemas.microsoft.com/office/word/2010/wordml" xmlns:w15="http://schemas.microsoft.com/office/word/2012/wordml" xmlns:w16cex="http://schemas.microsoft.com/office/word/2018/wordml/cex" xmlns:w16cid="http://schemas.microsoft.com/office/word/2016/wordml/cid" xmlns:w16="http://schemas.microsoft.com/office/word/2018/wordml" xmlns:w16du="http://schemas.microsoft.com/office/word/2023/wordml/word16du" xmlns:w16sdtdh="http://schemas.microsoft.com/office/word/2020/wordml/sdtdatahash" xmlns:w16sdtfl="http://schemas.microsoft.com/office/word/2024/wordml/sdtformatlock" xmlns:w16se="http://schemas.microsoft.com/office/word/2015/wordml/symex" xmlns:wpg="http://schemas.microsoft.com/office/word/2010/wordprocessingGroup" xmlns:wpi="http://schemas.microsoft.com/office/word/2010/wordprocessingInk" xmlns:wne="http://schemas.microsoft.com/office/word/2006/wordml" xmlns:wps="http://schemas.microsoft.com/office/word/2010/wordprocessingShape" mc:Ignorable="w14 w15 w16se w16cid w16 w16cex w16sdtdh w16sdtfl w16du wp14">
+  <w:abstractNum w:abstractNumId="0" w15:restartNumberingAfterBreak="0">
     <w:nsid w:val="0000A990"/>
     <w:multiLevelType w:val="multilevel"/>
+    <w:tmpl w:val="E968DB52"/>
     <w:lvl w:ilvl="0">
       <w:numFmt w:val="bullet"/>
       <w:lvlText w:val=" "/>
@@ -217,21 +290,21 @@
       </w:pPr>
     </w:lvl>
   </w:abstractNum>
-  <w:num w:numId="1000">
-    <w:abstractNumId w:val="990"/>
+  <w:num w:numId="1" w16cid:durableId="927427364">
+    <w:abstractNumId w:val="0"/>
   </w:num>
 </w:numbering>
 </file>
 
 <file path=word/styles.xml><?xml version="1.0" encoding="utf-8"?>
-<w:styles xmlns:r="http://schemas.openxmlformats.org/officeDocument/2006/relationships" xmlns:w="http://schemas.openxmlformats.org/wordprocessingml/2006/main">
+<w:styles xmlns:mc="http://schemas.openxmlformats.org/markup-compatibility/2006" xmlns:r="http://schemas.openxmlformats.org/officeDocument/2006/relationships" xmlns:w="http://schemas.openxmlformats.org/wordprocessingml/2006/main" xmlns:w14="http://schemas.microsoft.com/office/word/2010/wordml" xmlns:w15="http://schemas.microsoft.com/office/word/2012/wordml" xmlns:w16cex="http://schemas.microsoft.com/office/word/2018/wordml/cex" xmlns:w16cid="http://schemas.microsoft.com/office/word/2016/wordml/cid" xmlns:w16="http://schemas.microsoft.com/office/word/2018/wordml" xmlns:w16du="http://schemas.microsoft.com/office/word/2023/wordml/word16du" xmlns:w16sdtdh="http://schemas.microsoft.com/office/word/2020/wordml/sdtdatahash" xmlns:w16sdtfl="http://schemas.microsoft.com/office/word/2024/wordml/sdtformatlock" xmlns:w16se="http://schemas.microsoft.com/office/word/2015/wordml/symex" mc:Ignorable="w14 w15 w16se w16cid w16 w16cex w16sdtdh w16sdtfl w16du">
   <w:docDefaults>
     <w:rPrDefault>
       <w:rPr>
-        <w:rFonts w:asciiTheme="minorHAnsi" w:cstheme="minorBidi" w:eastAsiaTheme="minorHAnsi" w:hAnsiTheme="minorHAnsi"/>
+        <w:rFonts w:asciiTheme="minorHAnsi" w:eastAsiaTheme="minorHAnsi" w:hAnsiTheme="minorHAnsi" w:cstheme="minorBidi"/>
         <w:sz w:val="24"/>
         <w:szCs w:val="24"/>
-        <w:lang w:bidi="ar-SA" w:eastAsia="en-US" w:val="nb"/>
+        <w:lang w:val="nb" w:eastAsia="en-US" w:bidi="ar-SA"/>
       </w:rPr>
     </w:rPrDefault>
     <w:pPrDefault>
@@ -240,327 +313,414 @@
       </w:pPr>
     </w:pPrDefault>
   </w:docDefaults>
-  <w:latentStyles w:count="276" w:defLockedState="0" w:defQFormat="0" w:defSemiHidden="0" w:defUIPriority="0" w:defUnhideWhenUsed="0"/>
-  <w:style w:default="1" w:styleId="Normal" w:type="paragraph">
+  <w:latentStyles w:defLockedState="0" w:defUIPriority="0" w:defSemiHidden="0" w:defUnhideWhenUsed="0" w:defQFormat="0" w:count="376">
+    <w:lsdException w:name="Normal Table" w:semiHidden="1" w:unhideWhenUsed="1"/>
+    <w:lsdException w:name="Table Simple 1" w:semiHidden="1" w:unhideWhenUsed="1"/>
+    <w:lsdException w:name="Table Simple 2" w:semiHidden="1" w:unhideWhenUsed="1"/>
+    <w:lsdException w:name="Table Simple 3" w:semiHidden="1" w:unhideWhenUsed="1"/>
+    <w:lsdException w:name="Table Classic 1" w:semiHidden="1" w:unhideWhenUsed="1"/>
+    <w:lsdException w:name="Table Classic 2" w:semiHidden="1" w:unhideWhenUsed="1"/>
+    <w:lsdException w:name="Table Classic 3" w:semiHidden="1" w:unhideWhenUsed="1"/>
+    <w:lsdException w:name="Table Classic 4" w:semiHidden="1" w:unhideWhenUsed="1"/>
+    <w:lsdException w:name="Table Colorful 1" w:semiHidden="1" w:unhideWhenUsed="1"/>
+    <w:lsdException w:name="Table Colorful 2" w:semiHidden="1" w:unhideWhenUsed="1"/>
+    <w:lsdException w:name="Table Colorful 3" w:semiHidden="1" w:unhideWhenUsed="1"/>
+    <w:lsdException w:name="Table Columns 1" w:semiHidden="1" w:unhideWhenUsed="1"/>
+    <w:lsdException w:name="Table Columns 2" w:semiHidden="1" w:unhideWhenUsed="1"/>
+    <w:lsdException w:name="Table Columns 3" w:semiHidden="1" w:unhideWhenUsed="1"/>
+    <w:lsdException w:name="Table Columns 4" w:semiHidden="1" w:unhideWhenUsed="1"/>
+    <w:lsdException w:name="Table Columns 5" w:semiHidden="1" w:unhideWhenUsed="1"/>
+    <w:lsdException w:name="Table Grid 1" w:semiHidden="1" w:unhideWhenUsed="1"/>
+    <w:lsdException w:name="Table Grid 2" w:semiHidden="1" w:unhideWhenUsed="1"/>
+    <w:lsdException w:name="Table Grid 3" w:semiHidden="1" w:unhideWhenUsed="1"/>
+    <w:lsdException w:name="Table Grid 4" w:semiHidden="1" w:unhideWhenUsed="1"/>
+    <w:lsdException w:name="Table Grid 5" w:semiHidden="1" w:unhideWhenUsed="1"/>
+    <w:lsdException w:name="Table Grid 6" w:semiHidden="1" w:unhideWhenUsed="1"/>
+    <w:lsdException w:name="Table Grid 7" w:semiHidden="1" w:unhideWhenUsed="1"/>
+    <w:lsdException w:name="Table Grid 8" w:semiHidden="1" w:unhideWhenUsed="1"/>
+    <w:lsdException w:name="Table List 1" w:semiHidden="1" w:unhideWhenUsed="1"/>
+    <w:lsdException w:name="Table List 2" w:semiHidden="1" w:unhideWhenUsed="1"/>
+    <w:lsdException w:name="Table List 3" w:semiHidden="1" w:unhideWhenUsed="1"/>
+    <w:lsdException w:name="Table List 4" w:semiHidden="1" w:unhideWhenUsed="1"/>
+    <w:lsdException w:name="Table List 5" w:semiHidden="1" w:unhideWhenUsed="1"/>
+    <w:lsdException w:name="Table List 6" w:semiHidden="1" w:unhideWhenUsed="1"/>
+    <w:lsdException w:name="Table List 7" w:semiHidden="1" w:unhideWhenUsed="1"/>
+    <w:lsdException w:name="Table List 8" w:semiHidden="1" w:unhideWhenUsed="1"/>
+    <w:lsdException w:name="Table 3D effects 1" w:semiHidden="1" w:unhideWhenUsed="1"/>
+    <w:lsdException w:name="Table 3D effects 2" w:semiHidden="1" w:unhideWhenUsed="1"/>
+    <w:lsdException w:name="Table 3D effects 3" w:semiHidden="1" w:unhideWhenUsed="1"/>
+    <w:lsdException w:name="Table Contemporary" w:semiHidden="1" w:unhideWhenUsed="1"/>
+    <w:lsdException w:name="Table Elegant" w:semiHidden="1" w:unhideWhenUsed="1"/>
+    <w:lsdException w:name="Table Professional" w:semiHidden="1" w:unhideWhenUsed="1"/>
+    <w:lsdException w:name="Table Subtle 1" w:semiHidden="1" w:unhideWhenUsed="1"/>
+    <w:lsdException w:name="Table Subtle 2" w:semiHidden="1" w:unhideWhenUsed="1"/>
+    <w:lsdException w:name="Table Web 1" w:semiHidden="1" w:unhideWhenUsed="1"/>
+    <w:lsdException w:name="Table Web 2" w:semiHidden="1" w:unhideWhenUsed="1"/>
+    <w:lsdException w:name="Table Web 3" w:semiHidden="1" w:unhideWhenUsed="1"/>
+    <w:lsdException w:name="Table Theme" w:semiHidden="1" w:unhideWhenUsed="1"/>
+    <w:lsdException w:name="Light Shading"/>
+    <w:lsdException w:name="Light List"/>
+    <w:lsdException w:name="Light Grid"/>
+    <w:lsdException w:name="Medium Shading 1"/>
+    <w:lsdException w:name="Medium Shading 2"/>
+    <w:lsdException w:name="Medium List 1"/>
+    <w:lsdException w:name="Medium List 2"/>
+    <w:lsdException w:name="Medium Grid 1"/>
+    <w:lsdException w:name="Medium Grid 2"/>
+    <w:lsdException w:name="Medium Grid 3"/>
+    <w:lsdException w:name="Dark List"/>
+    <w:lsdException w:name="Colorful Shading"/>
+    <w:lsdException w:name="Colorful List"/>
+    <w:lsdException w:name="Colorful Grid"/>
+    <w:lsdException w:name="Light Shading Accent 1"/>
+    <w:lsdException w:name="Light List Accent 1"/>
+    <w:lsdException w:name="Light Grid Accent 1"/>
+    <w:lsdException w:name="Medium Shading 1 Accent 1"/>
+    <w:lsdException w:name="Medium Shading 2 Accent 1"/>
+    <w:lsdException w:name="Medium List 1 Accent 1"/>
+    <w:lsdException w:name="Medium List 2 Accent 1"/>
+    <w:lsdException w:name="Medium Grid 1 Accent 1"/>
+    <w:lsdException w:name="Medium Grid 2 Accent 1"/>
+    <w:lsdException w:name="Medium Grid 3 Accent 1"/>
+    <w:lsdException w:name="Dark List Accent 1"/>
+    <w:lsdException w:name="Colorful Shading Accent 1"/>
+    <w:lsdException w:name="Colorful List Accent 1"/>
+    <w:lsdException w:name="Colorful Grid Accent 1"/>
+    <w:lsdException w:name="Light Shading Accent 2"/>
+    <w:lsdException w:name="Light List Accent 2"/>
+    <w:lsdException w:name="Light Grid Accent 2"/>
+    <w:lsdException w:name="Medium Shading 1 Accent 2"/>
+    <w:lsdException w:name="Medium Shading 2 Accent 2"/>
+    <w:lsdException w:name="Medium List 1 Accent 2"/>
+    <w:lsdException w:name="Medium List 2 Accent 2"/>
+    <w:lsdException w:name="Medium Grid 1 Accent 2"/>
+    <w:lsdException w:name="Medium Grid 2 Accent 2"/>
+    <w:lsdException w:name="Medium Grid 3 Accent 2"/>
+    <w:lsdException w:name="Dark List Accent 2"/>
+    <w:lsdException w:name="Colorful Shading Accent 2"/>
+    <w:lsdException w:name="Colorful List Accent 2"/>
+    <w:lsdException w:name="Colorful Grid Accent 2"/>
+    <w:lsdException w:name="Light Shading Accent 3"/>
+    <w:lsdException w:name="Light List Accent 3"/>
+    <w:lsdException w:name="Light Grid Accent 3"/>
+    <w:lsdException w:name="Medium Shading 1 Accent 3"/>
+    <w:lsdException w:name="Medium Shading 2 Accent 3"/>
+    <w:lsdException w:name="Medium List 1 Accent 3"/>
+    <w:lsdException w:name="Medium List 2 Accent 3"/>
+    <w:lsdException w:name="Medium Grid 1 Accent 3"/>
+    <w:lsdException w:name="Medium Grid 2 Accent 3"/>
+    <w:lsdException w:name="Medium Grid 3 Accent 3"/>
+    <w:lsdException w:name="Dark List Accent 3"/>
+    <w:lsdException w:name="Colorful Shading Accent 3"/>
+    <w:lsdException w:name="Colorful List Accent 3"/>
+    <w:lsdException w:name="Colorful Grid Accent 3"/>
+    <w:lsdException w:name="Light Shading Accent 4"/>
+    <w:lsdException w:name="Light List Accent 4"/>
+    <w:lsdException w:name="Light Grid Accent 4"/>
+    <w:lsdException w:name="Medium Shading 1 Accent 4"/>
+    <w:lsdException w:name="Medium Shading 2 Accent 4"/>
+    <w:lsdException w:name="Medium List 1 Accent 4"/>
+    <w:lsdException w:name="Medium List 2 Accent 4"/>
+    <w:lsdException w:name="Medium Grid 1 Accent 4"/>
+    <w:lsdException w:name="Medium Grid 2 Accent 4"/>
+    <w:lsdException w:name="Medium Grid 3 Accent 4"/>
+    <w:lsdException w:name="Dark List Accent 4"/>
+    <w:lsdException w:name="Colorful Shading Accent 4"/>
+    <w:lsdException w:name="Colorful List Accent 4"/>
+    <w:lsdException w:name="Colorful Grid Accent 4"/>
+    <w:lsdException w:name="Light Shading Accent 5"/>
+    <w:lsdException w:name="Light List Accent 5"/>
+    <w:lsdException w:name="Light Grid Accent 5"/>
+    <w:lsdException w:name="Medium Shading 1 Accent 5"/>
+    <w:lsdException w:name="Medium Shading 2 Accent 5"/>
+    <w:lsdException w:name="Medium List 1 Accent 5"/>
+    <w:lsdException w:name="Medium List 2 Accent 5"/>
+    <w:lsdException w:name="Medium Grid 1 Accent 5"/>
+    <w:lsdException w:name="Medium Grid 2 Accent 5"/>
+    <w:lsdException w:name="Medium Grid 3 Accent 5"/>
+    <w:lsdException w:name="Dark List Accent 5"/>
+    <w:lsdException w:name="Colorful Shading Accent 5"/>
+    <w:lsdException w:name="Colorful List Accent 5"/>
+    <w:lsdException w:name="Colorful Grid Accent 5"/>
+    <w:lsdException w:name="Light Shading Accent 6"/>
+    <w:lsdException w:name="Light List Accent 6"/>
+    <w:lsdException w:name="Light Grid Accent 6"/>
+    <w:lsdException w:name="Medium Shading 1 Accent 6"/>
+    <w:lsdException w:name="Medium Shading 2 Accent 6"/>
+    <w:lsdException w:name="Medium List 1 Accent 6"/>
+    <w:lsdException w:name="Medium List 2 Accent 6"/>
+    <w:lsdException w:name="Medium Grid 1 Accent 6"/>
+    <w:lsdException w:name="Medium Grid 2 Accent 6"/>
+    <w:lsdException w:name="Medium Grid 3 Accent 6"/>
+    <w:lsdException w:name="Dark List Accent 6"/>
+    <w:lsdException w:name="Colorful Shading Accent 6"/>
+    <w:lsdException w:name="Colorful List Accent 6"/>
+    <w:lsdException w:name="Colorful Grid Accent 6"/>
+    <w:lsdException w:name="Grid Table 4" w:uiPriority="49"/>
+    <w:lsdException w:name="Grid Table 5 Dark" w:uiPriority="50"/>
+    <w:lsdException w:name="Grid Table 6 Colorful" w:uiPriority="51"/>
+    <w:lsdException w:name="Grid Table 7 Colorful" w:uiPriority="52"/>
+    <w:lsdException w:name="Grid Table 1 Light Accent 1" w:uiPriority="46"/>
+    <w:lsdException w:name="Grid Table 2 Accent 1" w:uiPriority="47"/>
+    <w:lsdException w:name="Grid Table 3 Accent 1" w:uiPriority="48"/>
+    <w:lsdException w:name="Grid Table 4 Accent 1" w:uiPriority="49"/>
+    <w:lsdException w:name="Grid Table 5 Dark Accent 1" w:uiPriority="50"/>
+    <w:lsdException w:name="Grid Table 6 Colorful Accent 1" w:uiPriority="51"/>
+    <w:lsdException w:name="Grid Table 7 Colorful Accent 1" w:uiPriority="52"/>
+    <w:lsdException w:name="Grid Table 1 Light Accent 2" w:uiPriority="46"/>
+    <w:lsdException w:name="Grid Table 2 Accent 2" w:uiPriority="47"/>
+    <w:lsdException w:name="Grid Table 3 Accent 2" w:uiPriority="48"/>
+    <w:lsdException w:name="Grid Table 4 Accent 2" w:uiPriority="49"/>
+    <w:lsdException w:name="Grid Table 5 Dark Accent 2" w:uiPriority="50"/>
+    <w:lsdException w:name="Grid Table 6 Colorful Accent 2" w:uiPriority="51"/>
+    <w:lsdException w:name="Grid Table 7 Colorful Accent 2" w:uiPriority="52"/>
+    <w:lsdException w:name="Grid Table 1 Light Accent 3" w:uiPriority="46"/>
+    <w:lsdException w:name="Grid Table 2 Accent 3" w:uiPriority="47"/>
+    <w:lsdException w:name="Grid Table 3 Accent 3" w:uiPriority="48"/>
+    <w:lsdException w:name="Grid Table 4 Accent 3" w:uiPriority="49"/>
+    <w:lsdException w:name="Grid Table 5 Dark Accent 3" w:uiPriority="50"/>
+    <w:lsdException w:name="Grid Table 6 Colorful Accent 3" w:uiPriority="51"/>
+    <w:lsdException w:name="Grid Table 7 Colorful Accent 3" w:uiPriority="52"/>
+    <w:lsdException w:name="Grid Table 1 Light Accent 4" w:uiPriority="46"/>
+    <w:lsdException w:name="Grid Table 2 Accent 4" w:uiPriority="47"/>
+    <w:lsdException w:name="Grid Table 3 Accent 4" w:uiPriority="48"/>
+    <w:lsdException w:name="Grid Table 4 Accent 4" w:uiPriority="49"/>
+    <w:lsdException w:name="Grid Table 5 Dark Accent 4" w:uiPriority="50"/>
+    <w:lsdException w:name="Grid Table 6 Colorful Accent 4" w:uiPriority="51"/>
+    <w:lsdException w:name="Grid Table 7 Colorful Accent 4" w:uiPriority="52"/>
+    <w:lsdException w:name="Grid Table 1 Light Accent 5" w:uiPriority="46"/>
+    <w:lsdException w:name="Grid Table 2 Accent 5" w:uiPriority="47"/>
+    <w:lsdException w:name="Grid Table 3 Accent 5" w:uiPriority="48"/>
+    <w:lsdException w:name="Grid Table 4 Accent 5" w:uiPriority="49"/>
+    <w:lsdException w:name="Grid Table 5 Dark Accent 5" w:uiPriority="50"/>
+    <w:lsdException w:name="Grid Table 6 Colorful Accent 5" w:uiPriority="51"/>
+    <w:lsdException w:name="Grid Table 7 Colorful Accent 5" w:uiPriority="52"/>
+    <w:lsdException w:name="Grid Table 1 Light Accent 6" w:uiPriority="46"/>
+    <w:lsdException w:name="Grid Table 2 Accent 6" w:uiPriority="47"/>
+    <w:lsdException w:name="Grid Table 3 Accent 6" w:uiPriority="48"/>
+    <w:lsdException w:name="Grid Table 4 Accent 6" w:uiPriority="49"/>
+    <w:lsdException w:name="Grid Table 5 Dark Accent 6" w:uiPriority="50"/>
+    <w:lsdException w:name="Grid Table 6 Colorful Accent 6" w:uiPriority="51"/>
+    <w:lsdException w:name="Grid Table 7 Colorful Accent 6" w:uiPriority="52"/>
+    <w:lsdException w:name="List Table 1 Light" w:uiPriority="46"/>
+    <w:lsdException w:name="List Table 2" w:uiPriority="47"/>
+    <w:lsdException w:name="List Table 3" w:uiPriority="48"/>
+    <w:lsdException w:name="List Table 4" w:uiPriority="49"/>
+    <w:lsdException w:name="List Table 5 Dark" w:uiPriority="50"/>
+    <w:lsdException w:name="List Table 6 Colorful" w:uiPriority="51"/>
+    <w:lsdException w:name="List Table 7 Colorful" w:uiPriority="52"/>
+    <w:lsdException w:name="List Table 1 Light Accent 1" w:uiPriority="46"/>
+    <w:lsdException w:name="List Table 2 Accent 1" w:uiPriority="47"/>
+    <w:lsdException w:name="List Table 3 Accent 1" w:uiPriority="48"/>
+    <w:lsdException w:name="List Table 4 Accent 1" w:uiPriority="49"/>
+    <w:lsdException w:name="List Table 5 Dark Accent 1" w:uiPriority="50"/>
+    <w:lsdException w:name="List Table 6 Colorful Accent 1" w:uiPriority="51"/>
+    <w:lsdException w:name="List Table 7 Colorful Accent 1" w:uiPriority="52"/>
+    <w:lsdException w:name="List Table 1 Light Accent 2" w:uiPriority="46"/>
+    <w:lsdException w:name="List Table 2 Accent 2" w:uiPriority="47"/>
+    <w:lsdException w:name="List Table 3 Accent 2" w:uiPriority="48"/>
+    <w:lsdException w:name="List Table 4 Accent 2" w:uiPriority="49"/>
+    <w:lsdException w:name="List Table 5 Dark Accent 2" w:uiPriority="50"/>
+    <w:lsdException w:name="List Table 6 Colorful Accent 2" w:uiPriority="51"/>
+    <w:lsdException w:name="List Table 7 Colorful Accent 2" w:uiPriority="52"/>
+    <w:lsdException w:name="List Table 1 Light Accent 3" w:uiPriority="46"/>
+    <w:lsdException w:name="List Table 2 Accent 3" w:uiPriority="47"/>
+    <w:lsdException w:name="List Table 3 Accent 3" w:uiPriority="48"/>
+    <w:lsdException w:name="List Table 4 Accent 3" w:uiPriority="49"/>
+    <w:lsdException w:name="List Table 5 Dark Accent 3" w:uiPriority="50"/>
+    <w:lsdException w:name="List Table 6 Colorful Accent 3" w:uiPriority="51"/>
+    <w:lsdException w:name="List Table 7 Colorful Accent 3" w:uiPriority="52"/>
+    <w:lsdException w:name="List Table 1 Light Accent 4" w:uiPriority="46"/>
+    <w:lsdException w:name="List Table 2 Accent 4" w:uiPriority="47"/>
+    <w:lsdException w:name="List Table 3 Accent 4" w:uiPriority="48"/>
+    <w:lsdException w:name="List Table 4 Accent 4" w:uiPriority="49"/>
+    <w:lsdException w:name="List Table 5 Dark Accent 4" w:uiPriority="50"/>
+    <w:lsdException w:name="List Table 6 Colorful Accent 4" w:uiPriority="51"/>
+    <w:lsdException w:name="List Table 7 Colorful Accent 4" w:uiPriority="52"/>
+    <w:lsdException w:name="List Table 1 Light Accent 5" w:uiPriority="46"/>
+    <w:lsdException w:name="List Table 2 Accent 5" w:uiPriority="47"/>
+    <w:lsdException w:name="List Table 3 Accent 5" w:uiPriority="48"/>
+    <w:lsdException w:name="List Table 4 Accent 5" w:uiPriority="49"/>
+    <w:lsdException w:name="List Table 5 Dark Accent 5" w:uiPriority="50"/>
+    <w:lsdException w:name="List Table 6 Colorful Accent 5" w:uiPriority="51"/>
+    <w:lsdException w:name="List Table 7 Colorful Accent 5" w:uiPriority="52"/>
+    <w:lsdException w:name="List Table 1 Light Accent 6" w:uiPriority="46"/>
+    <w:lsdException w:name="List Table 2 Accent 6" w:uiPriority="47"/>
+    <w:lsdException w:name="List Table 3 Accent 6" w:uiPriority="48"/>
+    <w:lsdException w:name="List Table 4 Accent 6" w:uiPriority="49"/>
+    <w:lsdException w:name="List Table 5 Dark Accent 6" w:uiPriority="50"/>
+    <w:lsdException w:name="List Table 6 Colorful Accent 6" w:uiPriority="51"/>
+    <w:lsdException w:name="List Table 7 Colorful Accent 6" w:uiPriority="52"/>
+    <w:lsdException w:name="Mention" w:semiHidden="1" w:uiPriority="99" w:unhideWhenUsed="1"/>
+    <w:lsdException w:name="Smart Hyperlink" w:semiHidden="1" w:uiPriority="99" w:unhideWhenUsed="1"/>
+    <w:lsdException w:name="Hashtag" w:semiHidden="1" w:uiPriority="99" w:unhideWhenUsed="1"/>
+    <w:lsdException w:name="Unresolved Mention" w:semiHidden="1" w:uiPriority="99" w:unhideWhenUsed="1"/>
+    <w:lsdException w:name="Smart Link" w:semiHidden="1" w:uiPriority="99" w:unhideWhenUsed="1"/>
+  </w:latentStyles>
+  <w:style w:type="paragraph" w:default="1" w:styleId="Normal">
     <w:name w:val="Normal"/>
     <w:qFormat/>
   </w:style>
-  <w:style w:styleId="BodyText" w:type="paragraph">
-    <w:name w:val="Body Text"/>
-    <w:basedOn w:val="Normal"/>
-    <w:link w:val="BodyTextChar"/>
-    <w:qFormat/>
-    <w:pPr>
-      <w:spacing w:after="180" w:before="180"/>
-    </w:pPr>
-  </w:style>
-  <w:style w:customStyle="1" w:styleId="FirstParagraph" w:type="paragraph">
-    <w:name w:val="First Paragraph"/>
-    <w:basedOn w:val="BodyText"/>
-    <w:next w:val="BodyText"/>
-    <w:qFormat/>
-  </w:style>
-  <w:style w:customStyle="1" w:styleId="Compact" w:type="paragraph">
-    <w:name w:val="Compact"/>
-    <w:basedOn w:val="BodyText"/>
-    <w:qFormat/>
-    <w:pPr>
-      <w:spacing w:after="36" w:before="36"/>
-    </w:pPr>
-  </w:style>
-  <w:style w:styleId="Title" w:type="paragraph">
-    <w:name w:val="Title"/>
-    <w:basedOn w:val="Normal"/>
-    <w:next w:val="BodyText"/>
-    <w:link w:val="TitleChar"/>
-    <w:uiPriority w:val="10"/>
-    <w:qFormat/>
-    <w:rsid w:val="00A10FD9"/>
-    <w:pPr>
-      <w:spacing w:after="80" w:line="240" w:lineRule="auto"/>
-      <w:contextualSpacing/>
-      <w:jc w:val="center"/>
-    </w:pPr>
-    <w:rPr>
-      <w:rFonts w:asciiTheme="majorHAnsi" w:cstheme="majorBidi" w:eastAsiaTheme="majorEastAsia" w:hAnsiTheme="majorHAnsi"/>
-      <w:sz w:val="56"/>
-      <w:szCs w:val="56"/>
-    </w:rPr>
-  </w:style>
-  <w:style w:customStyle="1" w:styleId="TitleChar" w:type="character">
-    <w:name w:val="Title Char"/>
-    <w:basedOn w:val="DefaultParagraphFont"/>
-    <w:link w:val="Title"/>
-    <w:uiPriority w:val="10"/>
-    <w:rsid w:val="00A10FD9"/>
-    <w:rPr>
-      <w:rFonts w:asciiTheme="majorHAnsi" w:cstheme="majorBidi" w:eastAsiaTheme="majorEastAsia" w:hAnsiTheme="majorHAnsi"/>
-      <w:sz w:val="56"/>
-      <w:szCs w:val="56"/>
-    </w:rPr>
-  </w:style>
-  <w:style w:styleId="Subtitle" w:type="paragraph">
-    <w:name w:val="Subtitle"/>
-    <w:basedOn w:val="Title"/>
-    <w:next w:val="BodyText"/>
-    <w:link w:val="SubtitleChar"/>
-    <w:uiPriority w:val="11"/>
-    <w:qFormat/>
-    <w:rsid w:val="00A10FD9"/>
-    <w:pPr>
-      <w:numPr>
-        <w:ilvl w:val="1"/>
-      </w:numPr>
-    </w:pPr>
-    <w:rPr>
-      <w:rFonts w:cstheme="majorBidi" w:eastAsiaTheme="majorEastAsia"/>
-      <w:spacing w:val="15"/>
+  <w:style w:type="paragraph" w:styleId="Overskrift1">
+    <w:name w:val="heading 1"/>
+    <w:basedOn w:val="Normal"/>
+    <w:next w:val="Brdtekst"/>
+    <w:link w:val="Overskrift1Tegn"/>
+    <w:uiPriority w:val="9"/>
+    <w:qFormat/>
+    <w:rsid w:val="00A10FD9"/>
+    <w:pPr>
+      <w:keepNext/>
+      <w:keepLines/>
+      <w:spacing w:before="360" w:after="80"/>
+      <w:outlineLvl w:val="0"/>
+    </w:pPr>
+    <w:rPr>
+      <w:rFonts w:asciiTheme="majorHAnsi" w:eastAsiaTheme="majorEastAsia" w:hAnsiTheme="majorHAnsi" w:cstheme="majorBidi"/>
+      <w:color w:val="0F4761" w:themeColor="accent1" w:themeShade="BF"/>
+      <w:sz w:val="40"/>
+      <w:szCs w:val="40"/>
+    </w:rPr>
+  </w:style>
+  <w:style w:type="paragraph" w:styleId="Overskrift2">
+    <w:name w:val="heading 2"/>
+    <w:basedOn w:val="Normal"/>
+    <w:next w:val="Brdtekst"/>
+    <w:link w:val="Overskrift2Tegn"/>
+    <w:uiPriority w:val="9"/>
+    <w:semiHidden/>
+    <w:unhideWhenUsed/>
+    <w:qFormat/>
+    <w:rsid w:val="00A10FD9"/>
+    <w:pPr>
+      <w:keepNext/>
+      <w:keepLines/>
+      <w:spacing w:before="160" w:after="80"/>
+      <w:outlineLvl w:val="1"/>
+    </w:pPr>
+    <w:rPr>
+      <w:rFonts w:asciiTheme="majorHAnsi" w:eastAsiaTheme="majorEastAsia" w:hAnsiTheme="majorHAnsi" w:cstheme="majorBidi"/>
+      <w:color w:val="0F4761" w:themeColor="accent1" w:themeShade="BF"/>
+      <w:sz w:val="32"/>
+      <w:szCs w:val="32"/>
+    </w:rPr>
+  </w:style>
+  <w:style w:type="paragraph" w:styleId="Overskrift3">
+    <w:name w:val="heading 3"/>
+    <w:basedOn w:val="Normal"/>
+    <w:next w:val="Brdtekst"/>
+    <w:link w:val="Overskrift3Tegn"/>
+    <w:uiPriority w:val="9"/>
+    <w:semiHidden/>
+    <w:unhideWhenUsed/>
+    <w:qFormat/>
+    <w:rsid w:val="00A10FD9"/>
+    <w:pPr>
+      <w:keepNext/>
+      <w:keepLines/>
+      <w:spacing w:before="160" w:after="80"/>
+      <w:outlineLvl w:val="2"/>
+    </w:pPr>
+    <w:rPr>
+      <w:rFonts w:eastAsiaTheme="majorEastAsia" w:cstheme="majorBidi"/>
+      <w:color w:val="0F4761" w:themeColor="accent1" w:themeShade="BF"/>
       <w:sz w:val="28"/>
       <w:szCs w:val="28"/>
     </w:rPr>
   </w:style>
-  <w:style w:customStyle="1" w:styleId="SubtitleChar" w:type="character">
-    <w:name w:val="Subtitle Char"/>
-    <w:basedOn w:val="DefaultParagraphFont"/>
-    <w:link w:val="Subtitle"/>
-    <w:uiPriority w:val="11"/>
-    <w:rsid w:val="00A10FD9"/>
-    <w:rPr>
-      <w:rFonts w:cstheme="majorBidi" w:eastAsiaTheme="majorEastAsia"/>
-      <w:color w:themeColor="text1" w:themeTint="A6" w:val="595959"/>
-      <w:spacing w:val="15"/>
-      <w:sz w:val="28"/>
-      <w:szCs w:val="28"/>
-    </w:rPr>
-  </w:style>
-  <w:style w:customStyle="1" w:styleId="Author" w:type="paragraph">
-    <w:name w:val="Author"/>
-    <w:basedOn w:val="Title"/>
-    <w:next w:val="BodyText"/>
-    <w:qFormat/>
+  <w:style w:type="paragraph" w:styleId="Overskrift4">
+    <w:name w:val="heading 4"/>
+    <w:basedOn w:val="Normal"/>
+    <w:next w:val="Brdtekst"/>
+    <w:link w:val="Overskrift4Tegn"/>
+    <w:uiPriority w:val="9"/>
+    <w:semiHidden/>
+    <w:unhideWhenUsed/>
+    <w:qFormat/>
+    <w:rsid w:val="00A10FD9"/>
     <w:pPr>
       <w:keepNext/>
       <w:keepLines/>
-    </w:pPr>
-    <w:rPr>
-      <w:sz w:val="24"/>
-      <w:szCs w:val="24"/>
-    </w:rPr>
-  </w:style>
-  <w:style w:styleId="Date" w:type="paragraph">
-    <w:name w:val="Date"/>
-    <w:basedOn w:val="Title"/>
-    <w:next w:val="BodyText"/>
-    <w:qFormat/>
+      <w:spacing w:before="80" w:after="40"/>
+      <w:outlineLvl w:val="3"/>
+    </w:pPr>
+    <w:rPr>
+      <w:rFonts w:eastAsiaTheme="majorEastAsia" w:cstheme="majorBidi"/>
+      <w:i/>
+      <w:iCs/>
+      <w:color w:val="0F4761" w:themeColor="accent1" w:themeShade="BF"/>
+    </w:rPr>
+  </w:style>
+  <w:style w:type="paragraph" w:styleId="Overskrift5">
+    <w:name w:val="heading 5"/>
+    <w:basedOn w:val="Normal"/>
+    <w:next w:val="Brdtekst"/>
+    <w:link w:val="Overskrift5Tegn"/>
+    <w:uiPriority w:val="9"/>
+    <w:semiHidden/>
+    <w:unhideWhenUsed/>
+    <w:qFormat/>
+    <w:rsid w:val="00A10FD9"/>
     <w:pPr>
       <w:keepNext/>
       <w:keepLines/>
-    </w:pPr>
-    <w:rPr>
-      <w:sz w:val="24"/>
-      <w:szCs w:val="24"/>
-    </w:rPr>
-  </w:style>
-  <w:style w:customStyle="1" w:styleId="AbstractTitle" w:type="paragraph">
-    <w:name w:val="Abstract Title"/>
-    <w:basedOn w:val="Normal"/>
-    <w:next w:val="Abstract"/>
-    <w:qFormat/>
+      <w:spacing w:before="80" w:after="40"/>
+      <w:outlineLvl w:val="4"/>
+    </w:pPr>
+    <w:rPr>
+      <w:rFonts w:eastAsiaTheme="majorEastAsia" w:cstheme="majorBidi"/>
+      <w:color w:val="0F4761" w:themeColor="accent1" w:themeShade="BF"/>
+    </w:rPr>
+  </w:style>
+  <w:style w:type="paragraph" w:styleId="Overskrift6">
+    <w:name w:val="heading 6"/>
+    <w:basedOn w:val="Normal"/>
+    <w:next w:val="Brdtekst"/>
+    <w:link w:val="Overskrift6Tegn"/>
+    <w:uiPriority w:val="9"/>
+    <w:semiHidden/>
+    <w:unhideWhenUsed/>
+    <w:qFormat/>
+    <w:rsid w:val="00A10FD9"/>
     <w:pPr>
       <w:keepNext/>
       <w:keepLines/>
-      <w:spacing w:after="0" w:before="300"/>
-      <w:jc w:val="center"/>
-    </w:pPr>
-    <w:rPr>
-      <w:b/>
-      <w:sz w:val="20"/>
-      <w:szCs w:val="20"/>
-    </w:rPr>
-  </w:style>
-  <w:style w:customStyle="1" w:styleId="Abstract" w:type="paragraph">
-    <w:name w:val="Abstract"/>
-    <w:basedOn w:val="Normal"/>
-    <w:next w:val="BodyText"/>
-    <w:qFormat/>
+      <w:spacing w:before="40" w:after="0"/>
+      <w:outlineLvl w:val="5"/>
+    </w:pPr>
+    <w:rPr>
+      <w:rFonts w:eastAsiaTheme="majorEastAsia" w:cstheme="majorBidi"/>
+      <w:i/>
+      <w:iCs/>
+      <w:color w:val="595959" w:themeColor="text1" w:themeTint="A6"/>
+    </w:rPr>
+  </w:style>
+  <w:style w:type="paragraph" w:styleId="Overskrift7">
+    <w:name w:val="heading 7"/>
+    <w:basedOn w:val="Normal"/>
+    <w:next w:val="Brdtekst"/>
+    <w:link w:val="Overskrift7Tegn"/>
+    <w:uiPriority w:val="9"/>
+    <w:semiHidden/>
+    <w:unhideWhenUsed/>
+    <w:qFormat/>
+    <w:rsid w:val="00A10FD9"/>
     <w:pPr>
       <w:keepNext/>
       <w:keepLines/>
-      <w:spacing w:after="300" w:before="100"/>
-    </w:pPr>
-    <w:rPr>
-      <w:sz w:val="20"/>
-      <w:szCs w:val="20"/>
-    </w:rPr>
-  </w:style>
-  <w:style w:styleId="Bibliography" w:type="paragraph">
-    <w:name w:val="Bibliography"/>
-    <w:basedOn w:val="Normal"/>
-    <w:next w:val="Bibliography"/>
-    <w:qFormat/>
-    <w:pPr/>
-    <w:rPr/>
-  </w:style>
-  <w:style w:styleId="Heading1" w:type="paragraph">
-    <w:name w:val="heading 1"/>
-    <w:basedOn w:val="Normal"/>
-    <w:next w:val="BodyText"/>
-    <w:link w:val="Heading1Char"/>
-    <w:uiPriority w:val="9"/>
-    <w:qFormat/>
-    <w:rsid w:val="00A10FD9"/>
-    <w:pPr>
-      <w:keepNext/>
-      <w:keepLines/>
-      <w:spacing w:after="80" w:before="360"/>
-      <w:outlineLvl w:val="0"/>
-    </w:pPr>
-    <w:rPr>
-      <w:rFonts w:asciiTheme="majorHAnsi" w:cstheme="majorBidi" w:eastAsiaTheme="majorEastAsia" w:hAnsiTheme="majorHAnsi"/>
-      <w:color w:themeColor="accent1" w:themeShade="BF" w:val="0F4761"/>
-      <w:sz w:val="40"/>
-      <w:szCs w:val="40"/>
-    </w:rPr>
-  </w:style>
-  <w:style w:styleId="Heading2" w:type="paragraph">
-    <w:name w:val="heading 2"/>
-    <w:basedOn w:val="Normal"/>
-    <w:next w:val="BodyText"/>
-    <w:link w:val="Heading2Char"/>
-    <w:uiPriority w:val="9"/>
-    <w:semiHidden/>
-    <w:unhideWhenUsed/>
-    <w:qFormat/>
-    <w:rsid w:val="00A10FD9"/>
-    <w:pPr>
-      <w:keepNext/>
-      <w:keepLines/>
-      <w:spacing w:after="80" w:before="160"/>
-      <w:outlineLvl w:val="1"/>
-    </w:pPr>
-    <w:rPr>
-      <w:rFonts w:asciiTheme="majorHAnsi" w:cstheme="majorBidi" w:eastAsiaTheme="majorEastAsia" w:hAnsiTheme="majorHAnsi"/>
-      <w:color w:themeColor="accent1" w:themeShade="BF" w:val="0F4761"/>
-      <w:sz w:val="32"/>
-      <w:szCs w:val="32"/>
-    </w:rPr>
-  </w:style>
-  <w:style w:styleId="Heading3" w:type="paragraph">
-    <w:name w:val="heading 3"/>
-    <w:basedOn w:val="Normal"/>
-    <w:next w:val="BodyText"/>
-    <w:link w:val="Heading3Char"/>
-    <w:uiPriority w:val="9"/>
-    <w:semiHidden/>
-    <w:unhideWhenUsed/>
-    <w:qFormat/>
-    <w:rsid w:val="00A10FD9"/>
-    <w:pPr>
-      <w:keepNext/>
-      <w:keepLines/>
-      <w:spacing w:after="80" w:before="160"/>
-      <w:outlineLvl w:val="2"/>
-    </w:pPr>
-    <w:rPr>
-      <w:rFonts w:cstheme="majorBidi" w:eastAsiaTheme="majorEastAsia"/>
-      <w:color w:themeColor="accent1" w:themeShade="BF" w:val="0F4761"/>
-      <w:sz w:val="28"/>
-      <w:szCs w:val="28"/>
-    </w:rPr>
-  </w:style>
-  <w:style w:styleId="Heading4" w:type="paragraph">
-    <w:name w:val="heading 4"/>
-    <w:basedOn w:val="Normal"/>
-    <w:next w:val="BodyText"/>
-    <w:link w:val="Heading4Char"/>
-    <w:uiPriority w:val="9"/>
-    <w:semiHidden/>
-    <w:unhideWhenUsed/>
-    <w:qFormat/>
-    <w:rsid w:val="00A10FD9"/>
-    <w:pPr>
-      <w:keepNext/>
-      <w:keepLines/>
-      <w:spacing w:after="40" w:before="80"/>
-      <w:outlineLvl w:val="3"/>
-    </w:pPr>
-    <w:rPr>
-      <w:rFonts w:cstheme="majorBidi" w:eastAsiaTheme="majorEastAsia"/>
-      <w:i/>
-      <w:iCs/>
-      <w:color w:themeColor="accent1" w:themeShade="BF" w:val="0F4761"/>
-    </w:rPr>
-  </w:style>
-  <w:style w:styleId="Heading5" w:type="paragraph">
-    <w:name w:val="heading 5"/>
-    <w:basedOn w:val="Normal"/>
-    <w:next w:val="BodyText"/>
-    <w:link w:val="Heading5Char"/>
-    <w:uiPriority w:val="9"/>
-    <w:semiHidden/>
-    <w:unhideWhenUsed/>
-    <w:qFormat/>
-    <w:rsid w:val="00A10FD9"/>
-    <w:pPr>
-      <w:keepNext/>
-      <w:keepLines/>
-      <w:spacing w:after="40" w:before="80"/>
-      <w:outlineLvl w:val="4"/>
-    </w:pPr>
-    <w:rPr>
-      <w:rFonts w:cstheme="majorBidi" w:eastAsiaTheme="majorEastAsia"/>
-      <w:color w:themeColor="accent1" w:themeShade="BF" w:val="0F4761"/>
-    </w:rPr>
-  </w:style>
-  <w:style w:styleId="Heading6" w:type="paragraph">
-    <w:name w:val="heading 6"/>
-    <w:basedOn w:val="Normal"/>
-    <w:next w:val="BodyText"/>
-    <w:link w:val="Heading6Char"/>
-    <w:uiPriority w:val="9"/>
-    <w:semiHidden/>
-    <w:unhideWhenUsed/>
-    <w:qFormat/>
-    <w:rsid w:val="00A10FD9"/>
-    <w:pPr>
-      <w:keepNext/>
-      <w:keepLines/>
-      <w:spacing w:after="0" w:before="40"/>
-      <w:outlineLvl w:val="5"/>
-    </w:pPr>
-    <w:rPr>
-      <w:rFonts w:cstheme="majorBidi" w:eastAsiaTheme="majorEastAsia"/>
-      <w:i/>
-      <w:iCs/>
-      <w:color w:themeColor="text1" w:themeTint="A6" w:val="595959"/>
-    </w:rPr>
-  </w:style>
-  <w:style w:styleId="Heading7" w:type="paragraph">
-    <w:name w:val="heading 7"/>
-    <w:basedOn w:val="Normal"/>
-    <w:next w:val="BodyText"/>
-    <w:link w:val="Heading7Char"/>
-    <w:uiPriority w:val="9"/>
-    <w:semiHidden/>
-    <w:unhideWhenUsed/>
-    <w:qFormat/>
-    <w:rsid w:val="00A10FD9"/>
-    <w:pPr>
-      <w:keepNext/>
-      <w:keepLines/>
-      <w:spacing w:after="0" w:before="40"/>
+      <w:spacing w:before="40" w:after="0"/>
       <w:outlineLvl w:val="6"/>
     </w:pPr>
     <w:rPr>
-      <w:rFonts w:cstheme="majorBidi" w:eastAsiaTheme="majorEastAsia"/>
-      <w:color w:themeColor="text1" w:themeTint="A6" w:val="595959"/>
-    </w:rPr>
-  </w:style>
-  <w:style w:styleId="Heading8" w:type="paragraph">
+      <w:rFonts w:eastAsiaTheme="majorEastAsia" w:cstheme="majorBidi"/>
+      <w:color w:val="595959" w:themeColor="text1" w:themeTint="A6"/>
+    </w:rPr>
+  </w:style>
+  <w:style w:type="paragraph" w:styleId="Overskrift8">
     <w:name w:val="heading 8"/>
     <w:basedOn w:val="Normal"/>
-    <w:next w:val="BodyText"/>
-    <w:link w:val="Heading8Char"/>
+    <w:next w:val="Brdtekst"/>
+    <w:link w:val="Overskrift8Tegn"/>
     <w:uiPriority w:val="9"/>
     <w:semiHidden/>
     <w:unhideWhenUsed/>
@@ -573,17 +733,17 @@
       <w:outlineLvl w:val="7"/>
     </w:pPr>
     <w:rPr>
-      <w:rFonts w:cstheme="majorBidi" w:eastAsiaTheme="majorEastAsia"/>
+      <w:rFonts w:eastAsiaTheme="majorEastAsia" w:cstheme="majorBidi"/>
       <w:i/>
       <w:iCs/>
-      <w:color w:themeColor="text1" w:themeTint="D8" w:val="272727"/>
-    </w:rPr>
-  </w:style>
-  <w:style w:styleId="Heading9" w:type="paragraph">
+      <w:color w:val="272727" w:themeColor="text1" w:themeTint="D8"/>
+    </w:rPr>
+  </w:style>
+  <w:style w:type="paragraph" w:styleId="Overskrift9">
     <w:name w:val="heading 9"/>
     <w:basedOn w:val="Normal"/>
-    <w:next w:val="BodyText"/>
-    <w:link w:val="Heading9Char"/>
+    <w:next w:val="Brdtekst"/>
+    <w:link w:val="Overskrift9Tegn"/>
     <w:uiPriority w:val="9"/>
     <w:semiHidden/>
     <w:unhideWhenUsed/>
@@ -596,198 +756,368 @@
       <w:outlineLvl w:val="8"/>
     </w:pPr>
     <w:rPr>
-      <w:rFonts w:cstheme="majorBidi" w:eastAsiaTheme="majorEastAsia"/>
-      <w:color w:themeColor="text1" w:themeTint="D8" w:val="272727"/>
-    </w:rPr>
-  </w:style>
-  <w:style w:customStyle="1" w:styleId="Heading1Char" w:type="character">
-    <w:name w:val="Heading 1 Char"/>
-    <w:basedOn w:val="DefaultParagraphFont"/>
-    <w:link w:val="Heading1"/>
-    <w:uiPriority w:val="9"/>
-    <w:rsid w:val="00A10FD9"/>
-    <w:rPr>
-      <w:rFonts w:asciiTheme="majorHAnsi" w:cstheme="majorBidi" w:eastAsiaTheme="majorEastAsia" w:hAnsiTheme="majorHAnsi"/>
-      <w:color w:themeColor="accent1" w:themeShade="BF" w:val="0F4761"/>
+      <w:rFonts w:eastAsiaTheme="majorEastAsia" w:cstheme="majorBidi"/>
+      <w:color w:val="272727" w:themeColor="text1" w:themeTint="D8"/>
+    </w:rPr>
+  </w:style>
+  <w:style w:type="character" w:default="1" w:styleId="Standardskriftforavsnitt">
+    <w:name w:val="Default Paragraph Font"/>
+    <w:uiPriority w:val="1"/>
+    <w:semiHidden/>
+    <w:unhideWhenUsed/>
+  </w:style>
+  <w:style w:type="table" w:default="1" w:styleId="Vanligtabell">
+    <w:name w:val="Normal Table"/>
+    <w:uiPriority w:val="99"/>
+    <w:semiHidden/>
+    <w:unhideWhenUsed/>
+    <w:tblPr>
+      <w:tblInd w:w="0" w:type="dxa"/>
+      <w:tblCellMar>
+        <w:top w:w="0" w:type="dxa"/>
+        <w:left w:w="108" w:type="dxa"/>
+        <w:bottom w:w="0" w:type="dxa"/>
+        <w:right w:w="108" w:type="dxa"/>
+      </w:tblCellMar>
+    </w:tblPr>
+  </w:style>
+  <w:style w:type="numbering" w:default="1" w:styleId="Ingenliste">
+    <w:name w:val="No List"/>
+    <w:uiPriority w:val="99"/>
+    <w:semiHidden/>
+    <w:unhideWhenUsed/>
+  </w:style>
+  <w:style w:type="paragraph" w:styleId="Brdtekst">
+    <w:name w:val="Body Text"/>
+    <w:basedOn w:val="Normal"/>
+    <w:qFormat/>
+    <w:pPr>
+      <w:spacing w:before="180" w:after="180"/>
+    </w:pPr>
+  </w:style>
+  <w:style w:type="paragraph" w:customStyle="1" w:styleId="FirstParagraph">
+    <w:name w:val="First Paragraph"/>
+    <w:basedOn w:val="Brdtekst"/>
+    <w:next w:val="Brdtekst"/>
+    <w:qFormat/>
+  </w:style>
+  <w:style w:type="paragraph" w:customStyle="1" w:styleId="Compact">
+    <w:name w:val="Compact"/>
+    <w:basedOn w:val="Brdtekst"/>
+    <w:qFormat/>
+    <w:pPr>
+      <w:spacing w:before="36" w:after="36"/>
+    </w:pPr>
+  </w:style>
+  <w:style w:type="paragraph" w:styleId="Tittel">
+    <w:name w:val="Title"/>
+    <w:basedOn w:val="Normal"/>
+    <w:next w:val="Brdtekst"/>
+    <w:link w:val="TittelTegn"/>
+    <w:uiPriority w:val="10"/>
+    <w:qFormat/>
+    <w:rsid w:val="00A10FD9"/>
+    <w:pPr>
+      <w:spacing w:after="80"/>
+      <w:contextualSpacing/>
+      <w:jc w:val="center"/>
+    </w:pPr>
+    <w:rPr>
+      <w:rFonts w:asciiTheme="majorHAnsi" w:eastAsiaTheme="majorEastAsia" w:hAnsiTheme="majorHAnsi" w:cstheme="majorBidi"/>
+      <w:sz w:val="56"/>
+      <w:szCs w:val="56"/>
+    </w:rPr>
+  </w:style>
+  <w:style w:type="character" w:customStyle="1" w:styleId="TittelTegn">
+    <w:name w:val="Tittel Tegn"/>
+    <w:basedOn w:val="Standardskriftforavsnitt"/>
+    <w:link w:val="Tittel"/>
+    <w:uiPriority w:val="10"/>
+    <w:rsid w:val="00A10FD9"/>
+    <w:rPr>
+      <w:rFonts w:asciiTheme="majorHAnsi" w:eastAsiaTheme="majorEastAsia" w:hAnsiTheme="majorHAnsi" w:cstheme="majorBidi"/>
+      <w:sz w:val="56"/>
+      <w:szCs w:val="56"/>
+    </w:rPr>
+  </w:style>
+  <w:style w:type="paragraph" w:styleId="Undertittel">
+    <w:name w:val="Subtitle"/>
+    <w:basedOn w:val="Tittel"/>
+    <w:next w:val="Brdtekst"/>
+    <w:link w:val="UndertittelTegn"/>
+    <w:uiPriority w:val="11"/>
+    <w:qFormat/>
+    <w:rsid w:val="00A10FD9"/>
+    <w:pPr>
+      <w:numPr>
+        <w:ilvl w:val="1"/>
+      </w:numPr>
+    </w:pPr>
+    <w:rPr>
+      <w:spacing w:val="15"/>
+      <w:sz w:val="28"/>
+      <w:szCs w:val="28"/>
+    </w:rPr>
+  </w:style>
+  <w:style w:type="character" w:customStyle="1" w:styleId="UndertittelTegn">
+    <w:name w:val="Undertittel Tegn"/>
+    <w:basedOn w:val="Standardskriftforavsnitt"/>
+    <w:link w:val="Undertittel"/>
+    <w:uiPriority w:val="11"/>
+    <w:rsid w:val="00A10FD9"/>
+    <w:rPr>
+      <w:rFonts w:eastAsiaTheme="majorEastAsia" w:cstheme="majorBidi"/>
+      <w:color w:val="595959" w:themeColor="text1" w:themeTint="A6"/>
+      <w:spacing w:val="15"/>
+      <w:sz w:val="28"/>
+      <w:szCs w:val="28"/>
+    </w:rPr>
+  </w:style>
+  <w:style w:type="paragraph" w:customStyle="1" w:styleId="Author">
+    <w:name w:val="Author"/>
+    <w:basedOn w:val="Tittel"/>
+    <w:next w:val="Brdtekst"/>
+    <w:qFormat/>
+    <w:pPr>
+      <w:keepNext/>
+      <w:keepLines/>
+    </w:pPr>
+    <w:rPr>
+      <w:sz w:val="24"/>
+      <w:szCs w:val="24"/>
+    </w:rPr>
+  </w:style>
+  <w:style w:type="paragraph" w:styleId="Dato">
+    <w:name w:val="Date"/>
+    <w:basedOn w:val="Tittel"/>
+    <w:next w:val="Brdtekst"/>
+    <w:qFormat/>
+    <w:pPr>
+      <w:keepNext/>
+      <w:keepLines/>
+    </w:pPr>
+    <w:rPr>
+      <w:sz w:val="24"/>
+      <w:szCs w:val="24"/>
+    </w:rPr>
+  </w:style>
+  <w:style w:type="paragraph" w:customStyle="1" w:styleId="AbstractTitle">
+    <w:name w:val="Abstract Title"/>
+    <w:basedOn w:val="Normal"/>
+    <w:next w:val="Abstract"/>
+    <w:qFormat/>
+    <w:pPr>
+      <w:keepNext/>
+      <w:keepLines/>
+      <w:spacing w:before="300" w:after="0"/>
+      <w:jc w:val="center"/>
+    </w:pPr>
+    <w:rPr>
+      <w:b/>
+      <w:sz w:val="20"/>
+      <w:szCs w:val="20"/>
+    </w:rPr>
+  </w:style>
+  <w:style w:type="paragraph" w:customStyle="1" w:styleId="Abstract">
+    <w:name w:val="Abstract"/>
+    <w:basedOn w:val="Normal"/>
+    <w:next w:val="Brdtekst"/>
+    <w:qFormat/>
+    <w:pPr>
+      <w:keepNext/>
+      <w:keepLines/>
+      <w:spacing w:before="100" w:after="300"/>
+    </w:pPr>
+    <w:rPr>
+      <w:sz w:val="20"/>
+      <w:szCs w:val="20"/>
+    </w:rPr>
+  </w:style>
+  <w:style w:type="paragraph" w:styleId="Bibliografi">
+    <w:name w:val="Bibliography"/>
+    <w:basedOn w:val="Normal"/>
+    <w:qFormat/>
+  </w:style>
+  <w:style w:type="character" w:customStyle="1" w:styleId="Overskrift1Tegn">
+    <w:name w:val="Overskrift 1 Tegn"/>
+    <w:basedOn w:val="Standardskriftforavsnitt"/>
+    <w:link w:val="Overskrift1"/>
+    <w:uiPriority w:val="9"/>
+    <w:rsid w:val="00A10FD9"/>
+    <w:rPr>
+      <w:rFonts w:asciiTheme="majorHAnsi" w:eastAsiaTheme="majorEastAsia" w:hAnsiTheme="majorHAnsi" w:cstheme="majorBidi"/>
+      <w:color w:val="0F4761" w:themeColor="accent1" w:themeShade="BF"/>
       <w:sz w:val="40"/>
       <w:szCs w:val="40"/>
     </w:rPr>
   </w:style>
-  <w:style w:customStyle="1" w:styleId="Heading2Char" w:type="character">
-    <w:name w:val="Heading 2 Char"/>
-    <w:basedOn w:val="DefaultParagraphFont"/>
-    <w:link w:val="Heading2"/>
-    <w:uiPriority w:val="9"/>
-    <w:semiHidden/>
-    <w:rsid w:val="00A10FD9"/>
-    <w:rPr>
-      <w:rFonts w:asciiTheme="majorHAnsi" w:cstheme="majorBidi" w:eastAsiaTheme="majorEastAsia" w:hAnsiTheme="majorHAnsi"/>
-      <w:color w:themeColor="accent1" w:themeShade="BF" w:val="0F4761"/>
+  <w:style w:type="character" w:customStyle="1" w:styleId="Overskrift2Tegn">
+    <w:name w:val="Overskrift 2 Tegn"/>
+    <w:basedOn w:val="Standardskriftforavsnitt"/>
+    <w:link w:val="Overskrift2"/>
+    <w:uiPriority w:val="9"/>
+    <w:semiHidden/>
+    <w:rsid w:val="00A10FD9"/>
+    <w:rPr>
+      <w:rFonts w:asciiTheme="majorHAnsi" w:eastAsiaTheme="majorEastAsia" w:hAnsiTheme="majorHAnsi" w:cstheme="majorBidi"/>
+      <w:color w:val="0F4761" w:themeColor="accent1" w:themeShade="BF"/>
       <w:sz w:val="32"/>
       <w:szCs w:val="32"/>
     </w:rPr>
   </w:style>
-  <w:style w:customStyle="1" w:styleId="Heading3Char" w:type="character">
-    <w:name w:val="Heading 3 Char"/>
-    <w:basedOn w:val="DefaultParagraphFont"/>
-    <w:link w:val="Heading3"/>
-    <w:uiPriority w:val="9"/>
-    <w:semiHidden/>
-    <w:rsid w:val="00A10FD9"/>
-    <w:rPr>
-      <w:rFonts w:cstheme="majorBidi" w:eastAsiaTheme="majorEastAsia"/>
-      <w:color w:themeColor="accent1" w:themeShade="BF" w:val="0F4761"/>
+  <w:style w:type="character" w:customStyle="1" w:styleId="Overskrift3Tegn">
+    <w:name w:val="Overskrift 3 Tegn"/>
+    <w:basedOn w:val="Standardskriftforavsnitt"/>
+    <w:link w:val="Overskrift3"/>
+    <w:uiPriority w:val="9"/>
+    <w:semiHidden/>
+    <w:rsid w:val="00A10FD9"/>
+    <w:rPr>
+      <w:rFonts w:eastAsiaTheme="majorEastAsia" w:cstheme="majorBidi"/>
+      <w:color w:val="0F4761" w:themeColor="accent1" w:themeShade="BF"/>
       <w:sz w:val="28"/>
       <w:szCs w:val="28"/>
     </w:rPr>
   </w:style>
-  <w:style w:customStyle="1" w:styleId="Heading4Char" w:type="character">
-    <w:name w:val="Heading 4 Char"/>
-    <w:basedOn w:val="DefaultParagraphFont"/>
-    <w:link w:val="Heading4"/>
-    <w:uiPriority w:val="9"/>
-    <w:semiHidden/>
-    <w:rsid w:val="00A10FD9"/>
-    <w:rPr>
-      <w:rFonts w:cstheme="majorBidi" w:eastAsiaTheme="majorEastAsia"/>
+  <w:style w:type="character" w:customStyle="1" w:styleId="Overskrift4Tegn">
+    <w:name w:val="Overskrift 4 Tegn"/>
+    <w:basedOn w:val="Standardskriftforavsnitt"/>
+    <w:link w:val="Overskrift4"/>
+    <w:uiPriority w:val="9"/>
+    <w:semiHidden/>
+    <w:rsid w:val="00A10FD9"/>
+    <w:rPr>
+      <w:rFonts w:eastAsiaTheme="majorEastAsia" w:cstheme="majorBidi"/>
       <w:i/>
       <w:iCs/>
-      <w:color w:themeColor="accent1" w:themeShade="BF" w:val="0F4761"/>
-    </w:rPr>
-  </w:style>
-  <w:style w:customStyle="1" w:styleId="Heading5Char" w:type="character">
-    <w:name w:val="Heading 5 Char"/>
-    <w:basedOn w:val="DefaultParagraphFont"/>
-    <w:link w:val="Heading5"/>
-    <w:uiPriority w:val="9"/>
-    <w:semiHidden/>
-    <w:rsid w:val="00A10FD9"/>
-    <w:rPr>
-      <w:rFonts w:cstheme="majorBidi" w:eastAsiaTheme="majorEastAsia"/>
-      <w:color w:themeColor="accent1" w:themeShade="BF" w:val="0F4761"/>
-    </w:rPr>
-  </w:style>
-  <w:style w:customStyle="1" w:styleId="Heading6Char" w:type="character">
-    <w:name w:val="Heading 6 Char"/>
-    <w:basedOn w:val="DefaultParagraphFont"/>
-    <w:link w:val="Heading6"/>
-    <w:uiPriority w:val="9"/>
-    <w:semiHidden/>
-    <w:rsid w:val="00A10FD9"/>
-    <w:rPr>
-      <w:rFonts w:cstheme="majorBidi" w:eastAsiaTheme="majorEastAsia"/>
+      <w:color w:val="0F4761" w:themeColor="accent1" w:themeShade="BF"/>
+    </w:rPr>
+  </w:style>
+  <w:style w:type="character" w:customStyle="1" w:styleId="Overskrift5Tegn">
+    <w:name w:val="Overskrift 5 Tegn"/>
+    <w:basedOn w:val="Standardskriftforavsnitt"/>
+    <w:link w:val="Overskrift5"/>
+    <w:uiPriority w:val="9"/>
+    <w:semiHidden/>
+    <w:rsid w:val="00A10FD9"/>
+    <w:rPr>
+      <w:rFonts w:eastAsiaTheme="majorEastAsia" w:cstheme="majorBidi"/>
+      <w:color w:val="0F4761" w:themeColor="accent1" w:themeShade="BF"/>
+    </w:rPr>
+  </w:style>
+  <w:style w:type="character" w:customStyle="1" w:styleId="Overskrift6Tegn">
+    <w:name w:val="Overskrift 6 Tegn"/>
+    <w:basedOn w:val="Standardskriftforavsnitt"/>
+    <w:link w:val="Overskrift6"/>
+    <w:uiPriority w:val="9"/>
+    <w:semiHidden/>
+    <w:rsid w:val="00A10FD9"/>
+    <w:rPr>
+      <w:rFonts w:eastAsiaTheme="majorEastAsia" w:cstheme="majorBidi"/>
       <w:i/>
       <w:iCs/>
-      <w:color w:themeColor="text1" w:themeTint="A6" w:val="595959"/>
-    </w:rPr>
-  </w:style>
-  <w:style w:customStyle="1" w:styleId="Heading7Char" w:type="character">
-    <w:name w:val="Heading 7 Char"/>
-    <w:basedOn w:val="DefaultParagraphFont"/>
-    <w:link w:val="Heading7"/>
-    <w:uiPriority w:val="9"/>
-    <w:semiHidden/>
-    <w:rsid w:val="00A10FD9"/>
-    <w:rPr>
-      <w:rFonts w:cstheme="majorBidi" w:eastAsiaTheme="majorEastAsia"/>
-      <w:color w:themeColor="text1" w:themeTint="A6" w:val="595959"/>
-    </w:rPr>
-  </w:style>
-  <w:style w:customStyle="1" w:styleId="Heading8Char" w:type="character">
-    <w:name w:val="Heading 8 Char"/>
-    <w:basedOn w:val="DefaultParagraphFont"/>
-    <w:link w:val="Heading8"/>
-    <w:uiPriority w:val="9"/>
-    <w:semiHidden/>
-    <w:rsid w:val="00A10FD9"/>
-    <w:rPr>
-      <w:rFonts w:cstheme="majorBidi" w:eastAsiaTheme="majorEastAsia"/>
+      <w:color w:val="595959" w:themeColor="text1" w:themeTint="A6"/>
+    </w:rPr>
+  </w:style>
+  <w:style w:type="character" w:customStyle="1" w:styleId="Overskrift7Tegn">
+    <w:name w:val="Overskrift 7 Tegn"/>
+    <w:basedOn w:val="Standardskriftforavsnitt"/>
+    <w:link w:val="Overskrift7"/>
+    <w:uiPriority w:val="9"/>
+    <w:semiHidden/>
+    <w:rsid w:val="00A10FD9"/>
+    <w:rPr>
+      <w:rFonts w:eastAsiaTheme="majorEastAsia" w:cstheme="majorBidi"/>
+      <w:color w:val="595959" w:themeColor="text1" w:themeTint="A6"/>
+    </w:rPr>
+  </w:style>
+  <w:style w:type="character" w:customStyle="1" w:styleId="Overskrift8Tegn">
+    <w:name w:val="Overskrift 8 Tegn"/>
+    <w:basedOn w:val="Standardskriftforavsnitt"/>
+    <w:link w:val="Overskrift8"/>
+    <w:uiPriority w:val="9"/>
+    <w:semiHidden/>
+    <w:rsid w:val="00A10FD9"/>
+    <w:rPr>
+      <w:rFonts w:eastAsiaTheme="majorEastAsia" w:cstheme="majorBidi"/>
       <w:i/>
       <w:iCs/>
-      <w:color w:themeColor="text1" w:themeTint="D8" w:val="272727"/>
-    </w:rPr>
-  </w:style>
-  <w:style w:customStyle="1" w:styleId="Heading9Char" w:type="character">
-    <w:name w:val="Heading 9 Char"/>
-    <w:basedOn w:val="DefaultParagraphFont"/>
-    <w:link w:val="Heading9"/>
-    <w:uiPriority w:val="9"/>
-    <w:semiHidden/>
-    <w:rsid w:val="00A10FD9"/>
-    <w:rPr>
-      <w:rFonts w:cstheme="majorBidi" w:eastAsiaTheme="majorEastAsia"/>
-      <w:color w:themeColor="text1" w:themeTint="D8" w:val="272727"/>
-    </w:rPr>
-  </w:style>
-  <w:style w:styleId="BlockText" w:type="paragraph">
+      <w:color w:val="272727" w:themeColor="text1" w:themeTint="D8"/>
+    </w:rPr>
+  </w:style>
+  <w:style w:type="character" w:customStyle="1" w:styleId="Overskrift9Tegn">
+    <w:name w:val="Overskrift 9 Tegn"/>
+    <w:basedOn w:val="Standardskriftforavsnitt"/>
+    <w:link w:val="Overskrift9"/>
+    <w:uiPriority w:val="9"/>
+    <w:semiHidden/>
+    <w:rsid w:val="00A10FD9"/>
+    <w:rPr>
+      <w:rFonts w:eastAsiaTheme="majorEastAsia" w:cstheme="majorBidi"/>
+      <w:color w:val="272727" w:themeColor="text1" w:themeTint="D8"/>
+    </w:rPr>
+  </w:style>
+  <w:style w:type="paragraph" w:styleId="Blokktekst">
     <w:name w:val="Block Text"/>
-    <w:basedOn w:val="BodyText"/>
-    <w:next w:val="BodyText"/>
+    <w:basedOn w:val="Brdtekst"/>
+    <w:next w:val="Brdtekst"/>
     <w:uiPriority w:val="9"/>
     <w:unhideWhenUsed/>
     <w:qFormat/>
     <w:pPr>
-      <w:spacing w:after="100" w:before="100"/>
-      <w:ind w:firstLine="0" w:left="480" w:right="480"/>
-    </w:pPr>
-  </w:style>
-  <w:style w:styleId="FootnoteText" w:type="paragraph">
-    <w:name w:val="Footnote Text"/>
-    <w:basedOn w:val="Normal"/>
-    <w:next w:val="FootnoteText"/>
+      <w:spacing w:before="100" w:after="100"/>
+      <w:ind w:left="480" w:right="480"/>
+    </w:pPr>
+  </w:style>
+  <w:style w:type="paragraph" w:styleId="Fotnotetekst">
+    <w:name w:val="footnote text"/>
+    <w:basedOn w:val="Normal"/>
     <w:uiPriority w:val="9"/>
     <w:unhideWhenUsed/>
     <w:qFormat/>
   </w:style>
-  <w:style w:styleId="FootnoteBlockText" w:type="paragraph">
+  <w:style w:type="paragraph" w:customStyle="1" w:styleId="FootnoteBlockText">
     <w:name w:val="Footnote Block Text"/>
-    <w:basedOn w:val="FootnoteText"/>
-    <w:next w:val="FootnoteText"/>
+    <w:basedOn w:val="Fotnotetekst"/>
+    <w:next w:val="Fotnotetekst"/>
     <w:uiPriority w:val="9"/>
     <w:unhideWhenUsed/>
     <w:qFormat/>
     <w:pPr>
-      <w:spacing w:after="100" w:before="100"/>
-      <w:ind w:firstLine="0" w:left="480" w:right="480"/>
-    </w:pPr>
-  </w:style>
-  <w:style w:default="1" w:styleId="DefaultParagraphFont" w:type="character">
-    <w:name w:val="Default Paragraph Font"/>
+      <w:spacing w:before="100" w:after="100"/>
+      <w:ind w:left="480" w:right="480"/>
+    </w:pPr>
+  </w:style>
+  <w:style w:type="table" w:customStyle="1" w:styleId="Table">
+    <w:name w:val="Table"/>
     <w:semiHidden/>
     <w:unhideWhenUsed/>
-  </w:style>
-  <w:style w:default="1" w:styleId="Table" w:type="table">
-    <w:name w:val="Table"/>
-    <w:basedOn w:val="TableNormal"/>
-    <w:semiHidden/>
-    <w:unhideWhenUsed/>
     <w:qFormat/>
     <w:tblPr>
-      <w:tblInd w:type="dxa" w:w="0"/>
+      <w:tblInd w:w="0" w:type="dxa"/>
       <w:tblCellMar>
-        <w:top w:type="dxa" w:w="0"/>
-        <w:left w:type="dxa" w:w="108"/>
-        <w:bottom w:type="dxa" w:w="0"/>
-        <w:right w:type="dxa" w:w="108"/>
+        <w:top w:w="0" w:type="dxa"/>
+        <w:left w:w="108" w:type="dxa"/>
+        <w:bottom w:w="0" w:type="dxa"/>
+        <w:right w:w="108" w:type="dxa"/>
       </w:tblCellMar>
     </w:tblPr>
     <w:tblStylePr w:type="firstRow">
       <w:tblPr>
         <w:jc w:val="left"/>
-        <w:tblInd w:type="dxa" w:w="0"/>
       </w:tblPr>
       <w:trPr>
         <w:jc w:val="left"/>
       </w:trPr>
       <w:tcPr>
         <w:tcBorders>
-          <w:bottom w:val="single"/>
+          <w:bottom w:val="single" w:sz="0" w:space="0" w:color="auto"/>
         </w:tcBorders>
         <w:vAlign w:val="bottom"/>
       </w:tcPr>
     </w:tblStylePr>
   </w:style>
-  <w:style w:customStyle="1" w:styleId="DefinitionTerm" w:type="paragraph">
+  <w:style w:type="paragraph" w:customStyle="1" w:styleId="DefinitionTerm">
     <w:name w:val="Definition Term"/>
     <w:basedOn w:val="Normal"/>
     <w:next w:val="Definition"/>
@@ -800,78 +1130,79 @@
       <w:b/>
     </w:rPr>
   </w:style>
-  <w:style w:customStyle="1" w:styleId="Definition" w:type="paragraph">
+  <w:style w:type="paragraph" w:customStyle="1" w:styleId="Definition">
     <w:name w:val="Definition"/>
     <w:basedOn w:val="Normal"/>
   </w:style>
-  <w:style w:styleId="Caption" w:type="paragraph">
-    <w:name w:val="Caption"/>
-    <w:basedOn w:val="Normal"/>
-    <w:link w:val="BodyTextChar"/>
-    <w:pPr>
-      <w:spacing w:after="120" w:before="0"/>
+  <w:style w:type="paragraph" w:styleId="Bildetekst">
+    <w:name w:val="caption"/>
+    <w:basedOn w:val="Normal"/>
+    <w:link w:val="BildetekstTegn"/>
+    <w:pPr>
+      <w:spacing w:after="120"/>
     </w:pPr>
     <w:rPr>
       <w:i/>
     </w:rPr>
   </w:style>
-  <w:style w:customStyle="1" w:styleId="TableCaption" w:type="paragraph">
+  <w:style w:type="paragraph" w:customStyle="1" w:styleId="TableCaption">
     <w:name w:val="Table Caption"/>
-    <w:basedOn w:val="Caption"/>
+    <w:basedOn w:val="Bildetekst"/>
     <w:pPr>
       <w:keepNext/>
     </w:pPr>
   </w:style>
-  <w:style w:customStyle="1" w:styleId="ImageCaption" w:type="paragraph">
+  <w:style w:type="paragraph" w:customStyle="1" w:styleId="ImageCaption">
     <w:name w:val="Image Caption"/>
-    <w:basedOn w:val="Caption"/>
-  </w:style>
-  <w:style w:customStyle="1" w:styleId="Figure" w:type="paragraph">
+    <w:basedOn w:val="Bildetekst"/>
+  </w:style>
+  <w:style w:type="paragraph" w:customStyle="1" w:styleId="Figure">
     <w:name w:val="Figure"/>
     <w:basedOn w:val="Normal"/>
   </w:style>
-  <w:style w:customStyle="1" w:styleId="CaptionedFigure" w:type="paragraph">
+  <w:style w:type="paragraph" w:customStyle="1" w:styleId="CaptionedFigure">
     <w:name w:val="Captioned Figure"/>
     <w:basedOn w:val="Figure"/>
     <w:pPr>
       <w:keepNext/>
     </w:pPr>
   </w:style>
-  <w:style w:customStyle="1" w:styleId="BodyTextChar" w:type="character">
-    <w:name w:val="Body Text Char"/>
-    <w:basedOn w:val="DefaultParagraphFont"/>
-    <w:link w:val="BodyText"/>
-  </w:style>
-  <w:style w:customStyle="1" w:styleId="VerbatimChar" w:type="character">
+  <w:style w:type="character" w:customStyle="1" w:styleId="BildetekstTegn">
+    <w:name w:val="Bildetekst Tegn"/>
+    <w:basedOn w:val="Standardskriftforavsnitt"/>
+    <w:link w:val="Bildetekst"/>
+  </w:style>
+  <w:style w:type="character" w:customStyle="1" w:styleId="VerbatimChar">
     <w:name w:val="Verbatim Char"/>
-    <w:basedOn w:val="BodyTextChar"/>
-    <w:rPr>
-      <w:rFonts w:ascii="Consolas" w:hAnsi="Consolas"/>
-      <w:sz w:val="22"/>
-    </w:rPr>
-  </w:style>
-  <w:style w:customStyle="1" w:styleId="SectionNumber" w:type="character">
+    <w:basedOn w:val="BildetekstTegn"/>
+    <w:link w:val="SourceCode"/>
+    <w:rPr>
+      <w:rFonts w:ascii="Consolas" w:hAnsi="Consolas"/>
+      <w:sz w:val="22"/>
+    </w:rPr>
+  </w:style>
+  <w:style w:type="character" w:customStyle="1" w:styleId="SectionNumber">
     <w:name w:val="Section Number"/>
-    <w:basedOn w:val="BodyTextChar"/>
-  </w:style>
-  <w:style w:styleId="FootnoteReference" w:type="character">
-    <w:name w:val="Footnote Reference"/>
-    <w:basedOn w:val="BodyTextChar"/>
+    <w:basedOn w:val="BildetekstTegn"/>
+  </w:style>
+  <w:style w:type="character" w:styleId="Fotnotereferanse">
+    <w:name w:val="footnote reference"/>
+    <w:basedOn w:val="BildetekstTegn"/>
     <w:rPr>
       <w:vertAlign w:val="superscript"/>
     </w:rPr>
   </w:style>
-  <w:style w:styleId="Hyperlink" w:type="character">
+  <w:style w:type="character" w:styleId="Hyperkobling">
     <w:name w:val="Hyperlink"/>
-    <w:basedOn w:val="BodyTextChar"/>
-    <w:rPr>
-      <w:color w:themeColor="accent1" w:val="4F81BD"/>
-    </w:rPr>
-  </w:style>
-  <w:style w:styleId="TOCHeading" w:type="paragraph">
+    <w:basedOn w:val="BildetekstTegn"/>
+    <w:rPr>
+      <w:color w:val="156082" w:themeColor="accent1"/>
+    </w:rPr>
+  </w:style>
+  <w:style w:type="paragraph" w:styleId="Overskriftforinnholdsfortegnelse">
     <w:name w:val="TOC Heading"/>
-    <w:basedOn w:val="Heading1"/>
-    <w:next w:val="BodyText"/>
+    <w:basedOn w:val="Overskrift1"/>
+    <w:next w:val="Brdtekst"/>
     <w:uiPriority w:val="39"/>
     <w:unhideWhenUsed/>
     <w:qFormat/>
@@ -879,273 +1210,329 @@
       <w:spacing w:before="240" w:line="259" w:lineRule="auto"/>
       <w:outlineLvl w:val="9"/>
     </w:pPr>
-    <w:rPr>
-      <w:rFonts w:asciiTheme="majorHAnsi" w:cstheme="majorBidi" w:eastAsiaTheme="majorEastAsia" w:hAnsiTheme="majorHAnsi"/>
-      <w:b w:val="0"/>
-      <w:bCs w:val="0"/>
-      <w:color w:themeColor="accent1" w:themeShade="BF" w:val="365F91"/>
-    </w:rPr>
   </w:style>
   <w:style w:type="paragraph" w:customStyle="1" w:styleId="SourceCode">
     <w:name w:val="Source Code"/>
     <w:basedOn w:val="Normal"/>
     <w:link w:val="VerbatimChar"/>
     <w:pPr>
-      <w:wordWrap w:val="off"/>
-      <w:shd w:val="clear" w:fill="f1f3f5"/>
+      <w:shd w:val="clear" w:color="auto" w:fill="F1F3F5"/>
+      <w:wordWrap w:val="0"/>
     </w:pPr>
   </w:style>
   <w:style w:type="character" w:customStyle="1" w:styleId="KeywordTok">
     <w:name w:val="KeywordTok"/>
     <w:basedOn w:val="VerbatimChar"/>
     <w:rPr>
+      <w:rFonts w:ascii="Consolas" w:hAnsi="Consolas"/>
       <w:b/>
-      <w:color w:val="003b4f"/>
-      <w:shd w:val="clear" w:fill="f1f3f5"/>
+      <w:color w:val="003B4F"/>
+      <w:sz w:val="22"/>
+      <w:shd w:val="clear" w:color="auto" w:fill="F1F3F5"/>
     </w:rPr>
   </w:style>
   <w:style w:type="character" w:customStyle="1" w:styleId="DataTypeTok">
     <w:name w:val="DataTypeTok"/>
     <w:basedOn w:val="VerbatimChar"/>
     <w:rPr>
-      <w:color w:val="ad0000"/>
-      <w:shd w:val="clear" w:fill="f1f3f5"/>
+      <w:rFonts w:ascii="Consolas" w:hAnsi="Consolas"/>
+      <w:color w:val="AD0000"/>
+      <w:sz w:val="22"/>
+      <w:shd w:val="clear" w:color="auto" w:fill="F1F3F5"/>
     </w:rPr>
   </w:style>
   <w:style w:type="character" w:customStyle="1" w:styleId="DecValTok">
     <w:name w:val="DecValTok"/>
     <w:basedOn w:val="VerbatimChar"/>
     <w:rPr>
-      <w:color w:val="ad0000"/>
-      <w:shd w:val="clear" w:fill="f1f3f5"/>
+      <w:rFonts w:ascii="Consolas" w:hAnsi="Consolas"/>
+      <w:color w:val="AD0000"/>
+      <w:sz w:val="22"/>
+      <w:shd w:val="clear" w:color="auto" w:fill="F1F3F5"/>
     </w:rPr>
   </w:style>
   <w:style w:type="character" w:customStyle="1" w:styleId="BaseNTok">
     <w:name w:val="BaseNTok"/>
     <w:basedOn w:val="VerbatimChar"/>
     <w:rPr>
-      <w:color w:val="ad0000"/>
-      <w:shd w:val="clear" w:fill="f1f3f5"/>
+      <w:rFonts w:ascii="Consolas" w:hAnsi="Consolas"/>
+      <w:color w:val="AD0000"/>
+      <w:sz w:val="22"/>
+      <w:shd w:val="clear" w:color="auto" w:fill="F1F3F5"/>
     </w:rPr>
   </w:style>
   <w:style w:type="character" w:customStyle="1" w:styleId="FloatTok">
     <w:name w:val="FloatTok"/>
     <w:basedOn w:val="VerbatimChar"/>
     <w:rPr>
-      <w:color w:val="ad0000"/>
-      <w:shd w:val="clear" w:fill="f1f3f5"/>
+      <w:rFonts w:ascii="Consolas" w:hAnsi="Consolas"/>
+      <w:color w:val="AD0000"/>
+      <w:sz w:val="22"/>
+      <w:shd w:val="clear" w:color="auto" w:fill="F1F3F5"/>
     </w:rPr>
   </w:style>
   <w:style w:type="character" w:customStyle="1" w:styleId="ConstantTok">
     <w:name w:val="ConstantTok"/>
     <w:basedOn w:val="VerbatimChar"/>
     <w:rPr>
-      <w:color w:val="8f5902"/>
-      <w:shd w:val="clear" w:fill="f1f3f5"/>
+      <w:rFonts w:ascii="Consolas" w:hAnsi="Consolas"/>
+      <w:color w:val="8F5902"/>
+      <w:sz w:val="22"/>
+      <w:shd w:val="clear" w:color="auto" w:fill="F1F3F5"/>
     </w:rPr>
   </w:style>
   <w:style w:type="character" w:customStyle="1" w:styleId="CharTok">
     <w:name w:val="CharTok"/>
     <w:basedOn w:val="VerbatimChar"/>
     <w:rPr>
-      <w:color w:val="20794d"/>
-      <w:shd w:val="clear" w:fill="f1f3f5"/>
+      <w:rFonts w:ascii="Consolas" w:hAnsi="Consolas"/>
+      <w:color w:val="20794D"/>
+      <w:sz w:val="22"/>
+      <w:shd w:val="clear" w:color="auto" w:fill="F1F3F5"/>
     </w:rPr>
   </w:style>
   <w:style w:type="character" w:customStyle="1" w:styleId="SpecialCharTok">
     <w:name w:val="SpecialCharTok"/>
     <w:basedOn w:val="VerbatimChar"/>
     <w:rPr>
-      <w:color w:val="5e5e5e"/>
-      <w:shd w:val="clear" w:fill="f1f3f5"/>
+      <w:rFonts w:ascii="Consolas" w:hAnsi="Consolas"/>
+      <w:color w:val="5E5E5E"/>
+      <w:sz w:val="22"/>
+      <w:shd w:val="clear" w:color="auto" w:fill="F1F3F5"/>
     </w:rPr>
   </w:style>
   <w:style w:type="character" w:customStyle="1" w:styleId="StringTok">
     <w:name w:val="StringTok"/>
     <w:basedOn w:val="VerbatimChar"/>
     <w:rPr>
-      <w:color w:val="20794d"/>
-      <w:shd w:val="clear" w:fill="f1f3f5"/>
+      <w:rFonts w:ascii="Consolas" w:hAnsi="Consolas"/>
+      <w:color w:val="20794D"/>
+      <w:sz w:val="22"/>
+      <w:shd w:val="clear" w:color="auto" w:fill="F1F3F5"/>
     </w:rPr>
   </w:style>
   <w:style w:type="character" w:customStyle="1" w:styleId="VerbatimStringTok">
     <w:name w:val="VerbatimStringTok"/>
     <w:basedOn w:val="VerbatimChar"/>
     <w:rPr>
-      <w:color w:val="20794d"/>
-      <w:shd w:val="clear" w:fill="f1f3f5"/>
+      <w:rFonts w:ascii="Consolas" w:hAnsi="Consolas"/>
+      <w:color w:val="20794D"/>
+      <w:sz w:val="22"/>
+      <w:shd w:val="clear" w:color="auto" w:fill="F1F3F5"/>
     </w:rPr>
   </w:style>
   <w:style w:type="character" w:customStyle="1" w:styleId="SpecialStringTok">
     <w:name w:val="SpecialStringTok"/>
     <w:basedOn w:val="VerbatimChar"/>
     <w:rPr>
-      <w:color w:val="20794d"/>
-      <w:shd w:val="clear" w:fill="f1f3f5"/>
+      <w:rFonts w:ascii="Consolas" w:hAnsi="Consolas"/>
+      <w:color w:val="20794D"/>
+      <w:sz w:val="22"/>
+      <w:shd w:val="clear" w:color="auto" w:fill="F1F3F5"/>
     </w:rPr>
   </w:style>
   <w:style w:type="character" w:customStyle="1" w:styleId="ImportTok">
     <w:name w:val="ImportTok"/>
     <w:basedOn w:val="VerbatimChar"/>
     <w:rPr>
-      <w:color w:val="00769e"/>
-      <w:shd w:val="clear" w:fill="f1f3f5"/>
+      <w:rFonts w:ascii="Consolas" w:hAnsi="Consolas"/>
+      <w:color w:val="00769E"/>
+      <w:sz w:val="22"/>
+      <w:shd w:val="clear" w:color="auto" w:fill="F1F3F5"/>
     </w:rPr>
   </w:style>
   <w:style w:type="character" w:customStyle="1" w:styleId="CommentTok">
     <w:name w:val="CommentTok"/>
     <w:basedOn w:val="VerbatimChar"/>
     <w:rPr>
-      <w:color w:val="5e5e5e"/>
-      <w:shd w:val="clear" w:fill="f1f3f5"/>
+      <w:rFonts w:ascii="Consolas" w:hAnsi="Consolas"/>
+      <w:color w:val="5E5E5E"/>
+      <w:sz w:val="22"/>
+      <w:shd w:val="clear" w:color="auto" w:fill="F1F3F5"/>
     </w:rPr>
   </w:style>
   <w:style w:type="character" w:customStyle="1" w:styleId="DocumentationTok">
     <w:name w:val="DocumentationTok"/>
     <w:basedOn w:val="VerbatimChar"/>
     <w:rPr>
+      <w:rFonts w:ascii="Consolas" w:hAnsi="Consolas"/>
       <w:i/>
-      <w:color w:val="5e5e5e"/>
-      <w:shd w:val="clear" w:fill="f1f3f5"/>
+      <w:color w:val="5E5E5E"/>
+      <w:sz w:val="22"/>
+      <w:shd w:val="clear" w:color="auto" w:fill="F1F3F5"/>
     </w:rPr>
   </w:style>
   <w:style w:type="character" w:customStyle="1" w:styleId="AnnotationTok">
     <w:name w:val="AnnotationTok"/>
     <w:basedOn w:val="VerbatimChar"/>
     <w:rPr>
-      <w:color w:val="5e5e5e"/>
-      <w:shd w:val="clear" w:fill="f1f3f5"/>
+      <w:rFonts w:ascii="Consolas" w:hAnsi="Consolas"/>
+      <w:color w:val="5E5E5E"/>
+      <w:sz w:val="22"/>
+      <w:shd w:val="clear" w:color="auto" w:fill="F1F3F5"/>
     </w:rPr>
   </w:style>
   <w:style w:type="character" w:customStyle="1" w:styleId="CommentVarTok">
     <w:name w:val="CommentVarTok"/>
     <w:basedOn w:val="VerbatimChar"/>
     <w:rPr>
+      <w:rFonts w:ascii="Consolas" w:hAnsi="Consolas"/>
       <w:i/>
-      <w:color w:val="5e5e5e"/>
-      <w:shd w:val="clear" w:fill="f1f3f5"/>
+      <w:color w:val="5E5E5E"/>
+      <w:sz w:val="22"/>
+      <w:shd w:val="clear" w:color="auto" w:fill="F1F3F5"/>
     </w:rPr>
   </w:style>
   <w:style w:type="character" w:customStyle="1" w:styleId="OtherTok">
     <w:name w:val="OtherTok"/>
     <w:basedOn w:val="VerbatimChar"/>
     <w:rPr>
-      <w:color w:val="003b4f"/>
-      <w:shd w:val="clear" w:fill="f1f3f5"/>
+      <w:rFonts w:ascii="Consolas" w:hAnsi="Consolas"/>
+      <w:color w:val="003B4F"/>
+      <w:sz w:val="22"/>
+      <w:shd w:val="clear" w:color="auto" w:fill="F1F3F5"/>
     </w:rPr>
   </w:style>
   <w:style w:type="character" w:customStyle="1" w:styleId="FunctionTok">
     <w:name w:val="FunctionTok"/>
     <w:basedOn w:val="VerbatimChar"/>
     <w:rPr>
-      <w:color w:val="4758ab"/>
-      <w:shd w:val="clear" w:fill="f1f3f5"/>
+      <w:rFonts w:ascii="Consolas" w:hAnsi="Consolas"/>
+      <w:color w:val="4758AB"/>
+      <w:sz w:val="22"/>
+      <w:shd w:val="clear" w:color="auto" w:fill="F1F3F5"/>
     </w:rPr>
   </w:style>
   <w:style w:type="character" w:customStyle="1" w:styleId="VariableTok">
     <w:name w:val="VariableTok"/>
     <w:basedOn w:val="VerbatimChar"/>
     <w:rPr>
+      <w:rFonts w:ascii="Consolas" w:hAnsi="Consolas"/>
       <w:color w:val="111111"/>
-      <w:shd w:val="clear" w:fill="f1f3f5"/>
+      <w:sz w:val="22"/>
+      <w:shd w:val="clear" w:color="auto" w:fill="F1F3F5"/>
     </w:rPr>
   </w:style>
   <w:style w:type="character" w:customStyle="1" w:styleId="ControlFlowTok">
     <w:name w:val="ControlFlowTok"/>
     <w:basedOn w:val="VerbatimChar"/>
     <w:rPr>
+      <w:rFonts w:ascii="Consolas" w:hAnsi="Consolas"/>
       <w:b/>
-      <w:color w:val="003b4f"/>
-      <w:shd w:val="clear" w:fill="f1f3f5"/>
+      <w:color w:val="003B4F"/>
+      <w:sz w:val="22"/>
+      <w:shd w:val="clear" w:color="auto" w:fill="F1F3F5"/>
     </w:rPr>
   </w:style>
   <w:style w:type="character" w:customStyle="1" w:styleId="OperatorTok">
     <w:name w:val="OperatorTok"/>
     <w:basedOn w:val="VerbatimChar"/>
     <w:rPr>
-      <w:color w:val="5e5e5e"/>
-      <w:shd w:val="clear" w:fill="f1f3f5"/>
+      <w:rFonts w:ascii="Consolas" w:hAnsi="Consolas"/>
+      <w:color w:val="5E5E5E"/>
+      <w:sz w:val="22"/>
+      <w:shd w:val="clear" w:color="auto" w:fill="F1F3F5"/>
     </w:rPr>
   </w:style>
   <w:style w:type="character" w:customStyle="1" w:styleId="BuiltInTok">
     <w:name w:val="BuiltInTok"/>
     <w:basedOn w:val="VerbatimChar"/>
     <w:rPr>
-      <w:color w:val="003b4f"/>
-      <w:shd w:val="clear" w:fill="f1f3f5"/>
+      <w:rFonts w:ascii="Consolas" w:hAnsi="Consolas"/>
+      <w:color w:val="003B4F"/>
+      <w:sz w:val="22"/>
+      <w:shd w:val="clear" w:color="auto" w:fill="F1F3F5"/>
     </w:rPr>
   </w:style>
   <w:style w:type="character" w:customStyle="1" w:styleId="ExtensionTok">
     <w:name w:val="ExtensionTok"/>
     <w:basedOn w:val="VerbatimChar"/>
     <w:rPr>
-      <w:color w:val="003b4f"/>
-      <w:shd w:val="clear" w:fill="f1f3f5"/>
+      <w:rFonts w:ascii="Consolas" w:hAnsi="Consolas"/>
+      <w:color w:val="003B4F"/>
+      <w:sz w:val="22"/>
+      <w:shd w:val="clear" w:color="auto" w:fill="F1F3F5"/>
     </w:rPr>
   </w:style>
   <w:style w:type="character" w:customStyle="1" w:styleId="PreprocessorTok">
     <w:name w:val="PreprocessorTok"/>
     <w:basedOn w:val="VerbatimChar"/>
     <w:rPr>
-      <w:color w:val="ad0000"/>
-      <w:shd w:val="clear" w:fill="f1f3f5"/>
+      <w:rFonts w:ascii="Consolas" w:hAnsi="Consolas"/>
+      <w:color w:val="AD0000"/>
+      <w:sz w:val="22"/>
+      <w:shd w:val="clear" w:color="auto" w:fill="F1F3F5"/>
     </w:rPr>
   </w:style>
   <w:style w:type="character" w:customStyle="1" w:styleId="AttributeTok">
     <w:name w:val="AttributeTok"/>
     <w:basedOn w:val="VerbatimChar"/>
     <w:rPr>
+      <w:rFonts w:ascii="Consolas" w:hAnsi="Consolas"/>
       <w:color w:val="657422"/>
-      <w:shd w:val="clear" w:fill="f1f3f5"/>
+      <w:sz w:val="22"/>
+      <w:shd w:val="clear" w:color="auto" w:fill="F1F3F5"/>
     </w:rPr>
   </w:style>
   <w:style w:type="character" w:customStyle="1" w:styleId="RegionMarkerTok">
     <w:name w:val="RegionMarkerTok"/>
     <w:basedOn w:val="VerbatimChar"/>
     <w:rPr>
-      <w:color w:val="003b4f"/>
-      <w:shd w:val="clear" w:fill="f1f3f5"/>
+      <w:rFonts w:ascii="Consolas" w:hAnsi="Consolas"/>
+      <w:color w:val="003B4F"/>
+      <w:sz w:val="22"/>
+      <w:shd w:val="clear" w:color="auto" w:fill="F1F3F5"/>
     </w:rPr>
   </w:style>
   <w:style w:type="character" w:customStyle="1" w:styleId="InformationTok">
     <w:name w:val="InformationTok"/>
     <w:basedOn w:val="VerbatimChar"/>
     <w:rPr>
-      <w:color w:val="5e5e5e"/>
-      <w:shd w:val="clear" w:fill="f1f3f5"/>
+      <w:rFonts w:ascii="Consolas" w:hAnsi="Consolas"/>
+      <w:color w:val="5E5E5E"/>
+      <w:sz w:val="22"/>
+      <w:shd w:val="clear" w:color="auto" w:fill="F1F3F5"/>
     </w:rPr>
   </w:style>
   <w:style w:type="character" w:customStyle="1" w:styleId="WarningTok">
     <w:name w:val="WarningTok"/>
     <w:basedOn w:val="VerbatimChar"/>
     <w:rPr>
+      <w:rFonts w:ascii="Consolas" w:hAnsi="Consolas"/>
       <w:i/>
-      <w:color w:val="5e5e5e"/>
-      <w:shd w:val="clear" w:fill="f1f3f5"/>
+      <w:color w:val="5E5E5E"/>
+      <w:sz w:val="22"/>
+      <w:shd w:val="clear" w:color="auto" w:fill="F1F3F5"/>
     </w:rPr>
   </w:style>
   <w:style w:type="character" w:customStyle="1" w:styleId="AlertTok">
     <w:name w:val="AlertTok"/>
     <w:basedOn w:val="VerbatimChar"/>
     <w:rPr>
-      <w:color w:val="ad0000"/>
-      <w:shd w:val="clear" w:fill="f1f3f5"/>
+      <w:rFonts w:ascii="Consolas" w:hAnsi="Consolas"/>
+      <w:color w:val="AD0000"/>
+      <w:sz w:val="22"/>
+      <w:shd w:val="clear" w:color="auto" w:fill="F1F3F5"/>
     </w:rPr>
   </w:style>
   <w:style w:type="character" w:customStyle="1" w:styleId="ErrorTok">
     <w:name w:val="ErrorTok"/>
     <w:basedOn w:val="VerbatimChar"/>
     <w:rPr>
-      <w:color w:val="ad0000"/>
-      <w:shd w:val="clear" w:fill="f1f3f5"/>
+      <w:rFonts w:ascii="Consolas" w:hAnsi="Consolas"/>
+      <w:color w:val="AD0000"/>
+      <w:sz w:val="22"/>
+      <w:shd w:val="clear" w:color="auto" w:fill="F1F3F5"/>
     </w:rPr>
   </w:style>
   <w:style w:type="character" w:customStyle="1" w:styleId="NormalTok">
     <w:name w:val="NormalTok"/>
     <w:basedOn w:val="VerbatimChar"/>
     <w:rPr>
-      <w:color w:val="003b4f"/>
-      <w:shd w:val="clear" w:fill="f1f3f5"/>
+      <w:rFonts w:ascii="Consolas" w:hAnsi="Consolas"/>
+      <w:color w:val="003B4F"/>
+      <w:sz w:val="22"/>
+      <w:shd w:val="clear" w:color="auto" w:fill="F1F3F5"/>
     </w:rPr>
   </w:style>
 </w:styles>

--- a/analyse/timeseries_for_priser/forste_utkast.docx
+++ b/analyse/timeseries_for_priser/forste_utkast.docx
@@ -1,13 +1,13 @@
 
 <file path=word/document.xml><?xml version="1.0" encoding="utf-8"?>
-<w:document xmlns:wpc="http://schemas.microsoft.com/office/word/2010/wordprocessingCanvas" xmlns:cx="http://schemas.microsoft.com/office/drawing/2014/chartex" xmlns:cx1="http://schemas.microsoft.com/office/drawing/2015/9/8/chartex" xmlns:cx2="http://schemas.microsoft.com/office/drawing/2015/10/21/chartex" xmlns:cx3="http://schemas.microsoft.com/office/drawing/2016/5/9/chartex" xmlns:cx4="http://schemas.microsoft.com/office/drawing/2016/5/10/chartex" xmlns:cx5="http://schemas.microsoft.com/office/drawing/2016/5/11/chartex" xmlns:cx6="http://schemas.microsoft.com/office/drawing/2016/5/12/chartex" xmlns:cx7="http://schemas.microsoft.com/office/drawing/2016/5/13/chartex" xmlns:cx8="http://schemas.microsoft.com/office/drawing/2016/5/14/chartex" xmlns:mc="http://schemas.openxmlformats.org/markup-compatibility/2006" xmlns:aink="http://schemas.microsoft.com/office/drawing/2016/ink" xmlns:am3d="http://schemas.microsoft.com/office/drawing/2017/model3d" xmlns:o="urn:schemas-microsoft-com:office:office" xmlns:oel="http://schemas.microsoft.com/office/2019/extlst" xmlns:r="http://schemas.openxmlformats.org/officeDocument/2006/relationships" xmlns:m="http://schemas.openxmlformats.org/officeDocument/2006/math" xmlns:v="urn:schemas-microsoft-com:vml" xmlns:wp14="http://schemas.microsoft.com/office/word/2010/wordprocessingDrawing" xmlns:wp="http://schemas.openxmlformats.org/drawingml/2006/wordprocessingDrawing" xmlns:w10="urn:schemas-microsoft-com:office:word" xmlns:w="http://schemas.openxmlformats.org/wordprocessingml/2006/main" xmlns:w14="http://schemas.microsoft.com/office/word/2010/wordml" xmlns:w15="http://schemas.microsoft.com/office/word/2012/wordml" xmlns:w16cex="http://schemas.microsoft.com/office/word/2018/wordml/cex" xmlns:w16cid="http://schemas.microsoft.com/office/word/2016/wordml/cid" xmlns:w16="http://schemas.microsoft.com/office/word/2018/wordml" xmlns:w16du="http://schemas.microsoft.com/office/word/2023/wordml/word16du" xmlns:w16sdtdh="http://schemas.microsoft.com/office/word/2020/wordml/sdtdatahash" xmlns:w16sdtfl="http://schemas.microsoft.com/office/word/2024/wordml/sdtformatlock" xmlns:w16se="http://schemas.microsoft.com/office/word/2015/wordml/symex" xmlns:wpg="http://schemas.microsoft.com/office/word/2010/wordprocessingGroup" xmlns:wpi="http://schemas.microsoft.com/office/word/2010/wordprocessingInk" xmlns:wne="http://schemas.microsoft.com/office/word/2006/wordml" xmlns:wps="http://schemas.microsoft.com/office/word/2010/wordprocessingShape" mc:Ignorable="w14 w15 w16se w16cid w16 w16cex w16sdtdh w16sdtfl w16du wp14">
+<w:document xmlns:w="http://schemas.openxmlformats.org/wordprocessingml/2006/main" xmlns:m="http://schemas.openxmlformats.org/officeDocument/2006/math" xmlns:r="http://schemas.openxmlformats.org/officeDocument/2006/relationships" xmlns:o="urn:schemas-microsoft-com:office:office" xmlns:v="urn:schemas-microsoft-com:vml" xmlns:w10="urn:schemas-microsoft-com:office:word" xmlns:a="http://schemas.openxmlformats.org/drawingml/2006/main" xmlns:pic="http://schemas.openxmlformats.org/drawingml/2006/picture" xmlns:wp="http://schemas.openxmlformats.org/drawingml/2006/wordprocessingDrawing">
   <w:body>
     <w:p>
       <w:pPr>
-        <w:pStyle w:val="Tittel"/>
+        <w:pStyle w:val="Title"/>
       </w:pPr>
       <w:r>
-        <w:t>Første utkast for timeseries</w:t>
+        <w:t xml:space="preserve">Første utkast for timeseries</w:t>
       </w:r>
     </w:p>
     <w:p>
@@ -15,76 +15,1147 @@
         <w:pStyle w:val="Author"/>
       </w:pPr>
       <w:r>
-        <w:t>kandidatnummer</w:t>
+        <w:t xml:space="preserve">kandidatnummer</w:t>
       </w:r>
     </w:p>
     <w:p>
       <w:pPr>
-        <w:pStyle w:val="Dato"/>
+        <w:pStyle w:val="Date"/>
       </w:pPr>
       <w:r>
-        <w:t>30 september 2026</w:t>
+        <w:t xml:space="preserve">1 oktober 2026</w:t>
+      </w:r>
+    </w:p>
+    <w:bookmarkStart w:id="21" w:name="introduksjon"/>
+    <w:p>
+      <w:pPr>
+        <w:pStyle w:val="Heading1"/>
+      </w:pPr>
+      <w:r>
+        <w:t xml:space="preserve">1. Introduksjon</w:t>
+      </w:r>
+    </w:p>
+    <w:bookmarkStart w:id="20" w:name="innledning"/>
+    <w:p>
+      <w:pPr>
+        <w:pStyle w:val="Heading2"/>
+      </w:pPr>
+      <w:r>
+        <w:t xml:space="preserve">1.1 Innledning</w:t>
       </w:r>
     </w:p>
     <w:p>
       <w:pPr>
-        <w:pStyle w:val="Overskrift1"/>
-      </w:pPr>
-      <w:bookmarkStart w:id="0" w:name="de-store-trendene-siden-2020"/>
+        <w:pStyle w:val="FirstParagraph"/>
+      </w:pPr>
       <w:r>
-        <w:t>1. De store trendene siden 2020</w:t>
+        <w:t xml:space="preserve">Elektrisitet er en sentral del av det norske energisystemet, og utviklingen i strømprisene har stor betydning både for husholdninger, næringsliv og kraftprodusenter. Norge skiller seg fra mange andre europeiske land ved at en stor del av elektrisitetsproduksjonen kommer fra vannkraft. Vannkraften gjør at tilgangen på vann i magasiner og dermed de hydrologiske forholdene kan ha stor betydning for hvor mye elektrisitet som er tilgjengelig. Samtidig er Norge en del av det europeiske kraftmarkedet gjennom flere utenlandsforbindelser. Strømprisene påvirkes derfor ikke bare av forholdene i Norge, men også av kraftflyt mellom prisområder og utviklingen i det europeiske markedet.</w:t>
       </w:r>
     </w:p>
     <w:p>
       <w:pPr>
-        <w:pStyle w:val="Overskrift2"/>
-      </w:pPr>
-      <w:bookmarkStart w:id="1" w:name="X3787f765dcc1b4d25d586149cf613f8bf1fd3f6"/>
+        <w:pStyle w:val="BodyText"/>
+      </w:pPr>
       <w:r>
-        <w:t>1.1 Tidsserieplott for å undersøke langsiktige trender</w:t>
+        <w:t xml:space="preserve">For å ta hensyn til forskjeller i produksjon, forbruk og overføringskapasitet er Norge delt inn i fem prisområder. Prisområdene er ikke nødvendigvis sammenfallende med fylkes- eller kommunegrenser, men representerer områder der strømprisen kan variere som følge av begrensninger i strømnettet.</w:t>
+      </w:r>
+    </w:p>
+    <w:tbl xmlns:w="http://schemas.openxmlformats.org/wordprocessingml/2006/main" xmlns:r="http://schemas.openxmlformats.org/officeDocument/2006/relationships" xmlns:w14="http://schemas.microsoft.com/office/word/2010/wordml" xmlns:wp="http://schemas.openxmlformats.org/drawingml/2006/wordprocessingDrawing" xmlns:a="http://schemas.openxmlformats.org/drawingml/2006/main" xmlns:pic="http://schemas.openxmlformats.org/drawingml/2006/picture">
+      <w:tblPr>
+        <w:tblLayout w:type="fixed"/>
+        <w:jc w:val="center"/>
+        <w:tblLook w:firstRow="1" w:lastRow="0" w:firstColumn="0" w:lastColumn="0" w:noHBand="0" w:noVBand="1"/>
+      </w:tblPr>
+      <w:tblGrid>
+        <w:gridCol w:w="1440"/>
+        <w:gridCol w:w="2592"/>
+        <w:gridCol w:w="5760"/>
+      </w:tblGrid>
+      <w:tr>
+        <w:trPr>
+          <w:trHeight w:val="360" w:hRule="auto"/>
+          <w:tblHeader/>
+        </w:trPr>
+        <w:tc>
+          <w:tcPr>
+            <w:tcBorders>
+              <w:bottom w:val="single" w:sz="12" w:space="0" w:color="666666"/>
+              <w:top w:val="single" w:sz="12" w:space="0" w:color="666666"/>
+              <w:left w:val="none" w:sz="0" w:space="0" w:color="000000"/>
+              <w:right w:val="none" w:sz="0" w:space="0" w:color="000000"/>
+            </w:tcBorders>
+            <w:shd w:val="clear" w:color="auto" w:fill="FFFFFF"/>
+            <w:tcMar>
+              <w:top w:w="0" w:type="dxa"/>
+              <w:bottom w:w="0" w:type="dxa"/>
+              <w:left w:w="0" w:type="dxa"/>
+              <w:right w:w="0" w:type="dxa"/>
+            </w:tcMar>
+            <w:vAlign w:val="top"/>
+          </w:tcPr>
+          <w:p>
+            <w:pPr>
+              <w:jc w:val="left"/>
+              <w:pBdr>
+                <w:bottom w:val="none" w:sz="0" w:space="0" w:color="000000"/>
+                <w:top w:val="none" w:sz="0" w:space="0" w:color="000000"/>
+                <w:left w:val="none" w:sz="0" w:space="0" w:color="000000"/>
+                <w:right w:val="none" w:sz="0" w:space="0" w:color="000000"/>
+              </w:pBdr>
+              <w:spacing w:after="100" w:before="100" w:line="240"/>
+              <w:ind w:left="100" w:right="100" w:firstLine="0" w:firstLineChars="0"/>
+              <w:rPr>
+                <w:rFonts w:ascii="Arial" w:hAnsi="Arial" w:eastAsia="Arial" w:cs="Arial"/>
+                <w:i w:val="false"/>
+                <w:b w:val="false"/>
+                <w:u w:val="none"/>
+                <w:strike w:val="false"/>
+                <w:sz w:val="22"/>
+                <w:szCs w:val="22"/>
+                <w:color w:val="000000"/>
+              </w:rPr>
+            </w:pPr>
+            <w:r xmlns:w="http://schemas.openxmlformats.org/wordprocessingml/2006/main" xmlns:wp="http://schemas.openxmlformats.org/drawingml/2006/wordprocessingDrawing" xmlns:r="http://schemas.openxmlformats.org/officeDocument/2006/relationships" xmlns:w14="http://schemas.microsoft.com/office/word/2010/wordml">
+              <w:rPr>
+                <w:rFonts w:ascii="Arial" w:hAnsi="Arial" w:eastAsia="Arial" w:cs="Arial"/>
+                <w:i w:val="false"/>
+                <w:b w:val="false"/>
+                <w:u w:val="none"/>
+                <w:strike w:val="false"/>
+                <w:sz w:val="22"/>
+                <w:szCs w:val="22"/>
+                <w:color w:val="000000"/>
+              </w:rPr>
+              <w:t xml:space="preserve">Prisomrade</w:t>
+            </w:r>
+          </w:p>
+        </w:tc>
+        <w:tc>
+          <w:tcPr>
+            <w:tcBorders>
+              <w:bottom w:val="single" w:sz="12" w:space="0" w:color="666666"/>
+              <w:top w:val="single" w:sz="12" w:space="0" w:color="666666"/>
+              <w:left w:val="none" w:sz="0" w:space="0" w:color="000000"/>
+              <w:right w:val="none" w:sz="0" w:space="0" w:color="000000"/>
+            </w:tcBorders>
+            <w:shd w:val="clear" w:color="auto" w:fill="FFFFFF"/>
+            <w:tcMar>
+              <w:top w:w="0" w:type="dxa"/>
+              <w:bottom w:w="0" w:type="dxa"/>
+              <w:left w:w="0" w:type="dxa"/>
+              <w:right w:w="0" w:type="dxa"/>
+            </w:tcMar>
+            <w:vAlign w:val="top"/>
+          </w:tcPr>
+          <w:p>
+            <w:pPr>
+              <w:jc w:val="left"/>
+              <w:pBdr>
+                <w:bottom w:val="none" w:sz="0" w:space="0" w:color="000000"/>
+                <w:top w:val="none" w:sz="0" w:space="0" w:color="000000"/>
+                <w:left w:val="none" w:sz="0" w:space="0" w:color="000000"/>
+                <w:right w:val="none" w:sz="0" w:space="0" w:color="000000"/>
+              </w:pBdr>
+              <w:spacing w:after="100" w:before="100" w:line="240"/>
+              <w:ind w:left="100" w:right="100" w:firstLine="0" w:firstLineChars="0"/>
+              <w:rPr>
+                <w:rFonts w:ascii="Arial" w:hAnsi="Arial" w:eastAsia="Arial" w:cs="Arial"/>
+                <w:i w:val="false"/>
+                <w:b w:val="false"/>
+                <w:u w:val="none"/>
+                <w:strike w:val="false"/>
+                <w:sz w:val="22"/>
+                <w:szCs w:val="22"/>
+                <w:color w:val="000000"/>
+              </w:rPr>
+            </w:pPr>
+            <w:r xmlns:w="http://schemas.openxmlformats.org/wordprocessingml/2006/main" xmlns:wp="http://schemas.openxmlformats.org/drawingml/2006/wordprocessingDrawing" xmlns:r="http://schemas.openxmlformats.org/officeDocument/2006/relationships" xmlns:w14="http://schemas.microsoft.com/office/word/2010/wordml">
+              <w:rPr>
+                <w:rFonts w:ascii="Arial" w:hAnsi="Arial" w:eastAsia="Arial" w:cs="Arial"/>
+                <w:i w:val="false"/>
+                <w:b w:val="false"/>
+                <w:u w:val="none"/>
+                <w:strike w:val="false"/>
+                <w:sz w:val="22"/>
+                <w:szCs w:val="22"/>
+                <w:color w:val="000000"/>
+              </w:rPr>
+              <w:t xml:space="preserve">Geografisk omrade</w:t>
+            </w:r>
+          </w:p>
+        </w:tc>
+        <w:tc>
+          <w:tcPr>
+            <w:tcBorders>
+              <w:bottom w:val="single" w:sz="12" w:space="0" w:color="666666"/>
+              <w:top w:val="single" w:sz="12" w:space="0" w:color="666666"/>
+              <w:left w:val="none" w:sz="0" w:space="0" w:color="000000"/>
+              <w:right w:val="none" w:sz="0" w:space="0" w:color="000000"/>
+            </w:tcBorders>
+            <w:shd w:val="clear" w:color="auto" w:fill="FFFFFF"/>
+            <w:tcMar>
+              <w:top w:w="0" w:type="dxa"/>
+              <w:bottom w:w="0" w:type="dxa"/>
+              <w:left w:w="0" w:type="dxa"/>
+              <w:right w:w="0" w:type="dxa"/>
+            </w:tcMar>
+            <w:vAlign w:val="top"/>
+          </w:tcPr>
+          <w:p>
+            <w:pPr>
+              <w:jc w:val="left"/>
+              <w:pBdr>
+                <w:bottom w:val="none" w:sz="0" w:space="0" w:color="000000"/>
+                <w:top w:val="none" w:sz="0" w:space="0" w:color="000000"/>
+                <w:left w:val="none" w:sz="0" w:space="0" w:color="000000"/>
+                <w:right w:val="none" w:sz="0" w:space="0" w:color="000000"/>
+              </w:pBdr>
+              <w:spacing w:after="100" w:before="100" w:line="240"/>
+              <w:ind w:left="100" w:right="100" w:firstLine="0" w:firstLineChars="0"/>
+              <w:rPr>
+                <w:rFonts w:ascii="Arial" w:hAnsi="Arial" w:eastAsia="Arial" w:cs="Arial"/>
+                <w:i w:val="false"/>
+                <w:b w:val="false"/>
+                <w:u w:val="none"/>
+                <w:strike w:val="false"/>
+                <w:sz w:val="22"/>
+                <w:szCs w:val="22"/>
+                <w:color w:val="000000"/>
+              </w:rPr>
+            </w:pPr>
+            <w:r xmlns:w="http://schemas.openxmlformats.org/wordprocessingml/2006/main" xmlns:wp="http://schemas.openxmlformats.org/drawingml/2006/wordprocessingDrawing" xmlns:r="http://schemas.openxmlformats.org/officeDocument/2006/relationships" xmlns:w14="http://schemas.microsoft.com/office/word/2010/wordml">
+              <w:rPr>
+                <w:rFonts w:ascii="Arial" w:hAnsi="Arial" w:eastAsia="Arial" w:cs="Arial"/>
+                <w:i w:val="false"/>
+                <w:b w:val="false"/>
+                <w:u w:val="none"/>
+                <w:strike w:val="false"/>
+                <w:sz w:val="22"/>
+                <w:szCs w:val="22"/>
+                <w:color w:val="000000"/>
+              </w:rPr>
+              <w:t xml:space="preserve">Kjennetegn</w:t>
+            </w:r>
+          </w:p>
+        </w:tc>
+      </w:tr>
+      <w:tr>
+        <w:trPr>
+          <w:trHeight w:val="360" w:hRule="auto"/>
+        </w:trPr>
+        <w:tc>
+          <w:tcPr>
+            <w:tcBorders>
+              <w:bottom w:val="none" w:sz="0" w:space="0" w:color="000000"/>
+              <w:top w:val="single" w:sz="12" w:space="0" w:color="666666"/>
+              <w:left w:val="none" w:sz="0" w:space="0" w:color="000000"/>
+              <w:right w:val="none" w:sz="0" w:space="0" w:color="000000"/>
+            </w:tcBorders>
+            <w:shd w:val="clear" w:color="auto" w:fill="FFFFFF"/>
+            <w:tcMar>
+              <w:top w:w="0" w:type="dxa"/>
+              <w:bottom w:w="0" w:type="dxa"/>
+              <w:left w:w="0" w:type="dxa"/>
+              <w:right w:w="0" w:type="dxa"/>
+            </w:tcMar>
+            <w:vAlign w:val="top"/>
+          </w:tcPr>
+          <w:p>
+            <w:pPr>
+              <w:jc w:val="left"/>
+              <w:pBdr>
+                <w:bottom w:val="none" w:sz="0" w:space="0" w:color="000000"/>
+                <w:top w:val="none" w:sz="0" w:space="0" w:color="000000"/>
+                <w:left w:val="none" w:sz="0" w:space="0" w:color="000000"/>
+                <w:right w:val="none" w:sz="0" w:space="0" w:color="000000"/>
+              </w:pBdr>
+              <w:spacing w:after="100" w:before="100" w:line="240"/>
+              <w:ind w:left="100" w:right="100" w:firstLine="0" w:firstLineChars="0"/>
+              <w:rPr>
+                <w:rFonts w:ascii="Arial" w:hAnsi="Arial" w:eastAsia="Arial" w:cs="Arial"/>
+                <w:i w:val="false"/>
+                <w:b w:val="false"/>
+                <w:u w:val="none"/>
+                <w:strike w:val="false"/>
+                <w:sz w:val="22"/>
+                <w:szCs w:val="22"/>
+                <w:color w:val="000000"/>
+              </w:rPr>
+            </w:pPr>
+            <w:r xmlns:w="http://schemas.openxmlformats.org/wordprocessingml/2006/main" xmlns:wp="http://schemas.openxmlformats.org/drawingml/2006/wordprocessingDrawing" xmlns:r="http://schemas.openxmlformats.org/officeDocument/2006/relationships" xmlns:w14="http://schemas.microsoft.com/office/word/2010/wordml">
+              <w:rPr>
+                <w:rFonts w:ascii="Arial" w:hAnsi="Arial" w:eastAsia="Arial" w:cs="Arial"/>
+                <w:i w:val="false"/>
+                <w:b w:val="false"/>
+                <w:u w:val="none"/>
+                <w:strike w:val="false"/>
+                <w:sz w:val="22"/>
+                <w:szCs w:val="22"/>
+                <w:color w:val="000000"/>
+              </w:rPr>
+              <w:t xml:space="preserve">NO1</w:t>
+            </w:r>
+          </w:p>
+        </w:tc>
+        <w:tc>
+          <w:tcPr>
+            <w:tcBorders>
+              <w:bottom w:val="none" w:sz="0" w:space="0" w:color="000000"/>
+              <w:top w:val="single" w:sz="12" w:space="0" w:color="666666"/>
+              <w:left w:val="none" w:sz="0" w:space="0" w:color="000000"/>
+              <w:right w:val="none" w:sz="0" w:space="0" w:color="000000"/>
+            </w:tcBorders>
+            <w:shd w:val="clear" w:color="auto" w:fill="FFFFFF"/>
+            <w:tcMar>
+              <w:top w:w="0" w:type="dxa"/>
+              <w:bottom w:w="0" w:type="dxa"/>
+              <w:left w:w="0" w:type="dxa"/>
+              <w:right w:w="0" w:type="dxa"/>
+            </w:tcMar>
+            <w:vAlign w:val="top"/>
+          </w:tcPr>
+          <w:p>
+            <w:pPr>
+              <w:jc w:val="left"/>
+              <w:pBdr>
+                <w:bottom w:val="none" w:sz="0" w:space="0" w:color="000000"/>
+                <w:top w:val="none" w:sz="0" w:space="0" w:color="000000"/>
+                <w:left w:val="none" w:sz="0" w:space="0" w:color="000000"/>
+                <w:right w:val="none" w:sz="0" w:space="0" w:color="000000"/>
+              </w:pBdr>
+              <w:spacing w:after="100" w:before="100" w:line="240"/>
+              <w:ind w:left="100" w:right="100" w:firstLine="0" w:firstLineChars="0"/>
+              <w:rPr>
+                <w:rFonts w:ascii="Arial" w:hAnsi="Arial" w:eastAsia="Arial" w:cs="Arial"/>
+                <w:i w:val="false"/>
+                <w:b w:val="false"/>
+                <w:u w:val="none"/>
+                <w:strike w:val="false"/>
+                <w:sz w:val="22"/>
+                <w:szCs w:val="22"/>
+                <w:color w:val="000000"/>
+              </w:rPr>
+            </w:pPr>
+            <w:r xmlns:w="http://schemas.openxmlformats.org/wordprocessingml/2006/main" xmlns:wp="http://schemas.openxmlformats.org/drawingml/2006/wordprocessingDrawing" xmlns:r="http://schemas.openxmlformats.org/officeDocument/2006/relationships" xmlns:w14="http://schemas.microsoft.com/office/word/2010/wordml">
+              <w:rPr>
+                <w:rFonts w:ascii="Arial" w:hAnsi="Arial" w:eastAsia="Arial" w:cs="Arial"/>
+                <w:i w:val="false"/>
+                <w:b w:val="false"/>
+                <w:u w:val="none"/>
+                <w:strike w:val="false"/>
+                <w:sz w:val="22"/>
+                <w:szCs w:val="22"/>
+                <w:color w:val="000000"/>
+              </w:rPr>
+              <w:t xml:space="preserve">Østlandet, inkludert Oslo-området</w:t>
+            </w:r>
+          </w:p>
+        </w:tc>
+        <w:tc>
+          <w:tcPr>
+            <w:tcBorders>
+              <w:bottom w:val="none" w:sz="0" w:space="0" w:color="000000"/>
+              <w:top w:val="single" w:sz="12" w:space="0" w:color="666666"/>
+              <w:left w:val="none" w:sz="0" w:space="0" w:color="000000"/>
+              <w:right w:val="none" w:sz="0" w:space="0" w:color="000000"/>
+            </w:tcBorders>
+            <w:shd w:val="clear" w:color="auto" w:fill="FFFFFF"/>
+            <w:tcMar>
+              <w:top w:w="0" w:type="dxa"/>
+              <w:bottom w:w="0" w:type="dxa"/>
+              <w:left w:w="0" w:type="dxa"/>
+              <w:right w:w="0" w:type="dxa"/>
+            </w:tcMar>
+            <w:vAlign w:val="top"/>
+          </w:tcPr>
+          <w:p>
+            <w:pPr>
+              <w:jc w:val="left"/>
+              <w:pBdr>
+                <w:bottom w:val="none" w:sz="0" w:space="0" w:color="000000"/>
+                <w:top w:val="none" w:sz="0" w:space="0" w:color="000000"/>
+                <w:left w:val="none" w:sz="0" w:space="0" w:color="000000"/>
+                <w:right w:val="none" w:sz="0" w:space="0" w:color="000000"/>
+              </w:pBdr>
+              <w:spacing w:after="100" w:before="100" w:line="240"/>
+              <w:ind w:left="100" w:right="100" w:firstLine="0" w:firstLineChars="0"/>
+              <w:rPr>
+                <w:rFonts w:ascii="Arial" w:hAnsi="Arial" w:eastAsia="Arial" w:cs="Arial"/>
+                <w:i w:val="false"/>
+                <w:b w:val="false"/>
+                <w:u w:val="none"/>
+                <w:strike w:val="false"/>
+                <w:sz w:val="22"/>
+                <w:szCs w:val="22"/>
+                <w:color w:val="000000"/>
+              </w:rPr>
+            </w:pPr>
+            <w:r xmlns:w="http://schemas.openxmlformats.org/wordprocessingml/2006/main" xmlns:wp="http://schemas.openxmlformats.org/drawingml/2006/wordprocessingDrawing" xmlns:r="http://schemas.openxmlformats.org/officeDocument/2006/relationships" xmlns:w14="http://schemas.microsoft.com/office/word/2010/wordml">
+              <w:rPr>
+                <w:rFonts w:ascii="Arial" w:hAnsi="Arial" w:eastAsia="Arial" w:cs="Arial"/>
+                <w:i w:val="false"/>
+                <w:b w:val="false"/>
+                <w:u w:val="none"/>
+                <w:strike w:val="false"/>
+                <w:sz w:val="22"/>
+                <w:szCs w:val="22"/>
+                <w:color w:val="000000"/>
+              </w:rPr>
+              <w:t xml:space="preserve">Hoyt forbruk og tett befolkning. Lite egen strøm produksjon</w:t>
+            </w:r>
+          </w:p>
+        </w:tc>
+      </w:tr>
+      <w:tr>
+        <w:trPr>
+          <w:trHeight w:val="360" w:hRule="auto"/>
+        </w:trPr>
+        <w:tc>
+          <w:tcPr>
+            <w:tcBorders>
+              <w:bottom w:val="none" w:sz="0" w:space="0" w:color="000000"/>
+              <w:top w:val="none" w:sz="0" w:space="0" w:color="000000"/>
+              <w:left w:val="none" w:sz="0" w:space="0" w:color="000000"/>
+              <w:right w:val="none" w:sz="0" w:space="0" w:color="000000"/>
+            </w:tcBorders>
+            <w:shd w:val="clear" w:color="auto" w:fill="FFFFFF"/>
+            <w:tcMar>
+              <w:top w:w="0" w:type="dxa"/>
+              <w:bottom w:w="0" w:type="dxa"/>
+              <w:left w:w="0" w:type="dxa"/>
+              <w:right w:w="0" w:type="dxa"/>
+            </w:tcMar>
+            <w:vAlign w:val="top"/>
+          </w:tcPr>
+          <w:p>
+            <w:pPr>
+              <w:jc w:val="left"/>
+              <w:pBdr>
+                <w:bottom w:val="none" w:sz="0" w:space="0" w:color="000000"/>
+                <w:top w:val="none" w:sz="0" w:space="0" w:color="000000"/>
+                <w:left w:val="none" w:sz="0" w:space="0" w:color="000000"/>
+                <w:right w:val="none" w:sz="0" w:space="0" w:color="000000"/>
+              </w:pBdr>
+              <w:spacing w:after="100" w:before="100" w:line="240"/>
+              <w:ind w:left="100" w:right="100" w:firstLine="0" w:firstLineChars="0"/>
+              <w:rPr>
+                <w:rFonts w:ascii="Arial" w:hAnsi="Arial" w:eastAsia="Arial" w:cs="Arial"/>
+                <w:i w:val="false"/>
+                <w:b w:val="false"/>
+                <w:u w:val="none"/>
+                <w:strike w:val="false"/>
+                <w:sz w:val="22"/>
+                <w:szCs w:val="22"/>
+                <w:color w:val="000000"/>
+              </w:rPr>
+            </w:pPr>
+            <w:r xmlns:w="http://schemas.openxmlformats.org/wordprocessingml/2006/main" xmlns:wp="http://schemas.openxmlformats.org/drawingml/2006/wordprocessingDrawing" xmlns:r="http://schemas.openxmlformats.org/officeDocument/2006/relationships" xmlns:w14="http://schemas.microsoft.com/office/word/2010/wordml">
+              <w:rPr>
+                <w:rFonts w:ascii="Arial" w:hAnsi="Arial" w:eastAsia="Arial" w:cs="Arial"/>
+                <w:i w:val="false"/>
+                <w:b w:val="false"/>
+                <w:u w:val="none"/>
+                <w:strike w:val="false"/>
+                <w:sz w:val="22"/>
+                <w:szCs w:val="22"/>
+                <w:color w:val="000000"/>
+              </w:rPr>
+              <w:t xml:space="preserve">NO2</w:t>
+            </w:r>
+          </w:p>
+        </w:tc>
+        <w:tc>
+          <w:tcPr>
+            <w:tcBorders>
+              <w:bottom w:val="none" w:sz="0" w:space="0" w:color="000000"/>
+              <w:top w:val="none" w:sz="0" w:space="0" w:color="000000"/>
+              <w:left w:val="none" w:sz="0" w:space="0" w:color="000000"/>
+              <w:right w:val="none" w:sz="0" w:space="0" w:color="000000"/>
+            </w:tcBorders>
+            <w:shd w:val="clear" w:color="auto" w:fill="FFFFFF"/>
+            <w:tcMar>
+              <w:top w:w="0" w:type="dxa"/>
+              <w:bottom w:w="0" w:type="dxa"/>
+              <w:left w:w="0" w:type="dxa"/>
+              <w:right w:w="0" w:type="dxa"/>
+            </w:tcMar>
+            <w:vAlign w:val="top"/>
+          </w:tcPr>
+          <w:p>
+            <w:pPr>
+              <w:jc w:val="left"/>
+              <w:pBdr>
+                <w:bottom w:val="none" w:sz="0" w:space="0" w:color="000000"/>
+                <w:top w:val="none" w:sz="0" w:space="0" w:color="000000"/>
+                <w:left w:val="none" w:sz="0" w:space="0" w:color="000000"/>
+                <w:right w:val="none" w:sz="0" w:space="0" w:color="000000"/>
+              </w:pBdr>
+              <w:spacing w:after="100" w:before="100" w:line="240"/>
+              <w:ind w:left="100" w:right="100" w:firstLine="0" w:firstLineChars="0"/>
+              <w:rPr>
+                <w:rFonts w:ascii="Arial" w:hAnsi="Arial" w:eastAsia="Arial" w:cs="Arial"/>
+                <w:i w:val="false"/>
+                <w:b w:val="false"/>
+                <w:u w:val="none"/>
+                <w:strike w:val="false"/>
+                <w:sz w:val="22"/>
+                <w:szCs w:val="22"/>
+                <w:color w:val="000000"/>
+              </w:rPr>
+            </w:pPr>
+            <w:r xmlns:w="http://schemas.openxmlformats.org/wordprocessingml/2006/main" xmlns:wp="http://schemas.openxmlformats.org/drawingml/2006/wordprocessingDrawing" xmlns:r="http://schemas.openxmlformats.org/officeDocument/2006/relationships" xmlns:w14="http://schemas.microsoft.com/office/word/2010/wordml">
+              <w:rPr>
+                <w:rFonts w:ascii="Arial" w:hAnsi="Arial" w:eastAsia="Arial" w:cs="Arial"/>
+                <w:i w:val="false"/>
+                <w:b w:val="false"/>
+                <w:u w:val="none"/>
+                <w:strike w:val="false"/>
+                <w:sz w:val="22"/>
+                <w:szCs w:val="22"/>
+                <w:color w:val="000000"/>
+              </w:rPr>
+              <w:t xml:space="preserve">Sorvestlandet</w:t>
+            </w:r>
+          </w:p>
+        </w:tc>
+        <w:tc>
+          <w:tcPr>
+            <w:tcBorders>
+              <w:bottom w:val="none" w:sz="0" w:space="0" w:color="000000"/>
+              <w:top w:val="none" w:sz="0" w:space="0" w:color="000000"/>
+              <w:left w:val="none" w:sz="0" w:space="0" w:color="000000"/>
+              <w:right w:val="none" w:sz="0" w:space="0" w:color="000000"/>
+            </w:tcBorders>
+            <w:shd w:val="clear" w:color="auto" w:fill="FFFFFF"/>
+            <w:tcMar>
+              <w:top w:w="0" w:type="dxa"/>
+              <w:bottom w:w="0" w:type="dxa"/>
+              <w:left w:w="0" w:type="dxa"/>
+              <w:right w:w="0" w:type="dxa"/>
+            </w:tcMar>
+            <w:vAlign w:val="top"/>
+          </w:tcPr>
+          <w:p>
+            <w:pPr>
+              <w:jc w:val="left"/>
+              <w:pBdr>
+                <w:bottom w:val="none" w:sz="0" w:space="0" w:color="000000"/>
+                <w:top w:val="none" w:sz="0" w:space="0" w:color="000000"/>
+                <w:left w:val="none" w:sz="0" w:space="0" w:color="000000"/>
+                <w:right w:val="none" w:sz="0" w:space="0" w:color="000000"/>
+              </w:pBdr>
+              <w:spacing w:after="100" w:before="100" w:line="240"/>
+              <w:ind w:left="100" w:right="100" w:firstLine="0" w:firstLineChars="0"/>
+              <w:rPr>
+                <w:rFonts w:ascii="Arial" w:hAnsi="Arial" w:eastAsia="Arial" w:cs="Arial"/>
+                <w:i w:val="false"/>
+                <w:b w:val="false"/>
+                <w:u w:val="none"/>
+                <w:strike w:val="false"/>
+                <w:sz w:val="22"/>
+                <w:szCs w:val="22"/>
+                <w:color w:val="000000"/>
+              </w:rPr>
+            </w:pPr>
+            <w:r xmlns:w="http://schemas.openxmlformats.org/wordprocessingml/2006/main" xmlns:wp="http://schemas.openxmlformats.org/drawingml/2006/wordprocessingDrawing" xmlns:r="http://schemas.openxmlformats.org/officeDocument/2006/relationships" xmlns:w14="http://schemas.microsoft.com/office/word/2010/wordml">
+              <w:rPr>
+                <w:rFonts w:ascii="Arial" w:hAnsi="Arial" w:eastAsia="Arial" w:cs="Arial"/>
+                <w:i w:val="false"/>
+                <w:b w:val="false"/>
+                <w:u w:val="none"/>
+                <w:strike w:val="false"/>
+                <w:sz w:val="22"/>
+                <w:szCs w:val="22"/>
+                <w:color w:val="000000"/>
+              </w:rPr>
+              <w:t xml:space="preserve">Mye vannkraft og  overføringskabler forbindelser til utlandet (Danmark, Storbritannia og Tyskland</w:t>
+            </w:r>
+          </w:p>
+        </w:tc>
+      </w:tr>
+      <w:tr>
+        <w:trPr>
+          <w:trHeight w:val="360" w:hRule="auto"/>
+        </w:trPr>
+        <w:tc>
+          <w:tcPr>
+            <w:tcBorders>
+              <w:bottom w:val="none" w:sz="0" w:space="0" w:color="000000"/>
+              <w:top w:val="none" w:sz="0" w:space="0" w:color="000000"/>
+              <w:left w:val="none" w:sz="0" w:space="0" w:color="000000"/>
+              <w:right w:val="none" w:sz="0" w:space="0" w:color="000000"/>
+            </w:tcBorders>
+            <w:shd w:val="clear" w:color="auto" w:fill="FFFFFF"/>
+            <w:tcMar>
+              <w:top w:w="0" w:type="dxa"/>
+              <w:bottom w:w="0" w:type="dxa"/>
+              <w:left w:w="0" w:type="dxa"/>
+              <w:right w:w="0" w:type="dxa"/>
+            </w:tcMar>
+            <w:vAlign w:val="top"/>
+          </w:tcPr>
+          <w:p>
+            <w:pPr>
+              <w:jc w:val="left"/>
+              <w:pBdr>
+                <w:bottom w:val="none" w:sz="0" w:space="0" w:color="000000"/>
+                <w:top w:val="none" w:sz="0" w:space="0" w:color="000000"/>
+                <w:left w:val="none" w:sz="0" w:space="0" w:color="000000"/>
+                <w:right w:val="none" w:sz="0" w:space="0" w:color="000000"/>
+              </w:pBdr>
+              <w:spacing w:after="100" w:before="100" w:line="240"/>
+              <w:ind w:left="100" w:right="100" w:firstLine="0" w:firstLineChars="0"/>
+              <w:rPr>
+                <w:rFonts w:ascii="Arial" w:hAnsi="Arial" w:eastAsia="Arial" w:cs="Arial"/>
+                <w:i w:val="false"/>
+                <w:b w:val="false"/>
+                <w:u w:val="none"/>
+                <w:strike w:val="false"/>
+                <w:sz w:val="22"/>
+                <w:szCs w:val="22"/>
+                <w:color w:val="000000"/>
+              </w:rPr>
+            </w:pPr>
+            <w:r xmlns:w="http://schemas.openxmlformats.org/wordprocessingml/2006/main" xmlns:wp="http://schemas.openxmlformats.org/drawingml/2006/wordprocessingDrawing" xmlns:r="http://schemas.openxmlformats.org/officeDocument/2006/relationships" xmlns:w14="http://schemas.microsoft.com/office/word/2010/wordml">
+              <w:rPr>
+                <w:rFonts w:ascii="Arial" w:hAnsi="Arial" w:eastAsia="Arial" w:cs="Arial"/>
+                <w:i w:val="false"/>
+                <w:b w:val="false"/>
+                <w:u w:val="none"/>
+                <w:strike w:val="false"/>
+                <w:sz w:val="22"/>
+                <w:szCs w:val="22"/>
+                <w:color w:val="000000"/>
+              </w:rPr>
+              <w:t xml:space="preserve">NO3</w:t>
+            </w:r>
+          </w:p>
+        </w:tc>
+        <w:tc>
+          <w:tcPr>
+            <w:tcBorders>
+              <w:bottom w:val="none" w:sz="0" w:space="0" w:color="000000"/>
+              <w:top w:val="none" w:sz="0" w:space="0" w:color="000000"/>
+              <w:left w:val="none" w:sz="0" w:space="0" w:color="000000"/>
+              <w:right w:val="none" w:sz="0" w:space="0" w:color="000000"/>
+            </w:tcBorders>
+            <w:shd w:val="clear" w:color="auto" w:fill="FFFFFF"/>
+            <w:tcMar>
+              <w:top w:w="0" w:type="dxa"/>
+              <w:bottom w:w="0" w:type="dxa"/>
+              <w:left w:w="0" w:type="dxa"/>
+              <w:right w:w="0" w:type="dxa"/>
+            </w:tcMar>
+            <w:vAlign w:val="top"/>
+          </w:tcPr>
+          <w:p>
+            <w:pPr>
+              <w:jc w:val="left"/>
+              <w:pBdr>
+                <w:bottom w:val="none" w:sz="0" w:space="0" w:color="000000"/>
+                <w:top w:val="none" w:sz="0" w:space="0" w:color="000000"/>
+                <w:left w:val="none" w:sz="0" w:space="0" w:color="000000"/>
+                <w:right w:val="none" w:sz="0" w:space="0" w:color="000000"/>
+              </w:pBdr>
+              <w:spacing w:after="100" w:before="100" w:line="240"/>
+              <w:ind w:left="100" w:right="100" w:firstLine="0" w:firstLineChars="0"/>
+              <w:rPr>
+                <w:rFonts w:ascii="Arial" w:hAnsi="Arial" w:eastAsia="Arial" w:cs="Arial"/>
+                <w:i w:val="false"/>
+                <w:b w:val="false"/>
+                <w:u w:val="none"/>
+                <w:strike w:val="false"/>
+                <w:sz w:val="22"/>
+                <w:szCs w:val="22"/>
+                <w:color w:val="000000"/>
+              </w:rPr>
+            </w:pPr>
+            <w:r xmlns:w="http://schemas.openxmlformats.org/wordprocessingml/2006/main" xmlns:wp="http://schemas.openxmlformats.org/drawingml/2006/wordprocessingDrawing" xmlns:r="http://schemas.openxmlformats.org/officeDocument/2006/relationships" xmlns:w14="http://schemas.microsoft.com/office/word/2010/wordml">
+              <w:rPr>
+                <w:rFonts w:ascii="Arial" w:hAnsi="Arial" w:eastAsia="Arial" w:cs="Arial"/>
+                <w:i w:val="false"/>
+                <w:b w:val="false"/>
+                <w:u w:val="none"/>
+                <w:strike w:val="false"/>
+                <w:sz w:val="22"/>
+                <w:szCs w:val="22"/>
+                <w:color w:val="000000"/>
+              </w:rPr>
+              <w:t xml:space="preserve">Midt-Norge, innkludert Trondheim</w:t>
+            </w:r>
+          </w:p>
+        </w:tc>
+        <w:tc>
+          <w:tcPr>
+            <w:tcBorders>
+              <w:bottom w:val="none" w:sz="0" w:space="0" w:color="000000"/>
+              <w:top w:val="none" w:sz="0" w:space="0" w:color="000000"/>
+              <w:left w:val="none" w:sz="0" w:space="0" w:color="000000"/>
+              <w:right w:val="none" w:sz="0" w:space="0" w:color="000000"/>
+            </w:tcBorders>
+            <w:shd w:val="clear" w:color="auto" w:fill="FFFFFF"/>
+            <w:tcMar>
+              <w:top w:w="0" w:type="dxa"/>
+              <w:bottom w:w="0" w:type="dxa"/>
+              <w:left w:w="0" w:type="dxa"/>
+              <w:right w:w="0" w:type="dxa"/>
+            </w:tcMar>
+            <w:vAlign w:val="top"/>
+          </w:tcPr>
+          <w:p>
+            <w:pPr>
+              <w:jc w:val="left"/>
+              <w:pBdr>
+                <w:bottom w:val="none" w:sz="0" w:space="0" w:color="000000"/>
+                <w:top w:val="none" w:sz="0" w:space="0" w:color="000000"/>
+                <w:left w:val="none" w:sz="0" w:space="0" w:color="000000"/>
+                <w:right w:val="none" w:sz="0" w:space="0" w:color="000000"/>
+              </w:pBdr>
+              <w:spacing w:after="100" w:before="100" w:line="240"/>
+              <w:ind w:left="100" w:right="100" w:firstLine="0" w:firstLineChars="0"/>
+              <w:rPr>
+                <w:rFonts w:ascii="Arial" w:hAnsi="Arial" w:eastAsia="Arial" w:cs="Arial"/>
+                <w:i w:val="false"/>
+                <w:b w:val="false"/>
+                <w:u w:val="none"/>
+                <w:strike w:val="false"/>
+                <w:sz w:val="22"/>
+                <w:szCs w:val="22"/>
+                <w:color w:val="000000"/>
+              </w:rPr>
+            </w:pPr>
+            <w:r xmlns:w="http://schemas.openxmlformats.org/wordprocessingml/2006/main" xmlns:wp="http://schemas.openxmlformats.org/drawingml/2006/wordprocessingDrawing" xmlns:r="http://schemas.openxmlformats.org/officeDocument/2006/relationships" xmlns:w14="http://schemas.microsoft.com/office/word/2010/wordml">
+              <w:rPr>
+                <w:rFonts w:ascii="Arial" w:hAnsi="Arial" w:eastAsia="Arial" w:cs="Arial"/>
+                <w:i w:val="false"/>
+                <w:b w:val="false"/>
+                <w:u w:val="none"/>
+                <w:strike w:val="false"/>
+                <w:sz w:val="22"/>
+                <w:szCs w:val="22"/>
+                <w:color w:val="000000"/>
+              </w:rPr>
+              <w:t xml:space="preserve">Mye vannkraft, men begrenset overforingskapasitet mot sor. Relativt høyt forbruk, grunnet mange inbyggere og mye industri</w:t>
+            </w:r>
+          </w:p>
+        </w:tc>
+      </w:tr>
+      <w:tr>
+        <w:trPr>
+          <w:trHeight w:val="360" w:hRule="auto"/>
+        </w:trPr>
+        <w:tc>
+          <w:tcPr>
+            <w:tcBorders>
+              <w:bottom w:val="none" w:sz="0" w:space="0" w:color="000000"/>
+              <w:top w:val="none" w:sz="0" w:space="0" w:color="000000"/>
+              <w:left w:val="none" w:sz="0" w:space="0" w:color="000000"/>
+              <w:right w:val="none" w:sz="0" w:space="0" w:color="000000"/>
+            </w:tcBorders>
+            <w:shd w:val="clear" w:color="auto" w:fill="FFFFFF"/>
+            <w:tcMar>
+              <w:top w:w="0" w:type="dxa"/>
+              <w:bottom w:w="0" w:type="dxa"/>
+              <w:left w:w="0" w:type="dxa"/>
+              <w:right w:w="0" w:type="dxa"/>
+            </w:tcMar>
+            <w:vAlign w:val="top"/>
+          </w:tcPr>
+          <w:p>
+            <w:pPr>
+              <w:jc w:val="left"/>
+              <w:pBdr>
+                <w:bottom w:val="none" w:sz="0" w:space="0" w:color="000000"/>
+                <w:top w:val="none" w:sz="0" w:space="0" w:color="000000"/>
+                <w:left w:val="none" w:sz="0" w:space="0" w:color="000000"/>
+                <w:right w:val="none" w:sz="0" w:space="0" w:color="000000"/>
+              </w:pBdr>
+              <w:spacing w:after="100" w:before="100" w:line="240"/>
+              <w:ind w:left="100" w:right="100" w:firstLine="0" w:firstLineChars="0"/>
+              <w:rPr>
+                <w:rFonts w:ascii="Arial" w:hAnsi="Arial" w:eastAsia="Arial" w:cs="Arial"/>
+                <w:i w:val="false"/>
+                <w:b w:val="false"/>
+                <w:u w:val="none"/>
+                <w:strike w:val="false"/>
+                <w:sz w:val="22"/>
+                <w:szCs w:val="22"/>
+                <w:color w:val="000000"/>
+              </w:rPr>
+            </w:pPr>
+            <w:r xmlns:w="http://schemas.openxmlformats.org/wordprocessingml/2006/main" xmlns:wp="http://schemas.openxmlformats.org/drawingml/2006/wordprocessingDrawing" xmlns:r="http://schemas.openxmlformats.org/officeDocument/2006/relationships" xmlns:w14="http://schemas.microsoft.com/office/word/2010/wordml">
+              <w:rPr>
+                <w:rFonts w:ascii="Arial" w:hAnsi="Arial" w:eastAsia="Arial" w:cs="Arial"/>
+                <w:i w:val="false"/>
+                <w:b w:val="false"/>
+                <w:u w:val="none"/>
+                <w:strike w:val="false"/>
+                <w:sz w:val="22"/>
+                <w:szCs w:val="22"/>
+                <w:color w:val="000000"/>
+              </w:rPr>
+              <w:t xml:space="preserve">NO4</w:t>
+            </w:r>
+          </w:p>
+        </w:tc>
+        <w:tc>
+          <w:tcPr>
+            <w:tcBorders>
+              <w:bottom w:val="none" w:sz="0" w:space="0" w:color="000000"/>
+              <w:top w:val="none" w:sz="0" w:space="0" w:color="000000"/>
+              <w:left w:val="none" w:sz="0" w:space="0" w:color="000000"/>
+              <w:right w:val="none" w:sz="0" w:space="0" w:color="000000"/>
+            </w:tcBorders>
+            <w:shd w:val="clear" w:color="auto" w:fill="FFFFFF"/>
+            <w:tcMar>
+              <w:top w:w="0" w:type="dxa"/>
+              <w:bottom w:w="0" w:type="dxa"/>
+              <w:left w:w="0" w:type="dxa"/>
+              <w:right w:w="0" w:type="dxa"/>
+            </w:tcMar>
+            <w:vAlign w:val="top"/>
+          </w:tcPr>
+          <w:p>
+            <w:pPr>
+              <w:jc w:val="left"/>
+              <w:pBdr>
+                <w:bottom w:val="none" w:sz="0" w:space="0" w:color="000000"/>
+                <w:top w:val="none" w:sz="0" w:space="0" w:color="000000"/>
+                <w:left w:val="none" w:sz="0" w:space="0" w:color="000000"/>
+                <w:right w:val="none" w:sz="0" w:space="0" w:color="000000"/>
+              </w:pBdr>
+              <w:spacing w:after="100" w:before="100" w:line="240"/>
+              <w:ind w:left="100" w:right="100" w:firstLine="0" w:firstLineChars="0"/>
+              <w:rPr>
+                <w:rFonts w:ascii="Arial" w:hAnsi="Arial" w:eastAsia="Arial" w:cs="Arial"/>
+                <w:i w:val="false"/>
+                <w:b w:val="false"/>
+                <w:u w:val="none"/>
+                <w:strike w:val="false"/>
+                <w:sz w:val="22"/>
+                <w:szCs w:val="22"/>
+                <w:color w:val="000000"/>
+              </w:rPr>
+            </w:pPr>
+            <w:r xmlns:w="http://schemas.openxmlformats.org/wordprocessingml/2006/main" xmlns:wp="http://schemas.openxmlformats.org/drawingml/2006/wordprocessingDrawing" xmlns:r="http://schemas.openxmlformats.org/officeDocument/2006/relationships" xmlns:w14="http://schemas.microsoft.com/office/word/2010/wordml">
+              <w:rPr>
+                <w:rFonts w:ascii="Arial" w:hAnsi="Arial" w:eastAsia="Arial" w:cs="Arial"/>
+                <w:i w:val="false"/>
+                <w:b w:val="false"/>
+                <w:u w:val="none"/>
+                <w:strike w:val="false"/>
+                <w:sz w:val="22"/>
+                <w:szCs w:val="22"/>
+                <w:color w:val="000000"/>
+              </w:rPr>
+              <w:t xml:space="preserve">Nord-Norge</w:t>
+            </w:r>
+          </w:p>
+        </w:tc>
+        <w:tc>
+          <w:tcPr>
+            <w:tcBorders>
+              <w:bottom w:val="none" w:sz="0" w:space="0" w:color="000000"/>
+              <w:top w:val="none" w:sz="0" w:space="0" w:color="000000"/>
+              <w:left w:val="none" w:sz="0" w:space="0" w:color="000000"/>
+              <w:right w:val="none" w:sz="0" w:space="0" w:color="000000"/>
+            </w:tcBorders>
+            <w:shd w:val="clear" w:color="auto" w:fill="FFFFFF"/>
+            <w:tcMar>
+              <w:top w:w="0" w:type="dxa"/>
+              <w:bottom w:w="0" w:type="dxa"/>
+              <w:left w:w="0" w:type="dxa"/>
+              <w:right w:w="0" w:type="dxa"/>
+            </w:tcMar>
+            <w:vAlign w:val="top"/>
+          </w:tcPr>
+          <w:p>
+            <w:pPr>
+              <w:jc w:val="left"/>
+              <w:pBdr>
+                <w:bottom w:val="none" w:sz="0" w:space="0" w:color="000000"/>
+                <w:top w:val="none" w:sz="0" w:space="0" w:color="000000"/>
+                <w:left w:val="none" w:sz="0" w:space="0" w:color="000000"/>
+                <w:right w:val="none" w:sz="0" w:space="0" w:color="000000"/>
+              </w:pBdr>
+              <w:spacing w:after="100" w:before="100" w:line="240"/>
+              <w:ind w:left="100" w:right="100" w:firstLine="0" w:firstLineChars="0"/>
+              <w:rPr>
+                <w:rFonts w:ascii="Arial" w:hAnsi="Arial" w:eastAsia="Arial" w:cs="Arial"/>
+                <w:i w:val="false"/>
+                <w:b w:val="false"/>
+                <w:u w:val="none"/>
+                <w:strike w:val="false"/>
+                <w:sz w:val="22"/>
+                <w:szCs w:val="22"/>
+                <w:color w:val="000000"/>
+              </w:rPr>
+            </w:pPr>
+            <w:r xmlns:w="http://schemas.openxmlformats.org/wordprocessingml/2006/main" xmlns:wp="http://schemas.openxmlformats.org/drawingml/2006/wordprocessingDrawing" xmlns:r="http://schemas.openxmlformats.org/officeDocument/2006/relationships" xmlns:w14="http://schemas.microsoft.com/office/word/2010/wordml">
+              <w:rPr>
+                <w:rFonts w:ascii="Arial" w:hAnsi="Arial" w:eastAsia="Arial" w:cs="Arial"/>
+                <w:i w:val="false"/>
+                <w:b w:val="false"/>
+                <w:u w:val="none"/>
+                <w:strike w:val="false"/>
+                <w:sz w:val="22"/>
+                <w:szCs w:val="22"/>
+                <w:color w:val="000000"/>
+              </w:rPr>
+              <w:t xml:space="preserve">Mye vannkraft og relativt lavt forbruk, grunnet få mennesker. Noe kraftkrevende industri etablerer seg, grunnet de lave prisene</w:t>
+            </w:r>
+          </w:p>
+        </w:tc>
+      </w:tr>
+      <w:tr>
+        <w:trPr>
+          <w:trHeight w:val="360" w:hRule="auto"/>
+        </w:trPr>
+        <w:tc>
+          <w:tcPr>
+            <w:tcBorders>
+              <w:bottom w:val="single" w:sz="12" w:space="0" w:color="666666"/>
+              <w:top w:val="none" w:sz="0" w:space="0" w:color="000000"/>
+              <w:left w:val="none" w:sz="0" w:space="0" w:color="000000"/>
+              <w:right w:val="none" w:sz="0" w:space="0" w:color="000000"/>
+            </w:tcBorders>
+            <w:shd w:val="clear" w:color="auto" w:fill="FFFFFF"/>
+            <w:tcMar>
+              <w:top w:w="0" w:type="dxa"/>
+              <w:bottom w:w="0" w:type="dxa"/>
+              <w:left w:w="0" w:type="dxa"/>
+              <w:right w:w="0" w:type="dxa"/>
+            </w:tcMar>
+            <w:vAlign w:val="top"/>
+          </w:tcPr>
+          <w:p>
+            <w:pPr>
+              <w:jc w:val="left"/>
+              <w:pBdr>
+                <w:bottom w:val="none" w:sz="0" w:space="0" w:color="000000"/>
+                <w:top w:val="none" w:sz="0" w:space="0" w:color="000000"/>
+                <w:left w:val="none" w:sz="0" w:space="0" w:color="000000"/>
+                <w:right w:val="none" w:sz="0" w:space="0" w:color="000000"/>
+              </w:pBdr>
+              <w:spacing w:after="100" w:before="100" w:line="240"/>
+              <w:ind w:left="100" w:right="100" w:firstLine="0" w:firstLineChars="0"/>
+              <w:rPr>
+                <w:rFonts w:ascii="Arial" w:hAnsi="Arial" w:eastAsia="Arial" w:cs="Arial"/>
+                <w:i w:val="false"/>
+                <w:b w:val="false"/>
+                <w:u w:val="none"/>
+                <w:strike w:val="false"/>
+                <w:sz w:val="22"/>
+                <w:szCs w:val="22"/>
+                <w:color w:val="000000"/>
+              </w:rPr>
+            </w:pPr>
+            <w:r xmlns:w="http://schemas.openxmlformats.org/wordprocessingml/2006/main" xmlns:wp="http://schemas.openxmlformats.org/drawingml/2006/wordprocessingDrawing" xmlns:r="http://schemas.openxmlformats.org/officeDocument/2006/relationships" xmlns:w14="http://schemas.microsoft.com/office/word/2010/wordml">
+              <w:rPr>
+                <w:rFonts w:ascii="Arial" w:hAnsi="Arial" w:eastAsia="Arial" w:cs="Arial"/>
+                <w:i w:val="false"/>
+                <w:b w:val="false"/>
+                <w:u w:val="none"/>
+                <w:strike w:val="false"/>
+                <w:sz w:val="22"/>
+                <w:szCs w:val="22"/>
+                <w:color w:val="000000"/>
+              </w:rPr>
+              <w:t xml:space="preserve">NO5</w:t>
+            </w:r>
+          </w:p>
+        </w:tc>
+        <w:tc>
+          <w:tcPr>
+            <w:tcBorders>
+              <w:bottom w:val="single" w:sz="12" w:space="0" w:color="666666"/>
+              <w:top w:val="none" w:sz="0" w:space="0" w:color="000000"/>
+              <w:left w:val="none" w:sz="0" w:space="0" w:color="000000"/>
+              <w:right w:val="none" w:sz="0" w:space="0" w:color="000000"/>
+            </w:tcBorders>
+            <w:shd w:val="clear" w:color="auto" w:fill="FFFFFF"/>
+            <w:tcMar>
+              <w:top w:w="0" w:type="dxa"/>
+              <w:bottom w:w="0" w:type="dxa"/>
+              <w:left w:w="0" w:type="dxa"/>
+              <w:right w:w="0" w:type="dxa"/>
+            </w:tcMar>
+            <w:vAlign w:val="top"/>
+          </w:tcPr>
+          <w:p>
+            <w:pPr>
+              <w:jc w:val="left"/>
+              <w:pBdr>
+                <w:bottom w:val="none" w:sz="0" w:space="0" w:color="000000"/>
+                <w:top w:val="none" w:sz="0" w:space="0" w:color="000000"/>
+                <w:left w:val="none" w:sz="0" w:space="0" w:color="000000"/>
+                <w:right w:val="none" w:sz="0" w:space="0" w:color="000000"/>
+              </w:pBdr>
+              <w:spacing w:after="100" w:before="100" w:line="240"/>
+              <w:ind w:left="100" w:right="100" w:firstLine="0" w:firstLineChars="0"/>
+              <w:rPr>
+                <w:rFonts w:ascii="Arial" w:hAnsi="Arial" w:eastAsia="Arial" w:cs="Arial"/>
+                <w:i w:val="false"/>
+                <w:b w:val="false"/>
+                <w:u w:val="none"/>
+                <w:strike w:val="false"/>
+                <w:sz w:val="22"/>
+                <w:szCs w:val="22"/>
+                <w:color w:val="000000"/>
+              </w:rPr>
+            </w:pPr>
+            <w:r xmlns:w="http://schemas.openxmlformats.org/wordprocessingml/2006/main" xmlns:wp="http://schemas.openxmlformats.org/drawingml/2006/wordprocessingDrawing" xmlns:r="http://schemas.openxmlformats.org/officeDocument/2006/relationships" xmlns:w14="http://schemas.microsoft.com/office/word/2010/wordml">
+              <w:rPr>
+                <w:rFonts w:ascii="Arial" w:hAnsi="Arial" w:eastAsia="Arial" w:cs="Arial"/>
+                <w:i w:val="false"/>
+                <w:b w:val="false"/>
+                <w:u w:val="none"/>
+                <w:strike w:val="false"/>
+                <w:sz w:val="22"/>
+                <w:szCs w:val="22"/>
+                <w:color w:val="000000"/>
+              </w:rPr>
+              <w:t xml:space="preserve">Vestlandet, innkludert Bergen</w:t>
+            </w:r>
+          </w:p>
+        </w:tc>
+        <w:tc>
+          <w:tcPr>
+            <w:tcBorders>
+              <w:bottom w:val="single" w:sz="12" w:space="0" w:color="666666"/>
+              <w:top w:val="none" w:sz="0" w:space="0" w:color="000000"/>
+              <w:left w:val="none" w:sz="0" w:space="0" w:color="000000"/>
+              <w:right w:val="none" w:sz="0" w:space="0" w:color="000000"/>
+            </w:tcBorders>
+            <w:shd w:val="clear" w:color="auto" w:fill="FFFFFF"/>
+            <w:tcMar>
+              <w:top w:w="0" w:type="dxa"/>
+              <w:bottom w:w="0" w:type="dxa"/>
+              <w:left w:w="0" w:type="dxa"/>
+              <w:right w:w="0" w:type="dxa"/>
+            </w:tcMar>
+            <w:vAlign w:val="top"/>
+          </w:tcPr>
+          <w:p>
+            <w:pPr>
+              <w:jc w:val="left"/>
+              <w:pBdr>
+                <w:bottom w:val="none" w:sz="0" w:space="0" w:color="000000"/>
+                <w:top w:val="none" w:sz="0" w:space="0" w:color="000000"/>
+                <w:left w:val="none" w:sz="0" w:space="0" w:color="000000"/>
+                <w:right w:val="none" w:sz="0" w:space="0" w:color="000000"/>
+              </w:pBdr>
+              <w:spacing w:after="100" w:before="100" w:line="240"/>
+              <w:ind w:left="100" w:right="100" w:firstLine="0" w:firstLineChars="0"/>
+              <w:rPr>
+                <w:rFonts w:ascii="Arial" w:hAnsi="Arial" w:eastAsia="Arial" w:cs="Arial"/>
+                <w:i w:val="false"/>
+                <w:b w:val="false"/>
+                <w:u w:val="none"/>
+                <w:strike w:val="false"/>
+                <w:sz w:val="22"/>
+                <w:szCs w:val="22"/>
+                <w:color w:val="000000"/>
+              </w:rPr>
+            </w:pPr>
+            <w:r xmlns:w="http://schemas.openxmlformats.org/wordprocessingml/2006/main" xmlns:wp="http://schemas.openxmlformats.org/drawingml/2006/wordprocessingDrawing" xmlns:r="http://schemas.openxmlformats.org/officeDocument/2006/relationships" xmlns:w14="http://schemas.microsoft.com/office/word/2010/wordml">
+              <w:rPr>
+                <w:rFonts w:ascii="Arial" w:hAnsi="Arial" w:eastAsia="Arial" w:cs="Arial"/>
+                <w:i w:val="false"/>
+                <w:b w:val="false"/>
+                <w:u w:val="none"/>
+                <w:strike w:val="false"/>
+                <w:sz w:val="22"/>
+                <w:szCs w:val="22"/>
+                <w:color w:val="000000"/>
+              </w:rPr>
+              <w:t xml:space="preserve">Vestland og omradet rundt Bergen. Mye vannkraft og store variasjoner i produksjon.</w:t>
+            </w:r>
+          </w:p>
+        </w:tc>
+      </w:tr>
+    </w:tbl>
+    <w:p>
+      <w:pPr>
+        <w:pStyle w:val="BodyText"/>
+      </w:pPr>
+      <w:r>
+        <w:t xml:space="preserve">Disse forskjellene gjør det relevant å undersøke hvordan strømprisene utvikler seg både mellom og innenfor de ulike prisområdene. Prosjektet undersøker derfor hvordan norske strømpriser har utviklet seg fra 2020 og frem til i dag, og hvordan prisvariasjonen henger sammen med vannkraftproduksjon, hydrologiske forhold og Norges tilknytning til det europeiske kraftmarkedet.</w:t>
       </w:r>
     </w:p>
     <w:p>
       <w:pPr>
-        <w:pStyle w:val="FirstParagraph"/>
+        <w:pStyle w:val="BodyText"/>
       </w:pPr>
       <w:r>
-        <w:t>Det første vi undersøker, er den langsiktige utviklingen i markedsprisene på strøm siden 2020. ENTSO-E-dataene har en tidsoppløsning på 15 - 60 minutter, og inneholder derfor mange observasjoner med både kortvarige negative priser og enkelte observasjoner med unormalt store prisutslag. For å få frem de overordnede prisutviklingene fremfor de kortsiktige svingningene gjennom dagen, aggregeres prisene til dagsnivå. De daglige prisene visualiseres deretter i et tidsserieplott, der hvert prisområde representeres av en egen linje.</w:t>
+        <w:t xml:space="preserve">Prosjektet er tredelt. Først analyseres utviklingen i strømprisene i de fem norske prisområdene. Det undersøkes både hvordan prisene har utviklet seg over tid, og hvordan de varierer gjennom døgnet og året. Deretter undersøkes sammenhengen mellom strømpris, magasinfylling og nedbør. Nedbør og magasinfylling analyseres samlet for å få et bedre bilde av tilgjengeligheten av vannkraft og hvordan hydrologiske forhold kan påvirke strømprisene. Til slutt undersøkes det om tidligere strømpriser, magasinfylling og hydrologiske forhold kan brukes til å predikere strømprisen.</w:t>
       </w:r>
     </w:p>
     <w:p>
       <w:pPr>
-        <w:pStyle w:val="Brdtekst"/>
+        <w:pStyle w:val="BodyText"/>
       </w:pPr>
       <w:r>
-        <w:t>Det opprinnelige datasettet består av ** observasjoner. Ved å aggregere fra 15-minutters- til dagsnivå reduseres antallet observasjoner betydelig. Dette gjør datasettet mer oversiktlig og gjør samtidig den videre behandlingen og visualiseringen mer effektiv. I dette plottet tar jeg ikke hensyn til at strømprisen varierer gjennom døgnet.</w:t>
+        <w:t xml:space="preserve">Målet er dermed å bruke dataanalyse til å undersøke både den historiske utviklingen i norske strømpriser og hvilke faktorer som kan bidra til å forklare variasjonen mellom ulike tidspunkter og prisområder.</w:t>
+      </w:r>
+    </w:p>
+    <w:bookmarkEnd w:id="20"/>
+    <w:bookmarkEnd w:id="21"/>
+    <w:bookmarkStart w:id="31" w:name="de-store-trendene-siden-2020"/>
+    <w:p>
+      <w:pPr>
+        <w:pStyle w:val="Heading1"/>
+      </w:pPr>
+      <w:r>
+        <w:t xml:space="preserve">2. De store trendene siden 2020</w:t>
+      </w:r>
+    </w:p>
+    <w:bookmarkStart w:id="25" w:name="X3787f765dcc1b4d25d586149cf613f8bf1fd3f6"/>
+    <w:p>
+      <w:pPr>
+        <w:pStyle w:val="Heading2"/>
+      </w:pPr>
+      <w:r>
+        <w:t xml:space="preserve">2.1 Tidsserieplott for å undersøke langsiktige trender</w:t>
       </w:r>
     </w:p>
     <w:p>
       <w:pPr>
-        <w:pStyle w:val="Brdtekst"/>
+        <w:pStyle w:val="FirstParagraph"/>
       </w:pPr>
       <w:r>
-        <w:rPr>
-          <w:noProof/>
-        </w:rPr>
+        <w:t xml:space="preserve">Det første vi undersøker, er den langsiktige utviklingen i markedsprisene på strøm siden 2020. ENTSO-E-dataene har en tidsoppløsning på 15 - 60 minutter, og inneholder derfor mange observasjoner med både kortvarige negative priser og enkelte observasjoner med unormalt store prisutslag. For å få frem de overordnede prisutviklingene fremfor de kortsiktige svingningene gjennom dagen, aggregeres prisene til dagsnivå. De daglige prisene visualiseres deretter i et tidsserieplott, der hvert prisområde representeres av en egen linje.</w:t>
+      </w:r>
+    </w:p>
+    <w:p>
+      <w:pPr>
+        <w:pStyle w:val="BodyText"/>
+      </w:pPr>
+      <w:r>
+        <w:t xml:space="preserve">Det opprinnelige datasettet består av 421950 observasjoner. Ved å aggregere fra 15-minutters- til dagsnivå reduseres antallet observasjoner betydelig. Dette gjør datasettet mer oversiktlig og gjør samtidig den videre behandlingen og visualiseringen mer effektiv. I dette plottet tar jeg ikke hensyn til at strømprisen varierer gjennom døgnet.</w:t>
+      </w:r>
+    </w:p>
+    <w:p>
+      <w:pPr>
+        <w:pStyle w:val="BodyText"/>
+      </w:pPr>
+      <w:r>
         <w:drawing>
-          <wp:inline distT="0" distB="0" distL="0" distR="0" wp14:anchorId="2D9DF197" wp14:editId="2D9DF198">
+          <wp:inline>
             <wp:extent cx="4620126" cy="3696101"/>
-            <wp:effectExtent l="0" t="0" r="0" b="0"/>
-            <wp:docPr id="21" name="Picture"/>
-            <wp:cNvGraphicFramePr/>
-            <a:graphic xmlns:a="http://schemas.openxmlformats.org/drawingml/2006/main">
+            <wp:effectExtent b="0" l="0" r="0" t="0"/>
+            <wp:docPr descr="" title="" id="23" name="Picture"/>
+            <a:graphic>
               <a:graphicData uri="http://schemas.openxmlformats.org/drawingml/2006/picture">
-                <pic:pic xmlns:pic="http://schemas.openxmlformats.org/drawingml/2006/picture">
+                <pic:pic>
                   <pic:nvPicPr>
-                    <pic:cNvPr id="22" name="Picture" descr="forste_utkast_files/figure-docx/unnamed-chunk-3-1.png"/>
+                    <pic:cNvPr descr="forste_utkast_files/figure-docx/unnamed-chunk-4-1.png" id="24" name="Picture"/>
                     <pic:cNvPicPr>
-                      <a:picLocks noChangeAspect="1" noChangeArrowheads="1"/>
+                      <a:picLocks noChangeArrowheads="1" noChangeAspect="1"/>
                     </pic:cNvPicPr>
                   </pic:nvPicPr>
                   <pic:blipFill>
-                    <a:blip r:embed="rId5"/>
+                    <a:blip r:embed="rId22"/>
                     <a:stretch>
                       <a:fillRect/>
                     </a:stretch>
@@ -113,64 +1184,51 @@
     </w:p>
     <w:p>
       <w:pPr>
-        <w:pStyle w:val="Brdtekst"/>
+        <w:pStyle w:val="BodyText"/>
       </w:pPr>
       <w:r>
-        <w:lastRenderedPageBreak/>
-        <w:t>Av plottet ser vi at strømprisene var relativt lave og stabile frem til 2021. Fra 2022 økte prisene kraftig i NO1, NO2 og NO5, noe som sammenfaller med Russlands invasjon av Ukraina og den påfølgende reduksjonen i Europas energitilgang (tilførsel av gass) fra Russland. NO3 og NO4 hadde derimot betydelig lavere priser gjennom perioden. Dette kan annet ses i sammenheng med at kraftflyten mellom Nord- og Sør-Norge er begrenset, slik at prisutviklingen i nord i mindre grad påvirkes av prisene og knappheten på kraft i Europa. Prisene i sør dempet seg mot 2024, før det oppstod enkelte svært høye prisutslag i NO2 i 2025.</w:t>
+        <w:t xml:space="preserve">Av plottet ser vi at strømprisene var relativt lave og stabile frem til 2021. Fra 2022 økte prisene kraftig i NO1, NO2 og NO5, noe som sammenfaller med Russlands invasjon av Ukraina og den påfølgende reduksjonen i Europas energitilgang (tilførsel av gass) fra Russland. NO3 og NO4 hadde derimot betydelig lavere priser gjennom perioden. Dette kan annet ses i sammenheng med at kraftflyten mellom Nord- og Sør-Norge er begrenset, slik at prisutviklingen i nord i mindre grad påvirkes av prisene og knappheten på kraft i Europa. Prisene i sør dempet seg mot 2024, før det oppstod enkelte svært høye prisutslag i NO2 i 2025.</w:t>
+      </w:r>
+    </w:p>
+    <w:bookmarkEnd w:id="25"/>
+    <w:bookmarkStart w:id="29" w:name="pris-gjennom-døgnet"/>
+    <w:p>
+      <w:pPr>
+        <w:pStyle w:val="Heading2"/>
+      </w:pPr>
+      <w:r>
+        <w:t xml:space="preserve">2.2 Pris gjennom døgnet</w:t>
       </w:r>
     </w:p>
     <w:p>
       <w:pPr>
-        <w:pStyle w:val="Overskrift2"/>
-      </w:pPr>
-      <w:bookmarkStart w:id="2" w:name="pris-gjennom-døgnet"/>
-      <w:bookmarkEnd w:id="1"/>
+        <w:pStyle w:val="FirstParagraph"/>
+      </w:pPr>
       <w:r>
-        <w:t>1.2 Pris gjennom døgnet</w:t>
+        <w:t xml:space="preserve">Et annet aspekt er hvordan strømprisen varierer gjennom døgnet. Ettersom prisnivået varierer betydelig mellom prisområdene, differensierer vi også her mellom de ulike prisområdene. For hvert prisområde beregner vi gjennomsnittlig strømpris for hvert klokkeslett basert på de seks årene med data (for å se på de store, underliggende trendene), og plotter deretter den gjennomsnittlige døgnprofilen.</w:t>
       </w:r>
     </w:p>
     <w:p>
       <w:pPr>
-        <w:pStyle w:val="FirstParagraph"/>
+        <w:pStyle w:val="BodyText"/>
       </w:pPr>
       <w:r>
-        <w:t>Et annet aspekt er hvordan strømprisen varierer gjennom døgnet. Ettersom prisnivået varierer betydelig mellom prisområdene, differensierer vi også her mellom de ulike prisområdene. For hvert prisområde beregner vi gjennomsnittlig strømpris for hvert klokkeslett basert på de seks årene med data, og plotter deretter den gjennomsnittlige døgnprofilen.</w:t>
-      </w:r>
-    </w:p>
-    <w:p>
-      <w:pPr>
-        <w:pStyle w:val="Brdtekst"/>
-      </w:pPr>
-      <w:r>
-        <w:t>Av plottet ser vi at prisområdene med høyere prisnivå også har større variasjoner gjennom døgnet. Her øker prisen om morgenen når strømforbruket øker, før den faller noe midt på dagen og igjen øker rundt middagstid. I prisområdene med lavere prisnivå er døgnvariasjonen mindre, og prisene holder seg i større grad stabile gjennom dagen. Også her ser vi imidlertid en nedgang i prisene om natten, når strømforbruket er lavere.</w:t>
-      </w:r>
-    </w:p>
-    <w:p>
-      <w:pPr>
-        <w:pStyle w:val="Brdtekst"/>
-      </w:pPr>
-      <w:r>
-        <w:rPr>
-          <w:noProof/>
-        </w:rPr>
         <w:drawing>
-          <wp:inline distT="0" distB="0" distL="0" distR="0" wp14:anchorId="2D9DF199" wp14:editId="2D9DF19A">
+          <wp:inline>
             <wp:extent cx="4620126" cy="3696101"/>
-            <wp:effectExtent l="0" t="0" r="0" b="0"/>
-            <wp:docPr id="25" name="Picture"/>
-            <wp:cNvGraphicFramePr/>
-            <a:graphic xmlns:a="http://schemas.openxmlformats.org/drawingml/2006/main">
+            <wp:effectExtent b="0" l="0" r="0" t="0"/>
+            <wp:docPr descr="" title="" id="27" name="Picture"/>
+            <a:graphic>
               <a:graphicData uri="http://schemas.openxmlformats.org/drawingml/2006/picture">
-                <pic:pic xmlns:pic="http://schemas.openxmlformats.org/drawingml/2006/picture">
+                <pic:pic>
                   <pic:nvPicPr>
-                    <pic:cNvPr id="26" name="Picture" descr="forste_utkast_files/figure-docx/unnamed-chunk-4-1.png"/>
+                    <pic:cNvPr descr="forste_utkast_files/figure-docx/unnamed-chunk-5-1.png" id="28" name="Picture"/>
                     <pic:cNvPicPr>
-                      <a:picLocks noChangeAspect="1" noChangeArrowheads="1"/>
+                      <a:picLocks noChangeArrowheads="1" noChangeAspect="1"/>
                     </pic:cNvPicPr>
                   </pic:nvPicPr>
                   <pic:blipFill>
-                    <a:blip r:embed="rId6"/>
+                    <a:blip r:embed="rId26"/>
                     <a:stretch>
                       <a:fillRect/>
                     </a:stretch>
@@ -196,27 +1254,72 @@
           </wp:inline>
         </w:drawing>
       </w:r>
-      <w:bookmarkEnd w:id="0"/>
-      <w:bookmarkEnd w:id="2"/>
     </w:p>
+    <w:p>
+      <w:pPr>
+        <w:pStyle w:val="BodyText"/>
+      </w:pPr>
+      <w:r>
+        <w:t xml:space="preserve">Av plottet ser vi at prisområdene med høyere prisnivå også har større variasjoner gjennom døgnet. Her øker prisen om morgenen når strømforbruket øker, før den faller noe midt på dagen og igjen øker rundt middagstid. I prisområdene med lavere prisnivå er døgnvariasjonen mindre, og prisene holder seg i større grad stabile gjennom dagen. Også her ser vi imidlertid en nedgang i prisene om natten, når strømforbruket er lavere.</w:t>
+      </w:r>
+    </w:p>
+    <w:bookmarkEnd w:id="29"/>
+    <w:bookmarkStart w:id="30" w:name="forbruk-som-en-funksjon-av-pris"/>
+    <w:p>
+      <w:pPr>
+        <w:pStyle w:val="Heading2"/>
+      </w:pPr>
+      <w:r>
+        <w:t xml:space="preserve">2.3 Forbruk som en funksjon av pris</w:t>
+      </w:r>
+    </w:p>
+    <w:p>
+      <w:pPr>
+        <w:pStyle w:val="FirstParagraph"/>
+      </w:pPr>
+      <w:r>
+        <w:t xml:space="preserve">I mikroøkonomi lærer vi at strøm har en uelastisk etterspørsel, da konsumentne i liten grad kan tilpasse strønforbruket sitt med hensyn på prisen. Strøm brukes stort sett til oppvarming av bolig for privatpersoner, og til maskiner for bedrifters del. Derfor er det intressant å se på korrelasjonen mellom pris og konsumert strøm i et scatterplott. Vi gjør både datasettet med strømforbruket og datasettet med markedspriser i de ulike prissionene timesoppløste, før vi merger disse sammen.</w:t>
+      </w:r>
+    </w:p>
+    <w:bookmarkEnd w:id="30"/>
+    <w:bookmarkEnd w:id="31"/>
     <w:sectPr>
       <w:footnotePr>
         <w:numRestart w:val="eachSect"/>
       </w:footnotePr>
-      <w:pgSz w:w="12240" w:h="15840"/>
-      <w:pgMar w:top="1417" w:right="1417" w:bottom="1417" w:left="1417" w:header="708" w:footer="708" w:gutter="0"/>
-      <w:cols w:space="708"/>
     </w:sectPr>
   </w:body>
 </w:document>
 </file>
 
+<file path=word/comments.xml><?xml version="1.0" encoding="utf-8"?>
+<w:comments xmlns:w="http://schemas.openxmlformats.org/wordprocessingml/2006/main" xmlns:m="http://schemas.openxmlformats.org/officeDocument/2006/math" xmlns:r="http://schemas.openxmlformats.org/officeDocument/2006/relationships" xmlns:o="urn:schemas-microsoft-com:office:office" xmlns:v="urn:schemas-microsoft-com:vml" xmlns:w10="urn:schemas-microsoft-com:office:word" xmlns:a="http://schemas.openxmlformats.org/drawingml/2006/main" xmlns:pic="http://schemas.openxmlformats.org/drawingml/2006/picture" xmlns:wp="http://schemas.openxmlformats.org/drawingml/2006/wordprocessingDrawing"/>
+</file>
+
+<file path=word/footnotes.xml><?xml version="1.0" encoding="utf-8"?>
+<w:footnotes xmlns:w="http://schemas.openxmlformats.org/wordprocessingml/2006/main" xmlns:m="http://schemas.openxmlformats.org/officeDocument/2006/math" xmlns:r="http://schemas.openxmlformats.org/officeDocument/2006/relationships" xmlns:o="urn:schemas-microsoft-com:office:office" xmlns:v="urn:schemas-microsoft-com:vml" xmlns:w10="urn:schemas-microsoft-com:office:word" xmlns:a="http://schemas.openxmlformats.org/drawingml/2006/main" xmlns:pic="http://schemas.openxmlformats.org/drawingml/2006/picture" xmlns:wp="http://schemas.openxmlformats.org/drawingml/2006/wordprocessingDrawing">
+  <w:footnote w:type="continuationSeparator" w:id="0">
+    <w:p>
+      <w:r>
+        <w:continuationSeparator/>
+      </w:r>
+    </w:p>
+  </w:footnote>
+  <w:footnote w:type="separator" w:id="-1">
+    <w:p>
+      <w:r>
+        <w:separator/>
+      </w:r>
+    </w:p>
+  </w:footnote>
+</w:footnotes>
+</file>
+
 <file path=word/numbering.xml><?xml version="1.0" encoding="utf-8"?>
-<w:numbering xmlns:wpc="http://schemas.microsoft.com/office/word/2010/wordprocessingCanvas" xmlns:cx="http://schemas.microsoft.com/office/drawing/2014/chartex" xmlns:cx1="http://schemas.microsoft.com/office/drawing/2015/9/8/chartex" xmlns:cx2="http://schemas.microsoft.com/office/drawing/2015/10/21/chartex" xmlns:cx3="http://schemas.microsoft.com/office/drawing/2016/5/9/chartex" xmlns:cx4="http://schemas.microsoft.com/office/drawing/2016/5/10/chartex" xmlns:cx5="http://schemas.microsoft.com/office/drawing/2016/5/11/chartex" xmlns:cx6="http://schemas.microsoft.com/office/drawing/2016/5/12/chartex" xmlns:cx7="http://schemas.microsoft.com/office/drawing/2016/5/13/chartex" xmlns:cx8="http://schemas.microsoft.com/office/drawing/2016/5/14/chartex" xmlns:mc="http://schemas.openxmlformats.org/markup-compatibility/2006" xmlns:aink="http://schemas.microsoft.com/office/drawing/2016/ink" xmlns:am3d="http://schemas.microsoft.com/office/drawing/2017/model3d" xmlns:o="urn:schemas-microsoft-com:office:office" xmlns:oel="http://schemas.microsoft.com/office/2019/extlst" xmlns:r="http://schemas.openxmlformats.org/officeDocument/2006/relationships" xmlns:m="http://schemas.openxmlformats.org/officeDocument/2006/math" xmlns:v="urn:schemas-microsoft-com:vml" xmlns:wp14="http://schemas.microsoft.com/office/word/2010/wordprocessingDrawing" xmlns:wp="http://schemas.openxmlformats.org/drawingml/2006/wordprocessingDrawing" xmlns:w10="urn:schemas-microsoft-com:office:word" xmlns:w="http://schemas.openxmlformats.org/wordprocessingml/2006/main" xmlns:w14="http://schemas.microsoft.com/office/word/2010/wordml" xmlns:w15="http://schemas.microsoft.com/office/word/2012/wordml" xmlns:w16cex="http://schemas.microsoft.com/office/word/2018/wordml/cex" xmlns:w16cid="http://schemas.microsoft.com/office/word/2016/wordml/cid" xmlns:w16="http://schemas.microsoft.com/office/word/2018/wordml" xmlns:w16du="http://schemas.microsoft.com/office/word/2023/wordml/word16du" xmlns:w16sdtdh="http://schemas.microsoft.com/office/word/2020/wordml/sdtdatahash" xmlns:w16sdtfl="http://schemas.microsoft.com/office/word/2024/wordml/sdtformatlock" xmlns:w16se="http://schemas.microsoft.com/office/word/2015/wordml/symex" xmlns:wpg="http://schemas.microsoft.com/office/word/2010/wordprocessingGroup" xmlns:wpi="http://schemas.microsoft.com/office/word/2010/wordprocessingInk" xmlns:wne="http://schemas.microsoft.com/office/word/2006/wordml" xmlns:wps="http://schemas.microsoft.com/office/word/2010/wordprocessingShape" mc:Ignorable="w14 w15 w16se w16cid w16 w16cex w16sdtdh w16sdtfl w16du wp14">
-  <w:abstractNum w:abstractNumId="0" w15:restartNumberingAfterBreak="0">
+<w:numbering xmlns:w="http://schemas.openxmlformats.org/wordprocessingml/2006/main">
+  <w:abstractNum w:abstractNumId="990">
     <w:nsid w:val="0000A990"/>
     <w:multiLevelType w:val="multilevel"/>
-    <w:tmpl w:val="E968DB52"/>
     <w:lvl w:ilvl="0">
       <w:numFmt w:val="bullet"/>
       <w:lvlText w:val=" "/>
@@ -290,21 +1393,21 @@
       </w:pPr>
     </w:lvl>
   </w:abstractNum>
-  <w:num w:numId="1" w16cid:durableId="927427364">
-    <w:abstractNumId w:val="0"/>
+  <w:num w:numId="1000">
+    <w:abstractNumId w:val="990"/>
   </w:num>
 </w:numbering>
 </file>
 
 <file path=word/styles.xml><?xml version="1.0" encoding="utf-8"?>
-<w:styles xmlns:mc="http://schemas.openxmlformats.org/markup-compatibility/2006" xmlns:r="http://schemas.openxmlformats.org/officeDocument/2006/relationships" xmlns:w="http://schemas.openxmlformats.org/wordprocessingml/2006/main" xmlns:w14="http://schemas.microsoft.com/office/word/2010/wordml" xmlns:w15="http://schemas.microsoft.com/office/word/2012/wordml" xmlns:w16cex="http://schemas.microsoft.com/office/word/2018/wordml/cex" xmlns:w16cid="http://schemas.microsoft.com/office/word/2016/wordml/cid" xmlns:w16="http://schemas.microsoft.com/office/word/2018/wordml" xmlns:w16du="http://schemas.microsoft.com/office/word/2023/wordml/word16du" xmlns:w16sdtdh="http://schemas.microsoft.com/office/word/2020/wordml/sdtdatahash" xmlns:w16sdtfl="http://schemas.microsoft.com/office/word/2024/wordml/sdtformatlock" xmlns:w16se="http://schemas.microsoft.com/office/word/2015/wordml/symex" mc:Ignorable="w14 w15 w16se w16cid w16 w16cex w16sdtdh w16sdtfl w16du">
+<w:styles xmlns:r="http://schemas.openxmlformats.org/officeDocument/2006/relationships" xmlns:w="http://schemas.openxmlformats.org/wordprocessingml/2006/main">
   <w:docDefaults>
     <w:rPrDefault>
       <w:rPr>
-        <w:rFonts w:asciiTheme="minorHAnsi" w:eastAsiaTheme="minorHAnsi" w:hAnsiTheme="minorHAnsi" w:cstheme="minorBidi"/>
+        <w:rFonts w:asciiTheme="minorHAnsi" w:cstheme="minorBidi" w:eastAsiaTheme="minorHAnsi" w:hAnsiTheme="minorHAnsi"/>
         <w:sz w:val="24"/>
         <w:szCs w:val="24"/>
-        <w:lang w:val="nb" w:eastAsia="en-US" w:bidi="ar-SA"/>
+        <w:lang w:bidi="ar-SA" w:eastAsia="en-US" w:val="nb"/>
       </w:rPr>
     </w:rPrDefault>
     <w:pPrDefault>
@@ -313,280 +1416,193 @@
       </w:pPr>
     </w:pPrDefault>
   </w:docDefaults>
-  <w:latentStyles w:defLockedState="0" w:defUIPriority="0" w:defSemiHidden="0" w:defUnhideWhenUsed="0" w:defQFormat="0" w:count="376">
-    <w:lsdException w:name="Normal Table" w:semiHidden="1" w:unhideWhenUsed="1"/>
-    <w:lsdException w:name="Table Simple 1" w:semiHidden="1" w:unhideWhenUsed="1"/>
-    <w:lsdException w:name="Table Simple 2" w:semiHidden="1" w:unhideWhenUsed="1"/>
-    <w:lsdException w:name="Table Simple 3" w:semiHidden="1" w:unhideWhenUsed="1"/>
-    <w:lsdException w:name="Table Classic 1" w:semiHidden="1" w:unhideWhenUsed="1"/>
-    <w:lsdException w:name="Table Classic 2" w:semiHidden="1" w:unhideWhenUsed="1"/>
-    <w:lsdException w:name="Table Classic 3" w:semiHidden="1" w:unhideWhenUsed="1"/>
-    <w:lsdException w:name="Table Classic 4" w:semiHidden="1" w:unhideWhenUsed="1"/>
-    <w:lsdException w:name="Table Colorful 1" w:semiHidden="1" w:unhideWhenUsed="1"/>
-    <w:lsdException w:name="Table Colorful 2" w:semiHidden="1" w:unhideWhenUsed="1"/>
-    <w:lsdException w:name="Table Colorful 3" w:semiHidden="1" w:unhideWhenUsed="1"/>
-    <w:lsdException w:name="Table Columns 1" w:semiHidden="1" w:unhideWhenUsed="1"/>
-    <w:lsdException w:name="Table Columns 2" w:semiHidden="1" w:unhideWhenUsed="1"/>
-    <w:lsdException w:name="Table Columns 3" w:semiHidden="1" w:unhideWhenUsed="1"/>
-    <w:lsdException w:name="Table Columns 4" w:semiHidden="1" w:unhideWhenUsed="1"/>
-    <w:lsdException w:name="Table Columns 5" w:semiHidden="1" w:unhideWhenUsed="1"/>
-    <w:lsdException w:name="Table Grid 1" w:semiHidden="1" w:unhideWhenUsed="1"/>
-    <w:lsdException w:name="Table Grid 2" w:semiHidden="1" w:unhideWhenUsed="1"/>
-    <w:lsdException w:name="Table Grid 3" w:semiHidden="1" w:unhideWhenUsed="1"/>
-    <w:lsdException w:name="Table Grid 4" w:semiHidden="1" w:unhideWhenUsed="1"/>
-    <w:lsdException w:name="Table Grid 5" w:semiHidden="1" w:unhideWhenUsed="1"/>
-    <w:lsdException w:name="Table Grid 6" w:semiHidden="1" w:unhideWhenUsed="1"/>
-    <w:lsdException w:name="Table Grid 7" w:semiHidden="1" w:unhideWhenUsed="1"/>
-    <w:lsdException w:name="Table Grid 8" w:semiHidden="1" w:unhideWhenUsed="1"/>
-    <w:lsdException w:name="Table List 1" w:semiHidden="1" w:unhideWhenUsed="1"/>
-    <w:lsdException w:name="Table List 2" w:semiHidden="1" w:unhideWhenUsed="1"/>
-    <w:lsdException w:name="Table List 3" w:semiHidden="1" w:unhideWhenUsed="1"/>
-    <w:lsdException w:name="Table List 4" w:semiHidden="1" w:unhideWhenUsed="1"/>
-    <w:lsdException w:name="Table List 5" w:semiHidden="1" w:unhideWhenUsed="1"/>
-    <w:lsdException w:name="Table List 6" w:semiHidden="1" w:unhideWhenUsed="1"/>
-    <w:lsdException w:name="Table List 7" w:semiHidden="1" w:unhideWhenUsed="1"/>
-    <w:lsdException w:name="Table List 8" w:semiHidden="1" w:unhideWhenUsed="1"/>
-    <w:lsdException w:name="Table 3D effects 1" w:semiHidden="1" w:unhideWhenUsed="1"/>
-    <w:lsdException w:name="Table 3D effects 2" w:semiHidden="1" w:unhideWhenUsed="1"/>
-    <w:lsdException w:name="Table 3D effects 3" w:semiHidden="1" w:unhideWhenUsed="1"/>
-    <w:lsdException w:name="Table Contemporary" w:semiHidden="1" w:unhideWhenUsed="1"/>
-    <w:lsdException w:name="Table Elegant" w:semiHidden="1" w:unhideWhenUsed="1"/>
-    <w:lsdException w:name="Table Professional" w:semiHidden="1" w:unhideWhenUsed="1"/>
-    <w:lsdException w:name="Table Subtle 1" w:semiHidden="1" w:unhideWhenUsed="1"/>
-    <w:lsdException w:name="Table Subtle 2" w:semiHidden="1" w:unhideWhenUsed="1"/>
-    <w:lsdException w:name="Table Web 1" w:semiHidden="1" w:unhideWhenUsed="1"/>
-    <w:lsdException w:name="Table Web 2" w:semiHidden="1" w:unhideWhenUsed="1"/>
-    <w:lsdException w:name="Table Web 3" w:semiHidden="1" w:unhideWhenUsed="1"/>
-    <w:lsdException w:name="Table Theme" w:semiHidden="1" w:unhideWhenUsed="1"/>
-    <w:lsdException w:name="Light Shading"/>
-    <w:lsdException w:name="Light List"/>
-    <w:lsdException w:name="Light Grid"/>
-    <w:lsdException w:name="Medium Shading 1"/>
-    <w:lsdException w:name="Medium Shading 2"/>
-    <w:lsdException w:name="Medium List 1"/>
-    <w:lsdException w:name="Medium List 2"/>
-    <w:lsdException w:name="Medium Grid 1"/>
-    <w:lsdException w:name="Medium Grid 2"/>
-    <w:lsdException w:name="Medium Grid 3"/>
-    <w:lsdException w:name="Dark List"/>
-    <w:lsdException w:name="Colorful Shading"/>
-    <w:lsdException w:name="Colorful List"/>
-    <w:lsdException w:name="Colorful Grid"/>
-    <w:lsdException w:name="Light Shading Accent 1"/>
-    <w:lsdException w:name="Light List Accent 1"/>
-    <w:lsdException w:name="Light Grid Accent 1"/>
-    <w:lsdException w:name="Medium Shading 1 Accent 1"/>
-    <w:lsdException w:name="Medium Shading 2 Accent 1"/>
-    <w:lsdException w:name="Medium List 1 Accent 1"/>
-    <w:lsdException w:name="Medium List 2 Accent 1"/>
-    <w:lsdException w:name="Medium Grid 1 Accent 1"/>
-    <w:lsdException w:name="Medium Grid 2 Accent 1"/>
-    <w:lsdException w:name="Medium Grid 3 Accent 1"/>
-    <w:lsdException w:name="Dark List Accent 1"/>
-    <w:lsdException w:name="Colorful Shading Accent 1"/>
-    <w:lsdException w:name="Colorful List Accent 1"/>
-    <w:lsdException w:name="Colorful Grid Accent 1"/>
-    <w:lsdException w:name="Light Shading Accent 2"/>
-    <w:lsdException w:name="Light List Accent 2"/>
-    <w:lsdException w:name="Light Grid Accent 2"/>
-    <w:lsdException w:name="Medium Shading 1 Accent 2"/>
-    <w:lsdException w:name="Medium Shading 2 Accent 2"/>
-    <w:lsdException w:name="Medium List 1 Accent 2"/>
-    <w:lsdException w:name="Medium List 2 Accent 2"/>
-    <w:lsdException w:name="Medium Grid 1 Accent 2"/>
-    <w:lsdException w:name="Medium Grid 2 Accent 2"/>
-    <w:lsdException w:name="Medium Grid 3 Accent 2"/>
-    <w:lsdException w:name="Dark List Accent 2"/>
-    <w:lsdException w:name="Colorful Shading Accent 2"/>
-    <w:lsdException w:name="Colorful List Accent 2"/>
-    <w:lsdException w:name="Colorful Grid Accent 2"/>
-    <w:lsdException w:name="Light Shading Accent 3"/>
-    <w:lsdException w:name="Light List Accent 3"/>
-    <w:lsdException w:name="Light Grid Accent 3"/>
-    <w:lsdException w:name="Medium Shading 1 Accent 3"/>
-    <w:lsdException w:name="Medium Shading 2 Accent 3"/>
-    <w:lsdException w:name="Medium List 1 Accent 3"/>
-    <w:lsdException w:name="Medium List 2 Accent 3"/>
-    <w:lsdException w:name="Medium Grid 1 Accent 3"/>
-    <w:lsdException w:name="Medium Grid 2 Accent 3"/>
-    <w:lsdException w:name="Medium Grid 3 Accent 3"/>
-    <w:lsdException w:name="Dark List Accent 3"/>
-    <w:lsdException w:name="Colorful Shading Accent 3"/>
-    <w:lsdException w:name="Colorful List Accent 3"/>
-    <w:lsdException w:name="Colorful Grid Accent 3"/>
-    <w:lsdException w:name="Light Shading Accent 4"/>
-    <w:lsdException w:name="Light List Accent 4"/>
-    <w:lsdException w:name="Light Grid Accent 4"/>
-    <w:lsdException w:name="Medium Shading 1 Accent 4"/>
-    <w:lsdException w:name="Medium Shading 2 Accent 4"/>
-    <w:lsdException w:name="Medium List 1 Accent 4"/>
-    <w:lsdException w:name="Medium List 2 Accent 4"/>
-    <w:lsdException w:name="Medium Grid 1 Accent 4"/>
-    <w:lsdException w:name="Medium Grid 2 Accent 4"/>
-    <w:lsdException w:name="Medium Grid 3 Accent 4"/>
-    <w:lsdException w:name="Dark List Accent 4"/>
-    <w:lsdException w:name="Colorful Shading Accent 4"/>
-    <w:lsdException w:name="Colorful List Accent 4"/>
-    <w:lsdException w:name="Colorful Grid Accent 4"/>
-    <w:lsdException w:name="Light Shading Accent 5"/>
-    <w:lsdException w:name="Light List Accent 5"/>
-    <w:lsdException w:name="Light Grid Accent 5"/>
-    <w:lsdException w:name="Medium Shading 1 Accent 5"/>
-    <w:lsdException w:name="Medium Shading 2 Accent 5"/>
-    <w:lsdException w:name="Medium List 1 Accent 5"/>
-    <w:lsdException w:name="Medium List 2 Accent 5"/>
-    <w:lsdException w:name="Medium Grid 1 Accent 5"/>
-    <w:lsdException w:name="Medium Grid 2 Accent 5"/>
-    <w:lsdException w:name="Medium Grid 3 Accent 5"/>
-    <w:lsdException w:name="Dark List Accent 5"/>
-    <w:lsdException w:name="Colorful Shading Accent 5"/>
-    <w:lsdException w:name="Colorful List Accent 5"/>
-    <w:lsdException w:name="Colorful Grid Accent 5"/>
-    <w:lsdException w:name="Light Shading Accent 6"/>
-    <w:lsdException w:name="Light List Accent 6"/>
-    <w:lsdException w:name="Light Grid Accent 6"/>
-    <w:lsdException w:name="Medium Shading 1 Accent 6"/>
-    <w:lsdException w:name="Medium Shading 2 Accent 6"/>
-    <w:lsdException w:name="Medium List 1 Accent 6"/>
-    <w:lsdException w:name="Medium List 2 Accent 6"/>
-    <w:lsdException w:name="Medium Grid 1 Accent 6"/>
-    <w:lsdException w:name="Medium Grid 2 Accent 6"/>
-    <w:lsdException w:name="Medium Grid 3 Accent 6"/>
-    <w:lsdException w:name="Dark List Accent 6"/>
-    <w:lsdException w:name="Colorful Shading Accent 6"/>
-    <w:lsdException w:name="Colorful List Accent 6"/>
-    <w:lsdException w:name="Colorful Grid Accent 6"/>
-    <w:lsdException w:name="Grid Table 4" w:uiPriority="49"/>
-    <w:lsdException w:name="Grid Table 5 Dark" w:uiPriority="50"/>
-    <w:lsdException w:name="Grid Table 6 Colorful" w:uiPriority="51"/>
-    <w:lsdException w:name="Grid Table 7 Colorful" w:uiPriority="52"/>
-    <w:lsdException w:name="Grid Table 1 Light Accent 1" w:uiPriority="46"/>
-    <w:lsdException w:name="Grid Table 2 Accent 1" w:uiPriority="47"/>
-    <w:lsdException w:name="Grid Table 3 Accent 1" w:uiPriority="48"/>
-    <w:lsdException w:name="Grid Table 4 Accent 1" w:uiPriority="49"/>
-    <w:lsdException w:name="Grid Table 5 Dark Accent 1" w:uiPriority="50"/>
-    <w:lsdException w:name="Grid Table 6 Colorful Accent 1" w:uiPriority="51"/>
-    <w:lsdException w:name="Grid Table 7 Colorful Accent 1" w:uiPriority="52"/>
-    <w:lsdException w:name="Grid Table 1 Light Accent 2" w:uiPriority="46"/>
-    <w:lsdException w:name="Grid Table 2 Accent 2" w:uiPriority="47"/>
-    <w:lsdException w:name="Grid Table 3 Accent 2" w:uiPriority="48"/>
-    <w:lsdException w:name="Grid Table 4 Accent 2" w:uiPriority="49"/>
-    <w:lsdException w:name="Grid Table 5 Dark Accent 2" w:uiPriority="50"/>
-    <w:lsdException w:name="Grid Table 6 Colorful Accent 2" w:uiPriority="51"/>
-    <w:lsdException w:name="Grid Table 7 Colorful Accent 2" w:uiPriority="52"/>
-    <w:lsdException w:name="Grid Table 1 Light Accent 3" w:uiPriority="46"/>
-    <w:lsdException w:name="Grid Table 2 Accent 3" w:uiPriority="47"/>
-    <w:lsdException w:name="Grid Table 3 Accent 3" w:uiPriority="48"/>
-    <w:lsdException w:name="Grid Table 4 Accent 3" w:uiPriority="49"/>
-    <w:lsdException w:name="Grid Table 5 Dark Accent 3" w:uiPriority="50"/>
-    <w:lsdException w:name="Grid Table 6 Colorful Accent 3" w:uiPriority="51"/>
-    <w:lsdException w:name="Grid Table 7 Colorful Accent 3" w:uiPriority="52"/>
-    <w:lsdException w:name="Grid Table 1 Light Accent 4" w:uiPriority="46"/>
-    <w:lsdException w:name="Grid Table 2 Accent 4" w:uiPriority="47"/>
-    <w:lsdException w:name="Grid Table 3 Accent 4" w:uiPriority="48"/>
-    <w:lsdException w:name="Grid Table 4 Accent 4" w:uiPriority="49"/>
-    <w:lsdException w:name="Grid Table 5 Dark Accent 4" w:uiPriority="50"/>
-    <w:lsdException w:name="Grid Table 6 Colorful Accent 4" w:uiPriority="51"/>
-    <w:lsdException w:name="Grid Table 7 Colorful Accent 4" w:uiPriority="52"/>
-    <w:lsdException w:name="Grid Table 1 Light Accent 5" w:uiPriority="46"/>
-    <w:lsdException w:name="Grid Table 2 Accent 5" w:uiPriority="47"/>
-    <w:lsdException w:name="Grid Table 3 Accent 5" w:uiPriority="48"/>
-    <w:lsdException w:name="Grid Table 4 Accent 5" w:uiPriority="49"/>
-    <w:lsdException w:name="Grid Table 5 Dark Accent 5" w:uiPriority="50"/>
-    <w:lsdException w:name="Grid Table 6 Colorful Accent 5" w:uiPriority="51"/>
-    <w:lsdException w:name="Grid Table 7 Colorful Accent 5" w:uiPriority="52"/>
-    <w:lsdException w:name="Grid Table 1 Light Accent 6" w:uiPriority="46"/>
-    <w:lsdException w:name="Grid Table 2 Accent 6" w:uiPriority="47"/>
-    <w:lsdException w:name="Grid Table 3 Accent 6" w:uiPriority="48"/>
-    <w:lsdException w:name="Grid Table 4 Accent 6" w:uiPriority="49"/>
-    <w:lsdException w:name="Grid Table 5 Dark Accent 6" w:uiPriority="50"/>
-    <w:lsdException w:name="Grid Table 6 Colorful Accent 6" w:uiPriority="51"/>
-    <w:lsdException w:name="Grid Table 7 Colorful Accent 6" w:uiPriority="52"/>
-    <w:lsdException w:name="List Table 1 Light" w:uiPriority="46"/>
-    <w:lsdException w:name="List Table 2" w:uiPriority="47"/>
-    <w:lsdException w:name="List Table 3" w:uiPriority="48"/>
-    <w:lsdException w:name="List Table 4" w:uiPriority="49"/>
-    <w:lsdException w:name="List Table 5 Dark" w:uiPriority="50"/>
-    <w:lsdException w:name="List Table 6 Colorful" w:uiPriority="51"/>
-    <w:lsdException w:name="List Table 7 Colorful" w:uiPriority="52"/>
-    <w:lsdException w:name="List Table 1 Light Accent 1" w:uiPriority="46"/>
-    <w:lsdException w:name="List Table 2 Accent 1" w:uiPriority="47"/>
-    <w:lsdException w:name="List Table 3 Accent 1" w:uiPriority="48"/>
-    <w:lsdException w:name="List Table 4 Accent 1" w:uiPriority="49"/>
-    <w:lsdException w:name="List Table 5 Dark Accent 1" w:uiPriority="50"/>
-    <w:lsdException w:name="List Table 6 Colorful Accent 1" w:uiPriority="51"/>
-    <w:lsdException w:name="List Table 7 Colorful Accent 1" w:uiPriority="52"/>
-    <w:lsdException w:name="List Table 1 Light Accent 2" w:uiPriority="46"/>
-    <w:lsdException w:name="List Table 2 Accent 2" w:uiPriority="47"/>
-    <w:lsdException w:name="List Table 3 Accent 2" w:uiPriority="48"/>
-    <w:lsdException w:name="List Table 4 Accent 2" w:uiPriority="49"/>
-    <w:lsdException w:name="List Table 5 Dark Accent 2" w:uiPriority="50"/>
-    <w:lsdException w:name="List Table 6 Colorful Accent 2" w:uiPriority="51"/>
-    <w:lsdException w:name="List Table 7 Colorful Accent 2" w:uiPriority="52"/>
-    <w:lsdException w:name="List Table 1 Light Accent 3" w:uiPriority="46"/>
-    <w:lsdException w:name="List Table 2 Accent 3" w:uiPriority="47"/>
-    <w:lsdException w:name="List Table 3 Accent 3" w:uiPriority="48"/>
-    <w:lsdException w:name="List Table 4 Accent 3" w:uiPriority="49"/>
-    <w:lsdException w:name="List Table 5 Dark Accent 3" w:uiPriority="50"/>
-    <w:lsdException w:name="List Table 6 Colorful Accent 3" w:uiPriority="51"/>
-    <w:lsdException w:name="List Table 7 Colorful Accent 3" w:uiPriority="52"/>
-    <w:lsdException w:name="List Table 1 Light Accent 4" w:uiPriority="46"/>
-    <w:lsdException w:name="List Table 2 Accent 4" w:uiPriority="47"/>
-    <w:lsdException w:name="List Table 3 Accent 4" w:uiPriority="48"/>
-    <w:lsdException w:name="List Table 4 Accent 4" w:uiPriority="49"/>
-    <w:lsdException w:name="List Table 5 Dark Accent 4" w:uiPriority="50"/>
-    <w:lsdException w:name="List Table 6 Colorful Accent 4" w:uiPriority="51"/>
-    <w:lsdException w:name="List Table 7 Colorful Accent 4" w:uiPriority="52"/>
-    <w:lsdException w:name="List Table 1 Light Accent 5" w:uiPriority="46"/>
-    <w:lsdException w:name="List Table 2 Accent 5" w:uiPriority="47"/>
-    <w:lsdException w:name="List Table 3 Accent 5" w:uiPriority="48"/>
-    <w:lsdException w:name="List Table 4 Accent 5" w:uiPriority="49"/>
-    <w:lsdException w:name="List Table 5 Dark Accent 5" w:uiPriority="50"/>
-    <w:lsdException w:name="List Table 6 Colorful Accent 5" w:uiPriority="51"/>
-    <w:lsdException w:name="List Table 7 Colorful Accent 5" w:uiPriority="52"/>
-    <w:lsdException w:name="List Table 1 Light Accent 6" w:uiPriority="46"/>
-    <w:lsdException w:name="List Table 2 Accent 6" w:uiPriority="47"/>
-    <w:lsdException w:name="List Table 3 Accent 6" w:uiPriority="48"/>
-    <w:lsdException w:name="List Table 4 Accent 6" w:uiPriority="49"/>
-    <w:lsdException w:name="List Table 5 Dark Accent 6" w:uiPriority="50"/>
-    <w:lsdException w:name="List Table 6 Colorful Accent 6" w:uiPriority="51"/>
-    <w:lsdException w:name="List Table 7 Colorful Accent 6" w:uiPriority="52"/>
-    <w:lsdException w:name="Mention" w:semiHidden="1" w:uiPriority="99" w:unhideWhenUsed="1"/>
-    <w:lsdException w:name="Smart Hyperlink" w:semiHidden="1" w:uiPriority="99" w:unhideWhenUsed="1"/>
-    <w:lsdException w:name="Hashtag" w:semiHidden="1" w:uiPriority="99" w:unhideWhenUsed="1"/>
-    <w:lsdException w:name="Unresolved Mention" w:semiHidden="1" w:uiPriority="99" w:unhideWhenUsed="1"/>
-    <w:lsdException w:name="Smart Link" w:semiHidden="1" w:uiPriority="99" w:unhideWhenUsed="1"/>
-  </w:latentStyles>
-  <w:style w:type="paragraph" w:default="1" w:styleId="Normal">
+  <w:latentStyles w:count="276" w:defLockedState="0" w:defQFormat="0" w:defSemiHidden="0" w:defUIPriority="0" w:defUnhideWhenUsed="0"/>
+  <w:style w:default="1" w:styleId="Normal" w:type="paragraph">
     <w:name w:val="Normal"/>
     <w:qFormat/>
   </w:style>
-  <w:style w:type="paragraph" w:styleId="Overskrift1">
+  <w:style w:styleId="BodyText" w:type="paragraph">
+    <w:name w:val="Body Text"/>
+    <w:basedOn w:val="Normal"/>
+    <w:link w:val="BodyTextChar"/>
+    <w:qFormat/>
+    <w:pPr>
+      <w:spacing w:after="180" w:before="180"/>
+    </w:pPr>
+  </w:style>
+  <w:style w:customStyle="1" w:styleId="FirstParagraph" w:type="paragraph">
+    <w:name w:val="First Paragraph"/>
+    <w:basedOn w:val="BodyText"/>
+    <w:next w:val="BodyText"/>
+    <w:qFormat/>
+  </w:style>
+  <w:style w:customStyle="1" w:styleId="Compact" w:type="paragraph">
+    <w:name w:val="Compact"/>
+    <w:basedOn w:val="BodyText"/>
+    <w:qFormat/>
+    <w:pPr>
+      <w:spacing w:after="36" w:before="36"/>
+    </w:pPr>
+  </w:style>
+  <w:style w:styleId="Title" w:type="paragraph">
+    <w:name w:val="Title"/>
+    <w:basedOn w:val="Normal"/>
+    <w:next w:val="BodyText"/>
+    <w:link w:val="TitleChar"/>
+    <w:uiPriority w:val="10"/>
+    <w:qFormat/>
+    <w:rsid w:val="00A10FD9"/>
+    <w:pPr>
+      <w:spacing w:after="80" w:line="240" w:lineRule="auto"/>
+      <w:contextualSpacing/>
+      <w:jc w:val="center"/>
+    </w:pPr>
+    <w:rPr>
+      <w:rFonts w:asciiTheme="majorHAnsi" w:cstheme="majorBidi" w:eastAsiaTheme="majorEastAsia" w:hAnsiTheme="majorHAnsi"/>
+      <w:sz w:val="56"/>
+      <w:szCs w:val="56"/>
+    </w:rPr>
+  </w:style>
+  <w:style w:customStyle="1" w:styleId="TitleChar" w:type="character">
+    <w:name w:val="Title Char"/>
+    <w:basedOn w:val="DefaultParagraphFont"/>
+    <w:link w:val="Title"/>
+    <w:uiPriority w:val="10"/>
+    <w:rsid w:val="00A10FD9"/>
+    <w:rPr>
+      <w:rFonts w:asciiTheme="majorHAnsi" w:cstheme="majorBidi" w:eastAsiaTheme="majorEastAsia" w:hAnsiTheme="majorHAnsi"/>
+      <w:sz w:val="56"/>
+      <w:szCs w:val="56"/>
+    </w:rPr>
+  </w:style>
+  <w:style w:styleId="Subtitle" w:type="paragraph">
+    <w:name w:val="Subtitle"/>
+    <w:basedOn w:val="Title"/>
+    <w:next w:val="BodyText"/>
+    <w:link w:val="SubtitleChar"/>
+    <w:uiPriority w:val="11"/>
+    <w:qFormat/>
+    <w:rsid w:val="00A10FD9"/>
+    <w:pPr>
+      <w:numPr>
+        <w:ilvl w:val="1"/>
+      </w:numPr>
+    </w:pPr>
+    <w:rPr>
+      <w:rFonts w:cstheme="majorBidi" w:eastAsiaTheme="majorEastAsia"/>
+      <w:spacing w:val="15"/>
+      <w:sz w:val="28"/>
+      <w:szCs w:val="28"/>
+    </w:rPr>
+  </w:style>
+  <w:style w:customStyle="1" w:styleId="SubtitleChar" w:type="character">
+    <w:name w:val="Subtitle Char"/>
+    <w:basedOn w:val="DefaultParagraphFont"/>
+    <w:link w:val="Subtitle"/>
+    <w:uiPriority w:val="11"/>
+    <w:rsid w:val="00A10FD9"/>
+    <w:rPr>
+      <w:rFonts w:cstheme="majorBidi" w:eastAsiaTheme="majorEastAsia"/>
+      <w:color w:themeColor="text1" w:themeTint="A6" w:val="595959"/>
+      <w:spacing w:val="15"/>
+      <w:sz w:val="28"/>
+      <w:szCs w:val="28"/>
+    </w:rPr>
+  </w:style>
+  <w:style w:customStyle="1" w:styleId="Author" w:type="paragraph">
+    <w:name w:val="Author"/>
+    <w:basedOn w:val="Title"/>
+    <w:next w:val="BodyText"/>
+    <w:qFormat/>
+    <w:pPr>
+      <w:keepNext/>
+      <w:keepLines/>
+    </w:pPr>
+    <w:rPr>
+      <w:sz w:val="24"/>
+      <w:szCs w:val="24"/>
+    </w:rPr>
+  </w:style>
+  <w:style w:styleId="Date" w:type="paragraph">
+    <w:name w:val="Date"/>
+    <w:basedOn w:val="Title"/>
+    <w:next w:val="BodyText"/>
+    <w:qFormat/>
+    <w:pPr>
+      <w:keepNext/>
+      <w:keepLines/>
+    </w:pPr>
+    <w:rPr>
+      <w:sz w:val="24"/>
+      <w:szCs w:val="24"/>
+    </w:rPr>
+  </w:style>
+  <w:style w:customStyle="1" w:styleId="AbstractTitle" w:type="paragraph">
+    <w:name w:val="Abstract Title"/>
+    <w:basedOn w:val="Normal"/>
+    <w:next w:val="Abstract"/>
+    <w:qFormat/>
+    <w:pPr>
+      <w:keepNext/>
+      <w:keepLines/>
+      <w:spacing w:after="0" w:before="300"/>
+      <w:jc w:val="center"/>
+    </w:pPr>
+    <w:rPr>
+      <w:b/>
+      <w:sz w:val="20"/>
+      <w:szCs w:val="20"/>
+    </w:rPr>
+  </w:style>
+  <w:style w:customStyle="1" w:styleId="Abstract" w:type="paragraph">
+    <w:name w:val="Abstract"/>
+    <w:basedOn w:val="Normal"/>
+    <w:next w:val="BodyText"/>
+    <w:qFormat/>
+    <w:pPr>
+      <w:keepNext/>
+      <w:keepLines/>
+      <w:spacing w:after="300" w:before="100"/>
+    </w:pPr>
+    <w:rPr>
+      <w:sz w:val="20"/>
+      <w:szCs w:val="20"/>
+    </w:rPr>
+  </w:style>
+  <w:style w:styleId="Bibliography" w:type="paragraph">
+    <w:name w:val="Bibliography"/>
+    <w:basedOn w:val="Normal"/>
+    <w:next w:val="Bibliography"/>
+    <w:qFormat/>
+    <w:pPr/>
+    <w:rPr/>
+  </w:style>
+  <w:style w:styleId="Heading1" w:type="paragraph">
     <w:name w:val="heading 1"/>
     <w:basedOn w:val="Normal"/>
-    <w:next w:val="Brdtekst"/>
-    <w:link w:val="Overskrift1Tegn"/>
+    <w:next w:val="BodyText"/>
+    <w:link w:val="Heading1Char"/>
     <w:uiPriority w:val="9"/>
     <w:qFormat/>
     <w:rsid w:val="00A10FD9"/>
     <w:pPr>
       <w:keepNext/>
       <w:keepLines/>
-      <w:spacing w:before="360" w:after="80"/>
+      <w:spacing w:after="80" w:before="360"/>
       <w:outlineLvl w:val="0"/>
     </w:pPr>
     <w:rPr>
-      <w:rFonts w:asciiTheme="majorHAnsi" w:eastAsiaTheme="majorEastAsia" w:hAnsiTheme="majorHAnsi" w:cstheme="majorBidi"/>
-      <w:color w:val="0F4761" w:themeColor="accent1" w:themeShade="BF"/>
+      <w:rFonts w:asciiTheme="majorHAnsi" w:cstheme="majorBidi" w:eastAsiaTheme="majorEastAsia" w:hAnsiTheme="majorHAnsi"/>
+      <w:color w:themeColor="accent1" w:themeShade="BF" w:val="0F4761"/>
       <w:sz w:val="40"/>
       <w:szCs w:val="40"/>
     </w:rPr>
   </w:style>
-  <w:style w:type="paragraph" w:styleId="Overskrift2">
+  <w:style w:styleId="Heading2" w:type="paragraph">
     <w:name w:val="heading 2"/>
     <w:basedOn w:val="Normal"/>
-    <w:next w:val="Brdtekst"/>
-    <w:link w:val="Overskrift2Tegn"/>
+    <w:next w:val="BodyText"/>
+    <w:link w:val="Heading2Char"/>
     <w:uiPriority w:val="9"/>
     <w:semiHidden/>
     <w:unhideWhenUsed/>
@@ -595,21 +1611,21 @@
     <w:pPr>
       <w:keepNext/>
       <w:keepLines/>
-      <w:spacing w:before="160" w:after="80"/>
+      <w:spacing w:after="80" w:before="160"/>
       <w:outlineLvl w:val="1"/>
     </w:pPr>
     <w:rPr>
-      <w:rFonts w:asciiTheme="majorHAnsi" w:eastAsiaTheme="majorEastAsia" w:hAnsiTheme="majorHAnsi" w:cstheme="majorBidi"/>
-      <w:color w:val="0F4761" w:themeColor="accent1" w:themeShade="BF"/>
+      <w:rFonts w:asciiTheme="majorHAnsi" w:cstheme="majorBidi" w:eastAsiaTheme="majorEastAsia" w:hAnsiTheme="majorHAnsi"/>
+      <w:color w:themeColor="accent1" w:themeShade="BF" w:val="0F4761"/>
       <w:sz w:val="32"/>
       <w:szCs w:val="32"/>
     </w:rPr>
   </w:style>
-  <w:style w:type="paragraph" w:styleId="Overskrift3">
+  <w:style w:styleId="Heading3" w:type="paragraph">
     <w:name w:val="heading 3"/>
     <w:basedOn w:val="Normal"/>
-    <w:next w:val="Brdtekst"/>
-    <w:link w:val="Overskrift3Tegn"/>
+    <w:next w:val="BodyText"/>
+    <w:link w:val="Heading3Char"/>
     <w:uiPriority w:val="9"/>
     <w:semiHidden/>
     <w:unhideWhenUsed/>
@@ -618,21 +1634,21 @@
     <w:pPr>
       <w:keepNext/>
       <w:keepLines/>
-      <w:spacing w:before="160" w:after="80"/>
+      <w:spacing w:after="80" w:before="160"/>
       <w:outlineLvl w:val="2"/>
     </w:pPr>
     <w:rPr>
-      <w:rFonts w:eastAsiaTheme="majorEastAsia" w:cstheme="majorBidi"/>
-      <w:color w:val="0F4761" w:themeColor="accent1" w:themeShade="BF"/>
+      <w:rFonts w:cstheme="majorBidi" w:eastAsiaTheme="majorEastAsia"/>
+      <w:color w:themeColor="accent1" w:themeShade="BF" w:val="0F4761"/>
       <w:sz w:val="28"/>
       <w:szCs w:val="28"/>
     </w:rPr>
   </w:style>
-  <w:style w:type="paragraph" w:styleId="Overskrift4">
+  <w:style w:styleId="Heading4" w:type="paragraph">
     <w:name w:val="heading 4"/>
     <w:basedOn w:val="Normal"/>
-    <w:next w:val="Brdtekst"/>
-    <w:link w:val="Overskrift4Tegn"/>
+    <w:next w:val="BodyText"/>
+    <w:link w:val="Heading4Char"/>
     <w:uiPriority w:val="9"/>
     <w:semiHidden/>
     <w:unhideWhenUsed/>
@@ -641,21 +1657,21 @@
     <w:pPr>
       <w:keepNext/>
       <w:keepLines/>
-      <w:spacing w:before="80" w:after="40"/>
+      <w:spacing w:after="40" w:before="80"/>
       <w:outlineLvl w:val="3"/>
     </w:pPr>
     <w:rPr>
-      <w:rFonts w:eastAsiaTheme="majorEastAsia" w:cstheme="majorBidi"/>
+      <w:rFonts w:cstheme="majorBidi" w:eastAsiaTheme="majorEastAsia"/>
       <w:i/>
       <w:iCs/>
-      <w:color w:val="0F4761" w:themeColor="accent1" w:themeShade="BF"/>
-    </w:rPr>
-  </w:style>
-  <w:style w:type="paragraph" w:styleId="Overskrift5">
+      <w:color w:themeColor="accent1" w:themeShade="BF" w:val="0F4761"/>
+    </w:rPr>
+  </w:style>
+  <w:style w:styleId="Heading5" w:type="paragraph">
     <w:name w:val="heading 5"/>
     <w:basedOn w:val="Normal"/>
-    <w:next w:val="Brdtekst"/>
-    <w:link w:val="Overskrift5Tegn"/>
+    <w:next w:val="BodyText"/>
+    <w:link w:val="Heading5Char"/>
     <w:uiPriority w:val="9"/>
     <w:semiHidden/>
     <w:unhideWhenUsed/>
@@ -664,19 +1680,19 @@
     <w:pPr>
       <w:keepNext/>
       <w:keepLines/>
-      <w:spacing w:before="80" w:after="40"/>
+      <w:spacing w:after="40" w:before="80"/>
       <w:outlineLvl w:val="4"/>
     </w:pPr>
     <w:rPr>
-      <w:rFonts w:eastAsiaTheme="majorEastAsia" w:cstheme="majorBidi"/>
-      <w:color w:val="0F4761" w:themeColor="accent1" w:themeShade="BF"/>
-    </w:rPr>
-  </w:style>
-  <w:style w:type="paragraph" w:styleId="Overskrift6">
+      <w:rFonts w:cstheme="majorBidi" w:eastAsiaTheme="majorEastAsia"/>
+      <w:color w:themeColor="accent1" w:themeShade="BF" w:val="0F4761"/>
+    </w:rPr>
+  </w:style>
+  <w:style w:styleId="Heading6" w:type="paragraph">
     <w:name w:val="heading 6"/>
     <w:basedOn w:val="Normal"/>
-    <w:next w:val="Brdtekst"/>
-    <w:link w:val="Overskrift6Tegn"/>
+    <w:next w:val="BodyText"/>
+    <w:link w:val="Heading6Char"/>
     <w:uiPriority w:val="9"/>
     <w:semiHidden/>
     <w:unhideWhenUsed/>
@@ -685,21 +1701,21 @@
     <w:pPr>
       <w:keepNext/>
       <w:keepLines/>
-      <w:spacing w:before="40" w:after="0"/>
+      <w:spacing w:after="0" w:before="40"/>
       <w:outlineLvl w:val="5"/>
     </w:pPr>
     <w:rPr>
-      <w:rFonts w:eastAsiaTheme="majorEastAsia" w:cstheme="majorBidi"/>
+      <w:rFonts w:cstheme="majorBidi" w:eastAsiaTheme="majorEastAsia"/>
       <w:i/>
       <w:iCs/>
-      <w:color w:val="595959" w:themeColor="text1" w:themeTint="A6"/>
-    </w:rPr>
-  </w:style>
-  <w:style w:type="paragraph" w:styleId="Overskrift7">
+      <w:color w:themeColor="text1" w:themeTint="A6" w:val="595959"/>
+    </w:rPr>
+  </w:style>
+  <w:style w:styleId="Heading7" w:type="paragraph">
     <w:name w:val="heading 7"/>
     <w:basedOn w:val="Normal"/>
-    <w:next w:val="Brdtekst"/>
-    <w:link w:val="Overskrift7Tegn"/>
+    <w:next w:val="BodyText"/>
+    <w:link w:val="Heading7Char"/>
     <w:uiPriority w:val="9"/>
     <w:semiHidden/>
     <w:unhideWhenUsed/>
@@ -708,19 +1724,19 @@
     <w:pPr>
       <w:keepNext/>
       <w:keepLines/>
-      <w:spacing w:before="40" w:after="0"/>
+      <w:spacing w:after="0" w:before="40"/>
       <w:outlineLvl w:val="6"/>
     </w:pPr>
     <w:rPr>
-      <w:rFonts w:eastAsiaTheme="majorEastAsia" w:cstheme="majorBidi"/>
-      <w:color w:val="595959" w:themeColor="text1" w:themeTint="A6"/>
-    </w:rPr>
-  </w:style>
-  <w:style w:type="paragraph" w:styleId="Overskrift8">
+      <w:rFonts w:cstheme="majorBidi" w:eastAsiaTheme="majorEastAsia"/>
+      <w:color w:themeColor="text1" w:themeTint="A6" w:val="595959"/>
+    </w:rPr>
+  </w:style>
+  <w:style w:styleId="Heading8" w:type="paragraph">
     <w:name w:val="heading 8"/>
     <w:basedOn w:val="Normal"/>
-    <w:next w:val="Brdtekst"/>
-    <w:link w:val="Overskrift8Tegn"/>
+    <w:next w:val="BodyText"/>
+    <w:link w:val="Heading8Char"/>
     <w:uiPriority w:val="9"/>
     <w:semiHidden/>
     <w:unhideWhenUsed/>
@@ -733,17 +1749,17 @@
       <w:outlineLvl w:val="7"/>
     </w:pPr>
     <w:rPr>
-      <w:rFonts w:eastAsiaTheme="majorEastAsia" w:cstheme="majorBidi"/>
+      <w:rFonts w:cstheme="majorBidi" w:eastAsiaTheme="majorEastAsia"/>
       <w:i/>
       <w:iCs/>
-      <w:color w:val="272727" w:themeColor="text1" w:themeTint="D8"/>
-    </w:rPr>
-  </w:style>
-  <w:style w:type="paragraph" w:styleId="Overskrift9">
+      <w:color w:themeColor="text1" w:themeTint="D8" w:val="272727"/>
+    </w:rPr>
+  </w:style>
+  <w:style w:styleId="Heading9" w:type="paragraph">
     <w:name w:val="heading 9"/>
     <w:basedOn w:val="Normal"/>
-    <w:next w:val="Brdtekst"/>
-    <w:link w:val="Overskrift9Tegn"/>
+    <w:next w:val="BodyText"/>
+    <w:link w:val="Heading9Char"/>
     <w:uiPriority w:val="9"/>
     <w:semiHidden/>
     <w:unhideWhenUsed/>
@@ -756,368 +1772,198 @@
       <w:outlineLvl w:val="8"/>
     </w:pPr>
     <w:rPr>
-      <w:rFonts w:eastAsiaTheme="majorEastAsia" w:cstheme="majorBidi"/>
-      <w:color w:val="272727" w:themeColor="text1" w:themeTint="D8"/>
-    </w:rPr>
-  </w:style>
-  <w:style w:type="character" w:default="1" w:styleId="Standardskriftforavsnitt">
-    <w:name w:val="Default Paragraph Font"/>
-    <w:uiPriority w:val="1"/>
-    <w:semiHidden/>
-    <w:unhideWhenUsed/>
-  </w:style>
-  <w:style w:type="table" w:default="1" w:styleId="Vanligtabell">
-    <w:name w:val="Normal Table"/>
-    <w:uiPriority w:val="99"/>
-    <w:semiHidden/>
-    <w:unhideWhenUsed/>
-    <w:tblPr>
-      <w:tblInd w:w="0" w:type="dxa"/>
-      <w:tblCellMar>
-        <w:top w:w="0" w:type="dxa"/>
-        <w:left w:w="108" w:type="dxa"/>
-        <w:bottom w:w="0" w:type="dxa"/>
-        <w:right w:w="108" w:type="dxa"/>
-      </w:tblCellMar>
-    </w:tblPr>
-  </w:style>
-  <w:style w:type="numbering" w:default="1" w:styleId="Ingenliste">
-    <w:name w:val="No List"/>
-    <w:uiPriority w:val="99"/>
-    <w:semiHidden/>
-    <w:unhideWhenUsed/>
-  </w:style>
-  <w:style w:type="paragraph" w:styleId="Brdtekst">
-    <w:name w:val="Body Text"/>
-    <w:basedOn w:val="Normal"/>
-    <w:qFormat/>
-    <w:pPr>
-      <w:spacing w:before="180" w:after="180"/>
-    </w:pPr>
-  </w:style>
-  <w:style w:type="paragraph" w:customStyle="1" w:styleId="FirstParagraph">
-    <w:name w:val="First Paragraph"/>
-    <w:basedOn w:val="Brdtekst"/>
-    <w:next w:val="Brdtekst"/>
-    <w:qFormat/>
-  </w:style>
-  <w:style w:type="paragraph" w:customStyle="1" w:styleId="Compact">
-    <w:name w:val="Compact"/>
-    <w:basedOn w:val="Brdtekst"/>
-    <w:qFormat/>
-    <w:pPr>
-      <w:spacing w:before="36" w:after="36"/>
-    </w:pPr>
-  </w:style>
-  <w:style w:type="paragraph" w:styleId="Tittel">
-    <w:name w:val="Title"/>
-    <w:basedOn w:val="Normal"/>
-    <w:next w:val="Brdtekst"/>
-    <w:link w:val="TittelTegn"/>
-    <w:uiPriority w:val="10"/>
-    <w:qFormat/>
-    <w:rsid w:val="00A10FD9"/>
-    <w:pPr>
-      <w:spacing w:after="80"/>
-      <w:contextualSpacing/>
-      <w:jc w:val="center"/>
-    </w:pPr>
-    <w:rPr>
-      <w:rFonts w:asciiTheme="majorHAnsi" w:eastAsiaTheme="majorEastAsia" w:hAnsiTheme="majorHAnsi" w:cstheme="majorBidi"/>
-      <w:sz w:val="56"/>
-      <w:szCs w:val="56"/>
-    </w:rPr>
-  </w:style>
-  <w:style w:type="character" w:customStyle="1" w:styleId="TittelTegn">
-    <w:name w:val="Tittel Tegn"/>
-    <w:basedOn w:val="Standardskriftforavsnitt"/>
-    <w:link w:val="Tittel"/>
-    <w:uiPriority w:val="10"/>
-    <w:rsid w:val="00A10FD9"/>
-    <w:rPr>
-      <w:rFonts w:asciiTheme="majorHAnsi" w:eastAsiaTheme="majorEastAsia" w:hAnsiTheme="majorHAnsi" w:cstheme="majorBidi"/>
-      <w:sz w:val="56"/>
-      <w:szCs w:val="56"/>
-    </w:rPr>
-  </w:style>
-  <w:style w:type="paragraph" w:styleId="Undertittel">
-    <w:name w:val="Subtitle"/>
-    <w:basedOn w:val="Tittel"/>
-    <w:next w:val="Brdtekst"/>
-    <w:link w:val="UndertittelTegn"/>
-    <w:uiPriority w:val="11"/>
-    <w:qFormat/>
-    <w:rsid w:val="00A10FD9"/>
-    <w:pPr>
-      <w:numPr>
-        <w:ilvl w:val="1"/>
-      </w:numPr>
-    </w:pPr>
-    <w:rPr>
-      <w:spacing w:val="15"/>
-      <w:sz w:val="28"/>
-      <w:szCs w:val="28"/>
-    </w:rPr>
-  </w:style>
-  <w:style w:type="character" w:customStyle="1" w:styleId="UndertittelTegn">
-    <w:name w:val="Undertittel Tegn"/>
-    <w:basedOn w:val="Standardskriftforavsnitt"/>
-    <w:link w:val="Undertittel"/>
-    <w:uiPriority w:val="11"/>
-    <w:rsid w:val="00A10FD9"/>
-    <w:rPr>
-      <w:rFonts w:eastAsiaTheme="majorEastAsia" w:cstheme="majorBidi"/>
-      <w:color w:val="595959" w:themeColor="text1" w:themeTint="A6"/>
-      <w:spacing w:val="15"/>
-      <w:sz w:val="28"/>
-      <w:szCs w:val="28"/>
-    </w:rPr>
-  </w:style>
-  <w:style w:type="paragraph" w:customStyle="1" w:styleId="Author">
-    <w:name w:val="Author"/>
-    <w:basedOn w:val="Tittel"/>
-    <w:next w:val="Brdtekst"/>
-    <w:qFormat/>
-    <w:pPr>
-      <w:keepNext/>
-      <w:keepLines/>
-    </w:pPr>
-    <w:rPr>
-      <w:sz w:val="24"/>
-      <w:szCs w:val="24"/>
-    </w:rPr>
-  </w:style>
-  <w:style w:type="paragraph" w:styleId="Dato">
-    <w:name w:val="Date"/>
-    <w:basedOn w:val="Tittel"/>
-    <w:next w:val="Brdtekst"/>
-    <w:qFormat/>
-    <w:pPr>
-      <w:keepNext/>
-      <w:keepLines/>
-    </w:pPr>
-    <w:rPr>
-      <w:sz w:val="24"/>
-      <w:szCs w:val="24"/>
-    </w:rPr>
-  </w:style>
-  <w:style w:type="paragraph" w:customStyle="1" w:styleId="AbstractTitle">
-    <w:name w:val="Abstract Title"/>
-    <w:basedOn w:val="Normal"/>
-    <w:next w:val="Abstract"/>
-    <w:qFormat/>
-    <w:pPr>
-      <w:keepNext/>
-      <w:keepLines/>
-      <w:spacing w:before="300" w:after="0"/>
-      <w:jc w:val="center"/>
-    </w:pPr>
-    <w:rPr>
-      <w:b/>
-      <w:sz w:val="20"/>
-      <w:szCs w:val="20"/>
-    </w:rPr>
-  </w:style>
-  <w:style w:type="paragraph" w:customStyle="1" w:styleId="Abstract">
-    <w:name w:val="Abstract"/>
-    <w:basedOn w:val="Normal"/>
-    <w:next w:val="Brdtekst"/>
-    <w:qFormat/>
-    <w:pPr>
-      <w:keepNext/>
-      <w:keepLines/>
-      <w:spacing w:before="100" w:after="300"/>
-    </w:pPr>
-    <w:rPr>
-      <w:sz w:val="20"/>
-      <w:szCs w:val="20"/>
-    </w:rPr>
-  </w:style>
-  <w:style w:type="paragraph" w:styleId="Bibliografi">
-    <w:name w:val="Bibliography"/>
-    <w:basedOn w:val="Normal"/>
-    <w:qFormat/>
-  </w:style>
-  <w:style w:type="character" w:customStyle="1" w:styleId="Overskrift1Tegn">
-    <w:name w:val="Overskrift 1 Tegn"/>
-    <w:basedOn w:val="Standardskriftforavsnitt"/>
-    <w:link w:val="Overskrift1"/>
+      <w:rFonts w:cstheme="majorBidi" w:eastAsiaTheme="majorEastAsia"/>
+      <w:color w:themeColor="text1" w:themeTint="D8" w:val="272727"/>
+    </w:rPr>
+  </w:style>
+  <w:style w:customStyle="1" w:styleId="Heading1Char" w:type="character">
+    <w:name w:val="Heading 1 Char"/>
+    <w:basedOn w:val="DefaultParagraphFont"/>
+    <w:link w:val="Heading1"/>
     <w:uiPriority w:val="9"/>
     <w:rsid w:val="00A10FD9"/>
     <w:rPr>
-      <w:rFonts w:asciiTheme="majorHAnsi" w:eastAsiaTheme="majorEastAsia" w:hAnsiTheme="majorHAnsi" w:cstheme="majorBidi"/>
-      <w:color w:val="0F4761" w:themeColor="accent1" w:themeShade="BF"/>
+      <w:rFonts w:asciiTheme="majorHAnsi" w:cstheme="majorBidi" w:eastAsiaTheme="majorEastAsia" w:hAnsiTheme="majorHAnsi"/>
+      <w:color w:themeColor="accent1" w:themeShade="BF" w:val="0F4761"/>
       <w:sz w:val="40"/>
       <w:szCs w:val="40"/>
     </w:rPr>
   </w:style>
-  <w:style w:type="character" w:customStyle="1" w:styleId="Overskrift2Tegn">
-    <w:name w:val="Overskrift 2 Tegn"/>
-    <w:basedOn w:val="Standardskriftforavsnitt"/>
-    <w:link w:val="Overskrift2"/>
+  <w:style w:customStyle="1" w:styleId="Heading2Char" w:type="character">
+    <w:name w:val="Heading 2 Char"/>
+    <w:basedOn w:val="DefaultParagraphFont"/>
+    <w:link w:val="Heading2"/>
     <w:uiPriority w:val="9"/>
     <w:semiHidden/>
     <w:rsid w:val="00A10FD9"/>
     <w:rPr>
-      <w:rFonts w:asciiTheme="majorHAnsi" w:eastAsiaTheme="majorEastAsia" w:hAnsiTheme="majorHAnsi" w:cstheme="majorBidi"/>
-      <w:color w:val="0F4761" w:themeColor="accent1" w:themeShade="BF"/>
+      <w:rFonts w:asciiTheme="majorHAnsi" w:cstheme="majorBidi" w:eastAsiaTheme="majorEastAsia" w:hAnsiTheme="majorHAnsi"/>
+      <w:color w:themeColor="accent1" w:themeShade="BF" w:val="0F4761"/>
       <w:sz w:val="32"/>
       <w:szCs w:val="32"/>
     </w:rPr>
   </w:style>
-  <w:style w:type="character" w:customStyle="1" w:styleId="Overskrift3Tegn">
-    <w:name w:val="Overskrift 3 Tegn"/>
-    <w:basedOn w:val="Standardskriftforavsnitt"/>
-    <w:link w:val="Overskrift3"/>
+  <w:style w:customStyle="1" w:styleId="Heading3Char" w:type="character">
+    <w:name w:val="Heading 3 Char"/>
+    <w:basedOn w:val="DefaultParagraphFont"/>
+    <w:link w:val="Heading3"/>
     <w:uiPriority w:val="9"/>
     <w:semiHidden/>
     <w:rsid w:val="00A10FD9"/>
     <w:rPr>
-      <w:rFonts w:eastAsiaTheme="majorEastAsia" w:cstheme="majorBidi"/>
-      <w:color w:val="0F4761" w:themeColor="accent1" w:themeShade="BF"/>
+      <w:rFonts w:cstheme="majorBidi" w:eastAsiaTheme="majorEastAsia"/>
+      <w:color w:themeColor="accent1" w:themeShade="BF" w:val="0F4761"/>
       <w:sz w:val="28"/>
       <w:szCs w:val="28"/>
     </w:rPr>
   </w:style>
-  <w:style w:type="character" w:customStyle="1" w:styleId="Overskrift4Tegn">
-    <w:name w:val="Overskrift 4 Tegn"/>
-    <w:basedOn w:val="Standardskriftforavsnitt"/>
-    <w:link w:val="Overskrift4"/>
+  <w:style w:customStyle="1" w:styleId="Heading4Char" w:type="character">
+    <w:name w:val="Heading 4 Char"/>
+    <w:basedOn w:val="DefaultParagraphFont"/>
+    <w:link w:val="Heading4"/>
     <w:uiPriority w:val="9"/>
     <w:semiHidden/>
     <w:rsid w:val="00A10FD9"/>
     <w:rPr>
-      <w:rFonts w:eastAsiaTheme="majorEastAsia" w:cstheme="majorBidi"/>
+      <w:rFonts w:cstheme="majorBidi" w:eastAsiaTheme="majorEastAsia"/>
       <w:i/>
       <w:iCs/>
-      <w:color w:val="0F4761" w:themeColor="accent1" w:themeShade="BF"/>
-    </w:rPr>
-  </w:style>
-  <w:style w:type="character" w:customStyle="1" w:styleId="Overskrift5Tegn">
-    <w:name w:val="Overskrift 5 Tegn"/>
-    <w:basedOn w:val="Standardskriftforavsnitt"/>
-    <w:link w:val="Overskrift5"/>
+      <w:color w:themeColor="accent1" w:themeShade="BF" w:val="0F4761"/>
+    </w:rPr>
+  </w:style>
+  <w:style w:customStyle="1" w:styleId="Heading5Char" w:type="character">
+    <w:name w:val="Heading 5 Char"/>
+    <w:basedOn w:val="DefaultParagraphFont"/>
+    <w:link w:val="Heading5"/>
     <w:uiPriority w:val="9"/>
     <w:semiHidden/>
     <w:rsid w:val="00A10FD9"/>
     <w:rPr>
-      <w:rFonts w:eastAsiaTheme="majorEastAsia" w:cstheme="majorBidi"/>
-      <w:color w:val="0F4761" w:themeColor="accent1" w:themeShade="BF"/>
-    </w:rPr>
-  </w:style>
-  <w:style w:type="character" w:customStyle="1" w:styleId="Overskrift6Tegn">
-    <w:name w:val="Overskrift 6 Tegn"/>
-    <w:basedOn w:val="Standardskriftforavsnitt"/>
-    <w:link w:val="Overskrift6"/>
+      <w:rFonts w:cstheme="majorBidi" w:eastAsiaTheme="majorEastAsia"/>
+      <w:color w:themeColor="accent1" w:themeShade="BF" w:val="0F4761"/>
+    </w:rPr>
+  </w:style>
+  <w:style w:customStyle="1" w:styleId="Heading6Char" w:type="character">
+    <w:name w:val="Heading 6 Char"/>
+    <w:basedOn w:val="DefaultParagraphFont"/>
+    <w:link w:val="Heading6"/>
     <w:uiPriority w:val="9"/>
     <w:semiHidden/>
     <w:rsid w:val="00A10FD9"/>
     <w:rPr>
-      <w:rFonts w:eastAsiaTheme="majorEastAsia" w:cstheme="majorBidi"/>
+      <w:rFonts w:cstheme="majorBidi" w:eastAsiaTheme="majorEastAsia"/>
       <w:i/>
       <w:iCs/>
-      <w:color w:val="595959" w:themeColor="text1" w:themeTint="A6"/>
-    </w:rPr>
-  </w:style>
-  <w:style w:type="character" w:customStyle="1" w:styleId="Overskrift7Tegn">
-    <w:name w:val="Overskrift 7 Tegn"/>
-    <w:basedOn w:val="Standardskriftforavsnitt"/>
-    <w:link w:val="Overskrift7"/>
+      <w:color w:themeColor="text1" w:themeTint="A6" w:val="595959"/>
+    </w:rPr>
+  </w:style>
+  <w:style w:customStyle="1" w:styleId="Heading7Char" w:type="character">
+    <w:name w:val="Heading 7 Char"/>
+    <w:basedOn w:val="DefaultParagraphFont"/>
+    <w:link w:val="Heading7"/>
     <w:uiPriority w:val="9"/>
     <w:semiHidden/>
     <w:rsid w:val="00A10FD9"/>
     <w:rPr>
-      <w:rFonts w:eastAsiaTheme="majorEastAsia" w:cstheme="majorBidi"/>
-      <w:color w:val="595959" w:themeColor="text1" w:themeTint="A6"/>
-    </w:rPr>
-  </w:style>
-  <w:style w:type="character" w:customStyle="1" w:styleId="Overskrift8Tegn">
-    <w:name w:val="Overskrift 8 Tegn"/>
-    <w:basedOn w:val="Standardskriftforavsnitt"/>
-    <w:link w:val="Overskrift8"/>
+      <w:rFonts w:cstheme="majorBidi" w:eastAsiaTheme="majorEastAsia"/>
+      <w:color w:themeColor="text1" w:themeTint="A6" w:val="595959"/>
+    </w:rPr>
+  </w:style>
+  <w:style w:customStyle="1" w:styleId="Heading8Char" w:type="character">
+    <w:name w:val="Heading 8 Char"/>
+    <w:basedOn w:val="DefaultParagraphFont"/>
+    <w:link w:val="Heading8"/>
     <w:uiPriority w:val="9"/>
     <w:semiHidden/>
     <w:rsid w:val="00A10FD9"/>
     <w:rPr>
-      <w:rFonts w:eastAsiaTheme="majorEastAsia" w:cstheme="majorBidi"/>
+      <w:rFonts w:cstheme="majorBidi" w:eastAsiaTheme="majorEastAsia"/>
       <w:i/>
       <w:iCs/>
-      <w:color w:val="272727" w:themeColor="text1" w:themeTint="D8"/>
-    </w:rPr>
-  </w:style>
-  <w:style w:type="character" w:customStyle="1" w:styleId="Overskrift9Tegn">
-    <w:name w:val="Overskrift 9 Tegn"/>
-    <w:basedOn w:val="Standardskriftforavsnitt"/>
-    <w:link w:val="Overskrift9"/>
+      <w:color w:themeColor="text1" w:themeTint="D8" w:val="272727"/>
+    </w:rPr>
+  </w:style>
+  <w:style w:customStyle="1" w:styleId="Heading9Char" w:type="character">
+    <w:name w:val="Heading 9 Char"/>
+    <w:basedOn w:val="DefaultParagraphFont"/>
+    <w:link w:val="Heading9"/>
     <w:uiPriority w:val="9"/>
     <w:semiHidden/>
     <w:rsid w:val="00A10FD9"/>
     <w:rPr>
-      <w:rFonts w:eastAsiaTheme="majorEastAsia" w:cstheme="majorBidi"/>
-      <w:color w:val="272727" w:themeColor="text1" w:themeTint="D8"/>
-    </w:rPr>
-  </w:style>
-  <w:style w:type="paragraph" w:styleId="Blokktekst">
+      <w:rFonts w:cstheme="majorBidi" w:eastAsiaTheme="majorEastAsia"/>
+      <w:color w:themeColor="text1" w:themeTint="D8" w:val="272727"/>
+    </w:rPr>
+  </w:style>
+  <w:style w:styleId="BlockText" w:type="paragraph">
     <w:name w:val="Block Text"/>
-    <w:basedOn w:val="Brdtekst"/>
-    <w:next w:val="Brdtekst"/>
+    <w:basedOn w:val="BodyText"/>
+    <w:next w:val="BodyText"/>
     <w:uiPriority w:val="9"/>
     <w:unhideWhenUsed/>
     <w:qFormat/>
     <w:pPr>
-      <w:spacing w:before="100" w:after="100"/>
-      <w:ind w:left="480" w:right="480"/>
+      <w:spacing w:after="100" w:before="100"/>
+      <w:ind w:firstLine="0" w:left="480" w:right="480"/>
     </w:pPr>
   </w:style>
-  <w:style w:type="paragraph" w:styleId="Fotnotetekst">
-    <w:name w:val="footnote text"/>
+  <w:style w:styleId="FootnoteText" w:type="paragraph">
+    <w:name w:val="Footnote Text"/>
     <w:basedOn w:val="Normal"/>
+    <w:next w:val="FootnoteText"/>
     <w:uiPriority w:val="9"/>
     <w:unhideWhenUsed/>
     <w:qFormat/>
   </w:style>
-  <w:style w:type="paragraph" w:customStyle="1" w:styleId="FootnoteBlockText">
+  <w:style w:styleId="FootnoteBlockText" w:type="paragraph">
     <w:name w:val="Footnote Block Text"/>
-    <w:basedOn w:val="Fotnotetekst"/>
-    <w:next w:val="Fotnotetekst"/>
+    <w:basedOn w:val="FootnoteText"/>
+    <w:next w:val="FootnoteText"/>
     <w:uiPriority w:val="9"/>
     <w:unhideWhenUsed/>
     <w:qFormat/>
     <w:pPr>
-      <w:spacing w:before="100" w:after="100"/>
-      <w:ind w:left="480" w:right="480"/>
+      <w:spacing w:after="100" w:before="100"/>
+      <w:ind w:firstLine="0" w:left="480" w:right="480"/>
     </w:pPr>
   </w:style>
-  <w:style w:type="table" w:customStyle="1" w:styleId="Table">
+  <w:style w:default="1" w:styleId="DefaultParagraphFont" w:type="character">
+    <w:name w:val="Default Paragraph Font"/>
+    <w:semiHidden/>
+    <w:unhideWhenUsed/>
+  </w:style>
+  <w:style w:default="1" w:styleId="Table" w:type="table">
     <w:name w:val="Table"/>
+    <w:basedOn w:val="TableNormal"/>
     <w:semiHidden/>
     <w:unhideWhenUsed/>
     <w:qFormat/>
     <w:tblPr>
-      <w:tblInd w:w="0" w:type="dxa"/>
+      <w:tblInd w:type="dxa" w:w="0"/>
       <w:tblCellMar>
-        <w:top w:w="0" w:type="dxa"/>
-        <w:left w:w="108" w:type="dxa"/>
-        <w:bottom w:w="0" w:type="dxa"/>
-        <w:right w:w="108" w:type="dxa"/>
+        <w:top w:type="dxa" w:w="0"/>
+        <w:left w:type="dxa" w:w="108"/>
+        <w:bottom w:type="dxa" w:w="0"/>
+        <w:right w:type="dxa" w:w="108"/>
       </w:tblCellMar>
     </w:tblPr>
     <w:tblStylePr w:type="firstRow">
       <w:tblPr>
         <w:jc w:val="left"/>
+        <w:tblInd w:type="dxa" w:w="0"/>
       </w:tblPr>
       <w:trPr>
         <w:jc w:val="left"/>
       </w:trPr>
       <w:tcPr>
         <w:tcBorders>
-          <w:bottom w:val="single" w:sz="0" w:space="0" w:color="auto"/>
+          <w:bottom w:val="single"/>
         </w:tcBorders>
         <w:vAlign w:val="bottom"/>
       </w:tcPr>
     </w:tblStylePr>
   </w:style>
-  <w:style w:type="paragraph" w:customStyle="1" w:styleId="DefinitionTerm">
+  <w:style w:customStyle="1" w:styleId="DefinitionTerm" w:type="paragraph">
     <w:name w:val="Definition Term"/>
     <w:basedOn w:val="Normal"/>
     <w:next w:val="Definition"/>
@@ -1130,79 +1976,78 @@
       <w:b/>
     </w:rPr>
   </w:style>
-  <w:style w:type="paragraph" w:customStyle="1" w:styleId="Definition">
+  <w:style w:customStyle="1" w:styleId="Definition" w:type="paragraph">
     <w:name w:val="Definition"/>
     <w:basedOn w:val="Normal"/>
   </w:style>
-  <w:style w:type="paragraph" w:styleId="Bildetekst">
-    <w:name w:val="caption"/>
+  <w:style w:styleId="Caption" w:type="paragraph">
+    <w:name w:val="Caption"/>
     <w:basedOn w:val="Normal"/>
-    <w:link w:val="BildetekstTegn"/>
+    <w:link w:val="BodyTextChar"/>
     <w:pPr>
-      <w:spacing w:after="120"/>
+      <w:spacing w:after="120" w:before="0"/>
     </w:pPr>
     <w:rPr>
       <w:i/>
     </w:rPr>
   </w:style>
-  <w:style w:type="paragraph" w:customStyle="1" w:styleId="TableCaption">
+  <w:style w:customStyle="1" w:styleId="TableCaption" w:type="paragraph">
     <w:name w:val="Table Caption"/>
-    <w:basedOn w:val="Bildetekst"/>
+    <w:basedOn w:val="Caption"/>
     <w:pPr>
       <w:keepNext/>
     </w:pPr>
   </w:style>
-  <w:style w:type="paragraph" w:customStyle="1" w:styleId="ImageCaption">
+  <w:style w:customStyle="1" w:styleId="ImageCaption" w:type="paragraph">
     <w:name w:val="Image Caption"/>
-    <w:basedOn w:val="Bildetekst"/>
-  </w:style>
-  <w:style w:type="paragraph" w:customStyle="1" w:styleId="Figure">
+    <w:basedOn w:val="Caption"/>
+  </w:style>
+  <w:style w:customStyle="1" w:styleId="Figure" w:type="paragraph">
     <w:name w:val="Figure"/>
     <w:basedOn w:val="Normal"/>
   </w:style>
-  <w:style w:type="paragraph" w:customStyle="1" w:styleId="CaptionedFigure">
+  <w:style w:customStyle="1" w:styleId="CaptionedFigure" w:type="paragraph">
     <w:name w:val="Captioned Figure"/>
     <w:basedOn w:val="Figure"/>
     <w:pPr>
       <w:keepNext/>
     </w:pPr>
   </w:style>
-  <w:style w:type="character" w:customStyle="1" w:styleId="BildetekstTegn">
-    <w:name w:val="Bildetekst Tegn"/>
-    <w:basedOn w:val="Standardskriftforavsnitt"/>
-    <w:link w:val="Bildetekst"/>
-  </w:style>
-  <w:style w:type="character" w:customStyle="1" w:styleId="VerbatimChar">
+  <w:style w:customStyle="1" w:styleId="BodyTextChar" w:type="character">
+    <w:name w:val="Body Text Char"/>
+    <w:basedOn w:val="DefaultParagraphFont"/>
+    <w:link w:val="BodyText"/>
+  </w:style>
+  <w:style w:customStyle="1" w:styleId="VerbatimChar" w:type="character">
     <w:name w:val="Verbatim Char"/>
-    <w:basedOn w:val="BildetekstTegn"/>
-    <w:link w:val="SourceCode"/>
+    <w:basedOn w:val="BodyTextChar"/>
     <w:rPr>
       <w:rFonts w:ascii="Consolas" w:hAnsi="Consolas"/>
       <w:sz w:val="22"/>
     </w:rPr>
   </w:style>
-  <w:style w:type="character" w:customStyle="1" w:styleId="SectionNumber">
+  <w:style w:customStyle="1" w:styleId="SectionNumber" w:type="character">
     <w:name w:val="Section Number"/>
-    <w:basedOn w:val="BildetekstTegn"/>
-  </w:style>
-  <w:style w:type="character" w:styleId="Fotnotereferanse">
-    <w:name w:val="footnote reference"/>
-    <w:basedOn w:val="BildetekstTegn"/>
+    <w:basedOn w:val="BodyTextChar"/>
+  </w:style>
+  <w:style w:styleId="FootnoteReference" w:type="character">
+    <w:name w:val="Footnote Reference"/>
+    <w:basedOn w:val="BodyTextChar"/>
     <w:rPr>
       <w:vertAlign w:val="superscript"/>
     </w:rPr>
   </w:style>
-  <w:style w:type="character" w:styleId="Hyperkobling">
+  <w:style w:styleId="Hyperlink" w:type="character">
     <w:name w:val="Hyperlink"/>
-    <w:basedOn w:val="BildetekstTegn"/>
-    <w:rPr>
-      <w:color w:val="156082" w:themeColor="accent1"/>
-    </w:rPr>
-  </w:style>
-  <w:style w:type="paragraph" w:styleId="Overskriftforinnholdsfortegnelse">
+    <w:basedOn w:val="BodyTextChar"/>
+    <w:rPr>
+      <w:color w:themeColor="accent1" w:val="4F81BD"/>
+    </w:rPr>
+  </w:style>
+  <w:style w:styleId="TOCHeading" w:type="paragraph">
     <w:name w:val="TOC Heading"/>
-    <w:basedOn w:val="Overskrift1"/>
-    <w:next w:val="Brdtekst"/>
+    <w:basedOn w:val="Heading1"/>
+    <w:next w:val="BodyText"/>
     <w:uiPriority w:val="39"/>
     <w:unhideWhenUsed/>
     <w:qFormat/>
@@ -1210,329 +2055,273 @@
       <w:spacing w:before="240" w:line="259" w:lineRule="auto"/>
       <w:outlineLvl w:val="9"/>
     </w:pPr>
+    <w:rPr>
+      <w:rFonts w:asciiTheme="majorHAnsi" w:cstheme="majorBidi" w:eastAsiaTheme="majorEastAsia" w:hAnsiTheme="majorHAnsi"/>
+      <w:b w:val="0"/>
+      <w:bCs w:val="0"/>
+      <w:color w:themeColor="accent1" w:themeShade="BF" w:val="365F91"/>
+    </w:rPr>
   </w:style>
   <w:style w:type="paragraph" w:customStyle="1" w:styleId="SourceCode">
     <w:name w:val="Source Code"/>
     <w:basedOn w:val="Normal"/>
     <w:link w:val="VerbatimChar"/>
     <w:pPr>
-      <w:shd w:val="clear" w:color="auto" w:fill="F1F3F5"/>
-      <w:wordWrap w:val="0"/>
+      <w:wordWrap w:val="off"/>
+      <w:shd w:val="clear" w:fill="f1f3f5"/>
     </w:pPr>
   </w:style>
   <w:style w:type="character" w:customStyle="1" w:styleId="KeywordTok">
     <w:name w:val="KeywordTok"/>
     <w:basedOn w:val="VerbatimChar"/>
     <w:rPr>
-      <w:rFonts w:ascii="Consolas" w:hAnsi="Consolas"/>
       <w:b/>
-      <w:color w:val="003B4F"/>
-      <w:sz w:val="22"/>
-      <w:shd w:val="clear" w:color="auto" w:fill="F1F3F5"/>
+      <w:color w:val="003b4f"/>
+      <w:shd w:val="clear" w:fill="f1f3f5"/>
     </w:rPr>
   </w:style>
   <w:style w:type="character" w:customStyle="1" w:styleId="DataTypeTok">
     <w:name w:val="DataTypeTok"/>
     <w:basedOn w:val="VerbatimChar"/>
     <w:rPr>
-      <w:rFonts w:ascii="Consolas" w:hAnsi="Consolas"/>
-      <w:color w:val="AD0000"/>
-      <w:sz w:val="22"/>
-      <w:shd w:val="clear" w:color="auto" w:fill="F1F3F5"/>
+      <w:color w:val="ad0000"/>
+      <w:shd w:val="clear" w:fill="f1f3f5"/>
     </w:rPr>
   </w:style>
   <w:style w:type="character" w:customStyle="1" w:styleId="DecValTok">
     <w:name w:val="DecValTok"/>
     <w:basedOn w:val="VerbatimChar"/>
     <w:rPr>
-      <w:rFonts w:ascii="Consolas" w:hAnsi="Consolas"/>
-      <w:color w:val="AD0000"/>
-      <w:sz w:val="22"/>
-      <w:shd w:val="clear" w:color="auto" w:fill="F1F3F5"/>
+      <w:color w:val="ad0000"/>
+      <w:shd w:val="clear" w:fill="f1f3f5"/>
     </w:rPr>
   </w:style>
   <w:style w:type="character" w:customStyle="1" w:styleId="BaseNTok">
     <w:name w:val="BaseNTok"/>
     <w:basedOn w:val="VerbatimChar"/>
     <w:rPr>
-      <w:rFonts w:ascii="Consolas" w:hAnsi="Consolas"/>
-      <w:color w:val="AD0000"/>
-      <w:sz w:val="22"/>
-      <w:shd w:val="clear" w:color="auto" w:fill="F1F3F5"/>
+      <w:color w:val="ad0000"/>
+      <w:shd w:val="clear" w:fill="f1f3f5"/>
     </w:rPr>
   </w:style>
   <w:style w:type="character" w:customStyle="1" w:styleId="FloatTok">
     <w:name w:val="FloatTok"/>
     <w:basedOn w:val="VerbatimChar"/>
     <w:rPr>
-      <w:rFonts w:ascii="Consolas" w:hAnsi="Consolas"/>
-      <w:color w:val="AD0000"/>
-      <w:sz w:val="22"/>
-      <w:shd w:val="clear" w:color="auto" w:fill="F1F3F5"/>
+      <w:color w:val="ad0000"/>
+      <w:shd w:val="clear" w:fill="f1f3f5"/>
     </w:rPr>
   </w:style>
   <w:style w:type="character" w:customStyle="1" w:styleId="ConstantTok">
     <w:name w:val="ConstantTok"/>
     <w:basedOn w:val="VerbatimChar"/>
     <w:rPr>
-      <w:rFonts w:ascii="Consolas" w:hAnsi="Consolas"/>
-      <w:color w:val="8F5902"/>
-      <w:sz w:val="22"/>
-      <w:shd w:val="clear" w:color="auto" w:fill="F1F3F5"/>
+      <w:color w:val="8f5902"/>
+      <w:shd w:val="clear" w:fill="f1f3f5"/>
     </w:rPr>
   </w:style>
   <w:style w:type="character" w:customStyle="1" w:styleId="CharTok">
     <w:name w:val="CharTok"/>
     <w:basedOn w:val="VerbatimChar"/>
     <w:rPr>
-      <w:rFonts w:ascii="Consolas" w:hAnsi="Consolas"/>
-      <w:color w:val="20794D"/>
-      <w:sz w:val="22"/>
-      <w:shd w:val="clear" w:color="auto" w:fill="F1F3F5"/>
+      <w:color w:val="20794d"/>
+      <w:shd w:val="clear" w:fill="f1f3f5"/>
     </w:rPr>
   </w:style>
   <w:style w:type="character" w:customStyle="1" w:styleId="SpecialCharTok">
     <w:name w:val="SpecialCharTok"/>
     <w:basedOn w:val="VerbatimChar"/>
     <w:rPr>
-      <w:rFonts w:ascii="Consolas" w:hAnsi="Consolas"/>
-      <w:color w:val="5E5E5E"/>
-      <w:sz w:val="22"/>
-      <w:shd w:val="clear" w:color="auto" w:fill="F1F3F5"/>
+      <w:color w:val="5e5e5e"/>
+      <w:shd w:val="clear" w:fill="f1f3f5"/>
     </w:rPr>
   </w:style>
   <w:style w:type="character" w:customStyle="1" w:styleId="StringTok">
     <w:name w:val="StringTok"/>
     <w:basedOn w:val="VerbatimChar"/>
     <w:rPr>
-      <w:rFonts w:ascii="Consolas" w:hAnsi="Consolas"/>
-      <w:color w:val="20794D"/>
-      <w:sz w:val="22"/>
-      <w:shd w:val="clear" w:color="auto" w:fill="F1F3F5"/>
+      <w:color w:val="20794d"/>
+      <w:shd w:val="clear" w:fill="f1f3f5"/>
     </w:rPr>
   </w:style>
   <w:style w:type="character" w:customStyle="1" w:styleId="VerbatimStringTok">
     <w:name w:val="VerbatimStringTok"/>
     <w:basedOn w:val="VerbatimChar"/>
     <w:rPr>
-      <w:rFonts w:ascii="Consolas" w:hAnsi="Consolas"/>
-      <w:color w:val="20794D"/>
-      <w:sz w:val="22"/>
-      <w:shd w:val="clear" w:color="auto" w:fill="F1F3F5"/>
+      <w:color w:val="20794d"/>
+      <w:shd w:val="clear" w:fill="f1f3f5"/>
     </w:rPr>
   </w:style>
   <w:style w:type="character" w:customStyle="1" w:styleId="SpecialStringTok">
     <w:name w:val="SpecialStringTok"/>
     <w:basedOn w:val="VerbatimChar"/>
     <w:rPr>
-      <w:rFonts w:ascii="Consolas" w:hAnsi="Consolas"/>
-      <w:color w:val="20794D"/>
-      <w:sz w:val="22"/>
-      <w:shd w:val="clear" w:color="auto" w:fill="F1F3F5"/>
+      <w:color w:val="20794d"/>
+      <w:shd w:val="clear" w:fill="f1f3f5"/>
     </w:rPr>
   </w:style>
   <w:style w:type="character" w:customStyle="1" w:styleId="ImportTok">
     <w:name w:val="ImportTok"/>
     <w:basedOn w:val="VerbatimChar"/>
     <w:rPr>
-      <w:rFonts w:ascii="Consolas" w:hAnsi="Consolas"/>
-      <w:color w:val="00769E"/>
-      <w:sz w:val="22"/>
-      <w:shd w:val="clear" w:color="auto" w:fill="F1F3F5"/>
+      <w:color w:val="00769e"/>
+      <w:shd w:val="clear" w:fill="f1f3f5"/>
     </w:rPr>
   </w:style>
   <w:style w:type="character" w:customStyle="1" w:styleId="CommentTok">
     <w:name w:val="CommentTok"/>
     <w:basedOn w:val="VerbatimChar"/>
     <w:rPr>
-      <w:rFonts w:ascii="Consolas" w:hAnsi="Consolas"/>
-      <w:color w:val="5E5E5E"/>
-      <w:sz w:val="22"/>
-      <w:shd w:val="clear" w:color="auto" w:fill="F1F3F5"/>
+      <w:color w:val="5e5e5e"/>
+      <w:shd w:val="clear" w:fill="f1f3f5"/>
     </w:rPr>
   </w:style>
   <w:style w:type="character" w:customStyle="1" w:styleId="DocumentationTok">
     <w:name w:val="DocumentationTok"/>
     <w:basedOn w:val="VerbatimChar"/>
     <w:rPr>
-      <w:rFonts w:ascii="Consolas" w:hAnsi="Consolas"/>
       <w:i/>
-      <w:color w:val="5E5E5E"/>
-      <w:sz w:val="22"/>
-      <w:shd w:val="clear" w:color="auto" w:fill="F1F3F5"/>
+      <w:color w:val="5e5e5e"/>
+      <w:shd w:val="clear" w:fill="f1f3f5"/>
     </w:rPr>
   </w:style>
   <w:style w:type="character" w:customStyle="1" w:styleId="AnnotationTok">
     <w:name w:val="AnnotationTok"/>
     <w:basedOn w:val="VerbatimChar"/>
     <w:rPr>
-      <w:rFonts w:ascii="Consolas" w:hAnsi="Consolas"/>
-      <w:color w:val="5E5E5E"/>
-      <w:sz w:val="22"/>
-      <w:shd w:val="clear" w:color="auto" w:fill="F1F3F5"/>
+      <w:color w:val="5e5e5e"/>
+      <w:shd w:val="clear" w:fill="f1f3f5"/>
     </w:rPr>
   </w:style>
   <w:style w:type="character" w:customStyle="1" w:styleId="CommentVarTok">
     <w:name w:val="CommentVarTok"/>
     <w:basedOn w:val="VerbatimChar"/>
     <w:rPr>
-      <w:rFonts w:ascii="Consolas" w:hAnsi="Consolas"/>
       <w:i/>
-      <w:color w:val="5E5E5E"/>
-      <w:sz w:val="22"/>
-      <w:shd w:val="clear" w:color="auto" w:fill="F1F3F5"/>
+      <w:color w:val="5e5e5e"/>
+      <w:shd w:val="clear" w:fill="f1f3f5"/>
     </w:rPr>
   </w:style>
   <w:style w:type="character" w:customStyle="1" w:styleId="OtherTok">
     <w:name w:val="OtherTok"/>
     <w:basedOn w:val="VerbatimChar"/>
     <w:rPr>
-      <w:rFonts w:ascii="Consolas" w:hAnsi="Consolas"/>
-      <w:color w:val="003B4F"/>
-      <w:sz w:val="22"/>
-      <w:shd w:val="clear" w:color="auto" w:fill="F1F3F5"/>
+      <w:color w:val="003b4f"/>
+      <w:shd w:val="clear" w:fill="f1f3f5"/>
     </w:rPr>
   </w:style>
   <w:style w:type="character" w:customStyle="1" w:styleId="FunctionTok">
     <w:name w:val="FunctionTok"/>
     <w:basedOn w:val="VerbatimChar"/>
     <w:rPr>
-      <w:rFonts w:ascii="Consolas" w:hAnsi="Consolas"/>
-      <w:color w:val="4758AB"/>
-      <w:sz w:val="22"/>
-      <w:shd w:val="clear" w:color="auto" w:fill="F1F3F5"/>
+      <w:color w:val="4758ab"/>
+      <w:shd w:val="clear" w:fill="f1f3f5"/>
     </w:rPr>
   </w:style>
   <w:style w:type="character" w:customStyle="1" w:styleId="VariableTok">
     <w:name w:val="VariableTok"/>
     <w:basedOn w:val="VerbatimChar"/>
     <w:rPr>
-      <w:rFonts w:ascii="Consolas" w:hAnsi="Consolas"/>
       <w:color w:val="111111"/>
-      <w:sz w:val="22"/>
-      <w:shd w:val="clear" w:color="auto" w:fill="F1F3F5"/>
+      <w:shd w:val="clear" w:fill="f1f3f5"/>
     </w:rPr>
   </w:style>
   <w:style w:type="character" w:customStyle="1" w:styleId="ControlFlowTok">
     <w:name w:val="ControlFlowTok"/>
     <w:basedOn w:val="VerbatimChar"/>
     <w:rPr>
-      <w:rFonts w:ascii="Consolas" w:hAnsi="Consolas"/>
       <w:b/>
-      <w:color w:val="003B4F"/>
-      <w:sz w:val="22"/>
-      <w:shd w:val="clear" w:color="auto" w:fill="F1F3F5"/>
+      <w:color w:val="003b4f"/>
+      <w:shd w:val="clear" w:fill="f1f3f5"/>
     </w:rPr>
   </w:style>
   <w:style w:type="character" w:customStyle="1" w:styleId="OperatorTok">
     <w:name w:val="OperatorTok"/>
     <w:basedOn w:val="VerbatimChar"/>
     <w:rPr>
-      <w:rFonts w:ascii="Consolas" w:hAnsi="Consolas"/>
-      <w:color w:val="5E5E5E"/>
-      <w:sz w:val="22"/>
-      <w:shd w:val="clear" w:color="auto" w:fill="F1F3F5"/>
+      <w:color w:val="5e5e5e"/>
+      <w:shd w:val="clear" w:fill="f1f3f5"/>
     </w:rPr>
   </w:style>
   <w:style w:type="character" w:customStyle="1" w:styleId="BuiltInTok">
     <w:name w:val="BuiltInTok"/>
     <w:basedOn w:val="VerbatimChar"/>
     <w:rPr>
-      <w:rFonts w:ascii="Consolas" w:hAnsi="Consolas"/>
-      <w:color w:val="003B4F"/>
-      <w:sz w:val="22"/>
-      <w:shd w:val="clear" w:color="auto" w:fill="F1F3F5"/>
+      <w:color w:val="003b4f"/>
+      <w:shd w:val="clear" w:fill="f1f3f5"/>
     </w:rPr>
   </w:style>
   <w:style w:type="character" w:customStyle="1" w:styleId="ExtensionTok">
     <w:name w:val="ExtensionTok"/>
     <w:basedOn w:val="VerbatimChar"/>
     <w:rPr>
-      <w:rFonts w:ascii="Consolas" w:hAnsi="Consolas"/>
-      <w:color w:val="003B4F"/>
-      <w:sz w:val="22"/>
-      <w:shd w:val="clear" w:color="auto" w:fill="F1F3F5"/>
+      <w:color w:val="003b4f"/>
+      <w:shd w:val="clear" w:fill="f1f3f5"/>
     </w:rPr>
   </w:style>
   <w:style w:type="character" w:customStyle="1" w:styleId="PreprocessorTok">
     <w:name w:val="PreprocessorTok"/>
     <w:basedOn w:val="VerbatimChar"/>
     <w:rPr>
-      <w:rFonts w:ascii="Consolas" w:hAnsi="Consolas"/>
-      <w:color w:val="AD0000"/>
-      <w:sz w:val="22"/>
-      <w:shd w:val="clear" w:color="auto" w:fill="F1F3F5"/>
+      <w:color w:val="ad0000"/>
+      <w:shd w:val="clear" w:fill="f1f3f5"/>
     </w:rPr>
   </w:style>
   <w:style w:type="character" w:customStyle="1" w:styleId="AttributeTok">
     <w:name w:val="AttributeTok"/>
     <w:basedOn w:val="VerbatimChar"/>
     <w:rPr>
-      <w:rFonts w:ascii="Consolas" w:hAnsi="Consolas"/>
       <w:color w:val="657422"/>
-      <w:sz w:val="22"/>
-      <w:shd w:val="clear" w:color="auto" w:fill="F1F3F5"/>
+      <w:shd w:val="clear" w:fill="f1f3f5"/>
     </w:rPr>
   </w:style>
   <w:style w:type="character" w:customStyle="1" w:styleId="RegionMarkerTok">
     <w:name w:val="RegionMarkerTok"/>
     <w:basedOn w:val="VerbatimChar"/>
     <w:rPr>
-      <w:rFonts w:ascii="Consolas" w:hAnsi="Consolas"/>
-      <w:color w:val="003B4F"/>
-      <w:sz w:val="22"/>
-      <w:shd w:val="clear" w:color="auto" w:fill="F1F3F5"/>
+      <w:color w:val="003b4f"/>
+      <w:shd w:val="clear" w:fill="f1f3f5"/>
     </w:rPr>
   </w:style>
   <w:style w:type="character" w:customStyle="1" w:styleId="InformationTok">
     <w:name w:val="InformationTok"/>
     <w:basedOn w:val="VerbatimChar"/>
     <w:rPr>
-      <w:rFonts w:ascii="Consolas" w:hAnsi="Consolas"/>
-      <w:color w:val="5E5E5E"/>
-      <w:sz w:val="22"/>
-      <w:shd w:val="clear" w:color="auto" w:fill="F1F3F5"/>
+      <w:color w:val="5e5e5e"/>
+      <w:shd w:val="clear" w:fill="f1f3f5"/>
     </w:rPr>
   </w:style>
   <w:style w:type="character" w:customStyle="1" w:styleId="WarningTok">
     <w:name w:val="WarningTok"/>
     <w:basedOn w:val="VerbatimChar"/>
     <w:rPr>
-      <w:rFonts w:ascii="Consolas" w:hAnsi="Consolas"/>
       <w:i/>
-      <w:color w:val="5E5E5E"/>
-      <w:sz w:val="22"/>
-      <w:shd w:val="clear" w:color="auto" w:fill="F1F3F5"/>
+      <w:color w:val="5e5e5e"/>
+      <w:shd w:val="clear" w:fill="f1f3f5"/>
     </w:rPr>
   </w:style>
   <w:style w:type="character" w:customStyle="1" w:styleId="AlertTok">
     <w:name w:val="AlertTok"/>
     <w:basedOn w:val="VerbatimChar"/>
     <w:rPr>
-      <w:rFonts w:ascii="Consolas" w:hAnsi="Consolas"/>
-      <w:color w:val="AD0000"/>
-      <w:sz w:val="22"/>
-      <w:shd w:val="clear" w:color="auto" w:fill="F1F3F5"/>
+      <w:color w:val="ad0000"/>
+      <w:shd w:val="clear" w:fill="f1f3f5"/>
     </w:rPr>
   </w:style>
   <w:style w:type="character" w:customStyle="1" w:styleId="ErrorTok">
     <w:name w:val="ErrorTok"/>
     <w:basedOn w:val="VerbatimChar"/>
     <w:rPr>
-      <w:rFonts w:ascii="Consolas" w:hAnsi="Consolas"/>
-      <w:color w:val="AD0000"/>
-      <w:sz w:val="22"/>
-      <w:shd w:val="clear" w:color="auto" w:fill="F1F3F5"/>
+      <w:color w:val="ad0000"/>
+      <w:shd w:val="clear" w:fill="f1f3f5"/>
     </w:rPr>
   </w:style>
   <w:style w:type="character" w:customStyle="1" w:styleId="NormalTok">
     <w:name w:val="NormalTok"/>
     <w:basedOn w:val="VerbatimChar"/>
     <w:rPr>
-      <w:rFonts w:ascii="Consolas" w:hAnsi="Consolas"/>
-      <w:color w:val="003B4F"/>
-      <w:sz w:val="22"/>
-      <w:shd w:val="clear" w:color="auto" w:fill="F1F3F5"/>
+      <w:color w:val="003b4f"/>
+      <w:shd w:val="clear" w:fill="f1f3f5"/>
     </w:rPr>
   </w:style>
 </w:styles>

--- a/analyse/timeseries_for_priser/forste_utkast.docx
+++ b/analyse/timeseries_for_priser/forste_utkast.docx
@@ -57,7 +57,7 @@
         <w:pStyle w:val="BodyText"/>
       </w:pPr>
       <w:r>
-        <w:t xml:space="preserve">For å ta hensyn til forskjeller i produksjon, forbruk og overføringskapasitet er Norge delt inn i fem prisområder. Prisområdene er ikke nødvendigvis sammenfallende med fylkes- eller kommunegrenser, men representerer områder der strømprisen kan variere som følge av begrensninger i strømnettet.</w:t>
+        <w:t xml:space="preserve">For å ta hensyn til forskjeller i produksjon, forbruk og overføringskapasitet er Norge delt inn i fem prisområder. Prisområdene er ikke nødvendigvis sammenfallende med fylkes- eller kommunegrenser, men representerer områder der strømprisen kan variere som følge av begrensninger i strømnettet. I de første plottene, som viser de store trendene i strømmarkedet kommer forskjellen mellom de ulike prissonene tydelig frem.</w:t>
       </w:r>
     </w:p>
     <w:tbl xmlns:w="http://schemas.openxmlformats.org/wordprocessingml/2006/main" xmlns:r="http://schemas.openxmlformats.org/officeDocument/2006/relationships" xmlns:w14="http://schemas.microsoft.com/office/word/2010/wordml" xmlns:wp="http://schemas.openxmlformats.org/drawingml/2006/wordprocessingDrawing" xmlns:a="http://schemas.openxmlformats.org/drawingml/2006/main" xmlns:pic="http://schemas.openxmlformats.org/drawingml/2006/picture">
@@ -1099,6 +1099,17 @@
         <w:t xml:space="preserve">Målet er dermed å bruke dataanalyse til å undersøke både den historiske utviklingen i norske strømpriser og hvilke faktorer som kan bidra til å forklare variasjonen mellom ulike tidspunkter og prisområder.</w:t>
       </w:r>
     </w:p>
+    <w:p>
+      <w:pPr>
+        <w:pStyle w:val="SourceCode"/>
+      </w:pPr>
+      <w:r>
+        <w:rPr>
+          <w:rStyle w:val="VerbatimChar"/>
+        </w:rPr>
+        <w:t xml:space="preserve">[1] 493429</w:t>
+      </w:r>
+    </w:p>
     <w:bookmarkEnd w:id="20"/>
     <w:bookmarkEnd w:id="21"/>
     <w:bookmarkStart w:id="31" w:name="de-store-trendene-siden-2020"/>
@@ -1279,6 +1290,17 @@
       </w:pPr>
       <w:r>
         <w:t xml:space="preserve">I mikroøkonomi lærer vi at strøm har en uelastisk etterspørsel, da konsumentne i liten grad kan tilpasse strønforbruket sitt med hensyn på prisen. Strøm brukes stort sett til oppvarming av bolig for privatpersoner, og til maskiner for bedrifters del. Derfor er det intressant å se på korrelasjonen mellom pris og konsumert strøm i et scatterplott. Vi gjør både datasettet med strømforbruket og datasettet med markedspriser i de ulike prissionene timesoppløste, før vi merger disse sammen.</w:t>
+      </w:r>
+    </w:p>
+    <w:p>
+      <w:pPr>
+        <w:pStyle w:val="SourceCode"/>
+      </w:pPr>
+      <w:r>
+        <w:rPr>
+          <w:rStyle w:val="VerbatimChar"/>
+        </w:rPr>
+        <w:t xml:space="preserve">[1] 493429</w:t>
       </w:r>
     </w:p>
     <w:bookmarkEnd w:id="30"/>

--- a/analyse/timeseries_for_priser/forste_utkast.docx
+++ b/analyse/timeseries_for_priser/forste_utkast.docx
@@ -1099,20 +1099,9 @@
         <w:t xml:space="preserve">Målet er dermed å bruke dataanalyse til å undersøke både den historiske utviklingen i norske strømpriser og hvilke faktorer som kan bidra til å forklare variasjonen mellom ulike tidspunkter og prisområder.</w:t>
       </w:r>
     </w:p>
-    <w:p>
-      <w:pPr>
-        <w:pStyle w:val="SourceCode"/>
-      </w:pPr>
-      <w:r>
-        <w:rPr>
-          <w:rStyle w:val="VerbatimChar"/>
-        </w:rPr>
-        <w:t xml:space="preserve">[1] 493429</w:t>
-      </w:r>
-    </w:p>
     <w:bookmarkEnd w:id="20"/>
     <w:bookmarkEnd w:id="21"/>
-    <w:bookmarkStart w:id="31" w:name="de-store-trendene-siden-2020"/>
+    <w:bookmarkStart w:id="34" w:name="de-store-trendene-siden-2020"/>
     <w:p>
       <w:pPr>
         <w:pStyle w:val="Heading1"/>
@@ -1275,7 +1264,7 @@
       </w:r>
     </w:p>
     <w:bookmarkEnd w:id="29"/>
-    <w:bookmarkStart w:id="30" w:name="forbruk-som-en-funksjon-av-pris"/>
+    <w:bookmarkStart w:id="33" w:name="forbruk-som-en-funksjon-av-pris"/>
     <w:p>
       <w:pPr>
         <w:pStyle w:val="Heading2"/>
@@ -1289,22 +1278,66 @@
         <w:pStyle w:val="FirstParagraph"/>
       </w:pPr>
       <w:r>
-        <w:t xml:space="preserve">I mikroøkonomi lærer vi at strøm har en uelastisk etterspørsel, da konsumentne i liten grad kan tilpasse strønforbruket sitt med hensyn på prisen. Strøm brukes stort sett til oppvarming av bolig for privatpersoner, og til maskiner for bedrifters del. Derfor er det intressant å se på korrelasjonen mellom pris og konsumert strøm i et scatterplott. Vi gjør både datasettet med strømforbruket og datasettet med markedspriser i de ulike prissionene timesoppløste, før vi merger disse sammen.</w:t>
+        <w:t xml:space="preserve">I mikroøkonomi lærer vi at etterspørselen etter strøm er relativt uelastisk (antagelsen er fullkomment marked, med prisfaste kvantumstilpassere), ettersom konsumentene i begrenset grad kan tilpasse strømforbruket sitt til endringer i prisen. For husholdninger brukes strøm blant annet til oppvarming, mens den for bedrifter i større grad inngår som en innsatsfaktor i produksjonen. Det er derfor interessant å undersøke sammenhengen mellom strømpris og strømforbruk.</w:t>
       </w:r>
     </w:p>
     <w:p>
       <w:pPr>
-        <w:pStyle w:val="SourceCode"/>
+        <w:pStyle w:val="BodyText"/>
       </w:pPr>
       <w:r>
-        <w:rPr>
-          <w:rStyle w:val="VerbatimChar"/>
-        </w:rPr>
-        <w:t xml:space="preserve">[1] 493429</w:t>
+        <w:t xml:space="preserve">Vi gjør både strømforbruksdataene og markedsprisene for de ulike prisområdene timeoppløste, før datasettene merges. Analysen avgrenses til perioden fra juni 2026 og frem til i dag. Scatterplottet viser en relativt bratt etterspøselskurve i alle prisområder, med unntak av NO1. Dette kan sees i sammenheng med at</w:t>
       </w:r>
     </w:p>
-    <w:bookmarkEnd w:id="30"/>
-    <w:bookmarkEnd w:id="31"/>
+    <w:p>
+      <w:pPr>
+        <w:pStyle w:val="BodyText"/>
+      </w:pPr>
+      <w:r>
+        <w:drawing>
+          <wp:inline>
+            <wp:extent cx="4620126" cy="3696101"/>
+            <wp:effectExtent b="0" l="0" r="0" t="0"/>
+            <wp:docPr descr="" title="" id="31" name="Picture"/>
+            <a:graphic>
+              <a:graphicData uri="http://schemas.openxmlformats.org/drawingml/2006/picture">
+                <pic:pic>
+                  <pic:nvPicPr>
+                    <pic:cNvPr descr="forste_utkast_files/figure-docx/unnamed-chunk-6-1.png" id="32" name="Picture"/>
+                    <pic:cNvPicPr>
+                      <a:picLocks noChangeArrowheads="1" noChangeAspect="1"/>
+                    </pic:cNvPicPr>
+                  </pic:nvPicPr>
+                  <pic:blipFill>
+                    <a:blip r:embed="rId30"/>
+                    <a:stretch>
+                      <a:fillRect/>
+                    </a:stretch>
+                  </pic:blipFill>
+                  <pic:spPr bwMode="auto">
+                    <a:xfrm>
+                      <a:off x="0" y="0"/>
+                      <a:ext cx="4620126" cy="3696101"/>
+                    </a:xfrm>
+                    <a:prstGeom prst="rect">
+                      <a:avLst/>
+                    </a:prstGeom>
+                    <a:noFill/>
+                    <a:ln w="9525">
+                      <a:noFill/>
+                      <a:headEnd/>
+                      <a:tailEnd/>
+                    </a:ln>
+                  </pic:spPr>
+                </pic:pic>
+              </a:graphicData>
+            </a:graphic>
+          </wp:inline>
+        </w:drawing>
+      </w:r>
+    </w:p>
+    <w:bookmarkEnd w:id="33"/>
+    <w:bookmarkEnd w:id="34"/>
     <w:sectPr>
       <w:footnotePr>
         <w:numRestart w:val="eachSect"/>
